--- a/Ejercicio_Machine_Learning_Abalone.docx
+++ b/Ejercicio_Machine_Learning_Abalone.docx
@@ -112,15 +112,28 @@
         <w:pStyle w:val="Ttulo1"/>
       </w:pPr>
       <w:r>
-        <w:t>1. Contexto</w:t>
+        <w:t xml:space="preserve">1. </w:t>
+      </w:r>
+      <w:proofErr w:type="spellStart"/>
+      <w:r>
+        <w:t>Contexto</w:t>
+      </w:r>
+      <w:proofErr w:type="spellEnd"/>
+      <w:r>
+        <w:t xml:space="preserve"> del problema</w:t>
       </w:r>
     </w:p>
     <w:p>
       <w:r>
-        <w:t xml:space="preserve">Una empresa dedicada al estudio y comercialización de abalones quiere utilizar </w:t>
+        <w:t xml:space="preserve">Una empresa dedicada al estudio y comercialización de abalones quiere utilizar técnicas de Machine Learning para estimar la edad de un ejemplar a </w:t>
       </w:r>
+      <w:proofErr w:type="spellStart"/>
       <w:r>
-        <w:t xml:space="preserve">técnicas de Machine Learning para estimar la edad de un ejemplar a partir de sus </w:t>
+        <w:t>partir</w:t>
+      </w:r>
+      <w:proofErr w:type="spellEnd"/>
+      <w:r>
+        <w:t xml:space="preserve"> de sus </w:t>
       </w:r>
       <w:proofErr w:type="spellStart"/>
       <w:r>
@@ -652,10 +665,7 @@
         <w:t xml:space="preserve">Fuente: </w:t>
       </w:r>
       <w:r>
-        <w:t>UCI M</w:t>
-      </w:r>
-      <w:r>
-        <w:t>achine Learning Repository — Abalone Dataset</w:t>
+        <w:t>UCI Machine Learning Repository — Abalone Dataset</w:t>
       </w:r>
     </w:p>
     <w:p>
@@ -684,10 +694,7 @@
     </w:p>
     <w:p>
       <w:r>
-        <w:t>Una parte importan</w:t>
-      </w:r>
-      <w:r>
-        <w:t>te del ejercicio consiste en identificar por ti mismo qué tipo de problema de Machine Learning se está planteando y seleccionar el modelo adecuado.</w:t>
+        <w:t>Una parte importante del ejercicio consiste en identificar por ti mismo qué tipo de problema de Machine Learning se está planteando y seleccionar el modelo adecuado.</w:t>
       </w:r>
     </w:p>
     <w:p>
@@ -719,10 +726,7 @@
         <w:pStyle w:val="Listaconvietas"/>
       </w:pPr>
       <w:r>
-        <w:t>Muestra l</w:t>
-      </w:r>
-      <w:r>
-        <w:t>as primeras filas.</w:t>
+        <w:t>Muestra las primeras filas.</w:t>
       </w:r>
     </w:p>
     <w:p>
@@ -778,10 +782,7 @@
         <w:pStyle w:val="Listaconvietas"/>
       </w:pPr>
       <w:r>
-        <w:t xml:space="preserve">Investiga y comprende qué </w:t>
-      </w:r>
-      <w:r>
-        <w:t>representa cada variable.</w:t>
+        <w:t>Investiga y comprende qué representa cada variable.</w:t>
       </w:r>
     </w:p>
     <w:p>
@@ -813,10 +814,7 @@
         <w:pStyle w:val="Listaconvietas"/>
       </w:pPr>
       <w:r>
-        <w:t>Identifica qué variables pa</w:t>
-      </w:r>
-      <w:r>
-        <w:t>recen tener mayor relación con el resultado.</w:t>
+        <w:t>Identifica qué variables parecen tener mayor relación con el resultado.</w:t>
       </w:r>
     </w:p>
     <w:p>
@@ -861,10 +859,7 @@
         <w:pStyle w:val="Listaconvietas"/>
       </w:pPr>
       <w:r>
-        <w:t xml:space="preserve">Si existe </w:t>
-      </w:r>
-      <w:r>
-        <w:t>alguna variable categórica, decide cómo transformarla.</w:t>
+        <w:t>Si existe alguna variable categórica, decide cómo transformarla.</w:t>
       </w:r>
     </w:p>
     <w:p>
@@ -894,10 +889,7 @@
     </w:p>
     <w:p>
       <w:r>
-        <w:t>Utiliza Sc</w:t>
-      </w:r>
-      <w:r>
-        <w:t>ikit-learn para crear y entrenar el modelo de Machine Learning.</w:t>
+        <w:t>Utiliza Scikit-learn para crear y entrenar el modelo de Machine Learning.</w:t>
       </w:r>
     </w:p>
     <w:p>
@@ -929,13 +921,7 @@
         <w:rPr>
           <w:b/>
         </w:rPr>
-        <w:t>IMPORTANTE: No se</w:t>
-      </w:r>
-      <w:r>
-        <w:rPr>
-          <w:b/>
-        </w:rPr>
-        <w:t xml:space="preserve"> indica en el enunciado qué tipo de regresión debes utilizar. Debes analizar el problema y decidir qué modelo corresponde.</w:t>
+        <w:t>IMPORTANTE: No se indica en el enunciado qué tipo de regresión debes utilizar. Debes analizar el problema y decidir qué modelo corresponde.</w:t>
       </w:r>
     </w:p>
     <w:p>
@@ -959,10 +945,7 @@
         <w:pStyle w:val="Listaconvietas"/>
       </w:pPr>
       <w:r>
-        <w:t>Calcula las métricas utilizando el conjunto de pru</w:t>
-      </w:r>
-      <w:r>
-        <w:t>eba.</w:t>
+        <w:t>Calcula las métricas utilizando el conjunto de prueba.</w:t>
       </w:r>
     </w:p>
     <w:p>
@@ -991,10 +974,7 @@
     </w:p>
     <w:p>
       <w:r>
-        <w:t xml:space="preserve">Selecciona varias observaciones del conjunto de prueba y muestra una comparación entre el valor real y la </w:t>
-      </w:r>
-      <w:r>
-        <w:t>predicción realizada por el modelo.</w:t>
+        <w:t>Selecciona varias observaciones del conjunto de prueba y muestra una comparación entre el valor real y la predicción realizada por el modelo.</w:t>
       </w:r>
     </w:p>
     <w:tbl>
@@ -1130,10 +1110,7 @@
         <w:pStyle w:val="Listaconvietas"/>
       </w:pPr>
       <w:r>
-        <w:t xml:space="preserve">Qué dificultades has </w:t>
-      </w:r>
-      <w:r>
-        <w:t>encontrado durante el ejercicio.</w:t>
+        <w:t>Qué dificultades has encontrado durante el ejercicio.</w:t>
       </w:r>
     </w:p>
     <w:p>
@@ -1167,10 +1144,7 @@
     </w:p>
     <w:p>
       <w:r>
-        <w:t xml:space="preserve">Guarda el código desarrollado en un archivo .py o en un Jupyter </w:t>
-      </w:r>
-      <w:r>
-        <w:t>Notebook (.ipynb) y súbelo a tu repositorio de GitHub junto con este enunciado.</w:t>
+        <w:t>Guarda el código desarrollado en un archivo .py o en un Jupyter Notebook (.ipynb) y súbelo a tu repositorio de GitHub junto con este enunciado.</w:t>
       </w:r>
     </w:p>
     <w:p>
@@ -1828,11 +1802,6 @@
     <w:lsdException w:name="Book Title" w:uiPriority="33" w:qFormat="1"/>
     <w:lsdException w:name="Bibliography" w:semiHidden="1" w:uiPriority="37" w:unhideWhenUsed="1"/>
     <w:lsdException w:name="TOC Heading" w:semiHidden="1" w:uiPriority="39" w:unhideWhenUsed="1" w:qFormat="1"/>
-    <w:lsdException w:name="Plain Table 5" w:semiHidden="1" w:unhideWhenUsed="1"/>
-    <w:lsdException w:name="Grid Table Light" w:semiHidden="1" w:unhideWhenUsed="1"/>
-    <w:lsdException w:name="Grid Table 1 Light" w:semiHidden="1" w:unhideWhenUsed="1"/>
-    <w:lsdException w:name="Grid Table 2" w:semiHidden="1" w:unhideWhenUsed="1"/>
-    <w:lsdException w:name="Grid Table 3" w:semiHidden="1" w:unhideWhenUsed="1"/>
     <w:lsdException w:name="Grid Table 4" w:uiPriority="49"/>
     <w:lsdException w:name="Grid Table 5 Dark" w:uiPriority="50"/>
     <w:lsdException w:name="Grid Table 6 Colorful" w:uiPriority="51"/>

--- a/Ejercicio_Machine_Learning_Abalone.docx
+++ b/Ejercicio_Machine_Learning_Abalone.docx
@@ -120,12 +120,33 @@
       </w:r>
       <w:proofErr w:type="spellEnd"/>
       <w:r>
-        <w:t xml:space="preserve"> del problema</w:t>
-      </w:r>
+        <w:t xml:space="preserve"> del </w:t>
+      </w:r>
+      <w:proofErr w:type="spellStart"/>
+      <w:r>
+        <w:t>problema</w:t>
+      </w:r>
+      <w:proofErr w:type="spellEnd"/>
     </w:p>
     <w:p>
       <w:r>
-        <w:t xml:space="preserve">Una empresa dedicada al estudio y comercialización de abalones quiere utilizar técnicas de Machine Learning para estimar la edad de un ejemplar a </w:t>
+        <w:t xml:space="preserve">Una empresa dedicada al estudio y comercialización de abalones quiere utilizar técnicas de Machine Learning para estimar la </w:t>
+      </w:r>
+      <w:proofErr w:type="spellStart"/>
+      <w:r>
+        <w:t>edad</w:t>
+      </w:r>
+      <w:proofErr w:type="spellEnd"/>
+      <w:r>
+        <w:t xml:space="preserve"> de un </w:t>
+      </w:r>
+      <w:proofErr w:type="spellStart"/>
+      <w:r>
+        <w:t>ejemplar</w:t>
+      </w:r>
+      <w:proofErr w:type="spellEnd"/>
+      <w:r>
+        <w:t xml:space="preserve"> a </w:t>
       </w:r>
       <w:proofErr w:type="spellStart"/>
       <w:r>
@@ -694,287 +715,3748 @@
     </w:p>
     <w:p>
       <w:r>
-        <w:t>Una parte importante del ejercicio consiste en identificar por ti mismo qué tipo de problema de Machine Learning se está planteando y seleccionar el modelo adecuado.</w:t>
+        <w:t xml:space="preserve">Una parte importante del ejercicio consiste en identificar por ti mismo qué tipo de problema de Machine Learning se </w:t>
+      </w:r>
+      <w:proofErr w:type="spellStart"/>
+      <w:r>
+        <w:t>está</w:t>
+      </w:r>
+      <w:proofErr w:type="spellEnd"/>
+      <w:r>
+        <w:t xml:space="preserve"> </w:t>
+      </w:r>
+      <w:proofErr w:type="spellStart"/>
+      <w:r>
+        <w:t>planteando</w:t>
+      </w:r>
+      <w:proofErr w:type="spellEnd"/>
+      <w:r>
+        <w:t xml:space="preserve"> y </w:t>
+      </w:r>
+      <w:proofErr w:type="spellStart"/>
+      <w:r>
+        <w:t>seleccionar</w:t>
+      </w:r>
+      <w:proofErr w:type="spellEnd"/>
+      <w:r>
+        <w:t xml:space="preserve"> </w:t>
+      </w:r>
+      <w:proofErr w:type="spellStart"/>
+      <w:r>
+        <w:t>el</w:t>
+      </w:r>
+      <w:proofErr w:type="spellEnd"/>
+      <w:r>
+        <w:t xml:space="preserve"> </w:t>
+      </w:r>
+      <w:proofErr w:type="spellStart"/>
+      <w:r>
+        <w:t>modelo</w:t>
+      </w:r>
+      <w:proofErr w:type="spellEnd"/>
+      <w:r>
+        <w:t xml:space="preserve"> </w:t>
+      </w:r>
+      <w:proofErr w:type="spellStart"/>
+      <w:r>
+        <w:t>adecuado</w:t>
+      </w:r>
+      <w:proofErr w:type="spellEnd"/>
+      <w:r>
+        <w:t>.</w:t>
       </w:r>
     </w:p>
     <w:p>
       <w:pPr>
-        <w:pStyle w:val="Ttulo1"/>
-      </w:pPr>
-      <w:r>
-        <w:t>4. Carga y exploración de los datos</w:t>
+        <w:rPr>
+          <w:rFonts w:ascii="Segoe UI" w:eastAsia="Times New Roman" w:hAnsi="Segoe UI" w:cs="Segoe UI"/>
+          <w:b/>
+          <w:bCs/>
+          <w:color w:val="4F6228" w:themeColor="accent3" w:themeShade="80"/>
+          <w:szCs w:val="21"/>
+          <w:lang w:val="es-ES" w:eastAsia="es-ES"/>
+        </w:rPr>
+      </w:pPr>
+      <w:r>
+        <w:rPr>
+          <w:rFonts w:ascii="Segoe UI" w:eastAsia="Times New Roman" w:hAnsi="Segoe UI" w:cs="Segoe UI"/>
+          <w:b/>
+          <w:bCs/>
+          <w:color w:val="4F6228" w:themeColor="accent3" w:themeShade="80"/>
+          <w:szCs w:val="21"/>
+          <w:lang w:val="es-ES" w:eastAsia="es-ES"/>
+        </w:rPr>
+        <w:t xml:space="preserve">Como es un </w:t>
+      </w:r>
+      <w:proofErr w:type="spellStart"/>
+      <w:r>
+        <w:rPr>
+          <w:rFonts w:ascii="Segoe UI" w:eastAsia="Times New Roman" w:hAnsi="Segoe UI" w:cs="Segoe UI"/>
+          <w:b/>
+          <w:bCs/>
+          <w:color w:val="4F6228" w:themeColor="accent3" w:themeShade="80"/>
+          <w:szCs w:val="21"/>
+          <w:lang w:val="es-ES" w:eastAsia="es-ES"/>
+        </w:rPr>
+        <w:t>proceso</w:t>
+      </w:r>
+      <w:proofErr w:type="spellEnd"/>
+      <w:r>
+        <w:rPr>
+          <w:rFonts w:ascii="Segoe UI" w:eastAsia="Times New Roman" w:hAnsi="Segoe UI" w:cs="Segoe UI"/>
+          <w:b/>
+          <w:bCs/>
+          <w:color w:val="4F6228" w:themeColor="accent3" w:themeShade="80"/>
+          <w:szCs w:val="21"/>
+          <w:lang w:val="es-ES" w:eastAsia="es-ES"/>
+        </w:rPr>
+        <w:t xml:space="preserve"> para </w:t>
+      </w:r>
+      <w:proofErr w:type="spellStart"/>
+      <w:r>
+        <w:rPr>
+          <w:rFonts w:ascii="Segoe UI" w:eastAsia="Times New Roman" w:hAnsi="Segoe UI" w:cs="Segoe UI"/>
+          <w:b/>
+          <w:bCs/>
+          <w:color w:val="4F6228" w:themeColor="accent3" w:themeShade="80"/>
+          <w:szCs w:val="21"/>
+          <w:lang w:val="es-ES" w:eastAsia="es-ES"/>
+        </w:rPr>
+        <w:t>estimar</w:t>
+      </w:r>
+      <w:proofErr w:type="spellEnd"/>
+      <w:r>
+        <w:rPr>
+          <w:rFonts w:ascii="Segoe UI" w:eastAsia="Times New Roman" w:hAnsi="Segoe UI" w:cs="Segoe UI"/>
+          <w:b/>
+          <w:bCs/>
+          <w:color w:val="4F6228" w:themeColor="accent3" w:themeShade="80"/>
+          <w:szCs w:val="21"/>
+          <w:lang w:val="es-ES" w:eastAsia="es-ES"/>
+        </w:rPr>
+        <w:t xml:space="preserve"> la </w:t>
+      </w:r>
+      <w:proofErr w:type="spellStart"/>
+      <w:r>
+        <w:rPr>
+          <w:rFonts w:ascii="Segoe UI" w:eastAsia="Times New Roman" w:hAnsi="Segoe UI" w:cs="Segoe UI"/>
+          <w:b/>
+          <w:bCs/>
+          <w:color w:val="4F6228" w:themeColor="accent3" w:themeShade="80"/>
+          <w:szCs w:val="21"/>
+          <w:lang w:val="es-ES" w:eastAsia="es-ES"/>
+        </w:rPr>
+        <w:t>edad</w:t>
+      </w:r>
+      <w:proofErr w:type="spellEnd"/>
+      <w:r>
+        <w:rPr>
+          <w:rFonts w:ascii="Segoe UI" w:eastAsia="Times New Roman" w:hAnsi="Segoe UI" w:cs="Segoe UI"/>
+          <w:b/>
+          <w:bCs/>
+          <w:color w:val="4F6228" w:themeColor="accent3" w:themeShade="80"/>
+          <w:szCs w:val="21"/>
+          <w:lang w:val="es-ES" w:eastAsia="es-ES"/>
+        </w:rPr>
+        <w:t xml:space="preserve"> de un </w:t>
+      </w:r>
+      <w:proofErr w:type="spellStart"/>
+      <w:r>
+        <w:rPr>
+          <w:rFonts w:ascii="Segoe UI" w:eastAsia="Times New Roman" w:hAnsi="Segoe UI" w:cs="Segoe UI"/>
+          <w:b/>
+          <w:bCs/>
+          <w:color w:val="4F6228" w:themeColor="accent3" w:themeShade="80"/>
+          <w:szCs w:val="21"/>
+          <w:lang w:val="es-ES" w:eastAsia="es-ES"/>
+        </w:rPr>
+        <w:t>abalón</w:t>
+      </w:r>
+      <w:proofErr w:type="spellEnd"/>
+      <w:r>
+        <w:rPr>
+          <w:rFonts w:ascii="Segoe UI" w:eastAsia="Times New Roman" w:hAnsi="Segoe UI" w:cs="Segoe UI"/>
+          <w:b/>
+          <w:bCs/>
+          <w:color w:val="4F6228" w:themeColor="accent3" w:themeShade="80"/>
+          <w:szCs w:val="21"/>
+          <w:lang w:val="es-ES" w:eastAsia="es-ES"/>
+        </w:rPr>
+        <w:t xml:space="preserve"> y </w:t>
+      </w:r>
+      <w:proofErr w:type="spellStart"/>
+      <w:r>
+        <w:rPr>
+          <w:rFonts w:ascii="Segoe UI" w:eastAsia="Times New Roman" w:hAnsi="Segoe UI" w:cs="Segoe UI"/>
+          <w:b/>
+          <w:bCs/>
+          <w:color w:val="4F6228" w:themeColor="accent3" w:themeShade="80"/>
+          <w:szCs w:val="21"/>
+          <w:lang w:val="es-ES" w:eastAsia="es-ES"/>
+        </w:rPr>
+        <w:t>en</w:t>
+      </w:r>
+      <w:proofErr w:type="spellEnd"/>
+      <w:r>
+        <w:rPr>
+          <w:rFonts w:ascii="Segoe UI" w:eastAsia="Times New Roman" w:hAnsi="Segoe UI" w:cs="Segoe UI"/>
+          <w:b/>
+          <w:bCs/>
+          <w:color w:val="4F6228" w:themeColor="accent3" w:themeShade="80"/>
+          <w:szCs w:val="21"/>
+          <w:lang w:val="es-ES" w:eastAsia="es-ES"/>
+        </w:rPr>
+        <w:t xml:space="preserve"> mi dataset temenos los </w:t>
+      </w:r>
+      <w:proofErr w:type="spellStart"/>
+      <w:r>
+        <w:rPr>
+          <w:rFonts w:ascii="Segoe UI" w:eastAsia="Times New Roman" w:hAnsi="Segoe UI" w:cs="Segoe UI"/>
+          <w:b/>
+          <w:bCs/>
+          <w:color w:val="4F6228" w:themeColor="accent3" w:themeShade="80"/>
+          <w:szCs w:val="21"/>
+          <w:lang w:val="es-ES" w:eastAsia="es-ES"/>
+        </w:rPr>
+        <w:t>valores</w:t>
+      </w:r>
+      <w:proofErr w:type="spellEnd"/>
+      <w:r>
+        <w:rPr>
+          <w:rFonts w:ascii="Segoe UI" w:eastAsia="Times New Roman" w:hAnsi="Segoe UI" w:cs="Segoe UI"/>
+          <w:b/>
+          <w:bCs/>
+          <w:color w:val="4F6228" w:themeColor="accent3" w:themeShade="80"/>
+          <w:szCs w:val="21"/>
+          <w:lang w:val="es-ES" w:eastAsia="es-ES"/>
+        </w:rPr>
+        <w:t xml:space="preserve"> que </w:t>
+      </w:r>
+      <w:proofErr w:type="spellStart"/>
+      <w:r>
+        <w:rPr>
+          <w:rFonts w:ascii="Segoe UI" w:eastAsia="Times New Roman" w:hAnsi="Segoe UI" w:cs="Segoe UI"/>
+          <w:b/>
+          <w:bCs/>
+          <w:color w:val="4F6228" w:themeColor="accent3" w:themeShade="80"/>
+          <w:szCs w:val="21"/>
+          <w:lang w:val="es-ES" w:eastAsia="es-ES"/>
+        </w:rPr>
+        <w:t>en</w:t>
+      </w:r>
+      <w:proofErr w:type="spellEnd"/>
+      <w:r>
+        <w:rPr>
+          <w:rFonts w:ascii="Segoe UI" w:eastAsia="Times New Roman" w:hAnsi="Segoe UI" w:cs="Segoe UI"/>
+          <w:b/>
+          <w:bCs/>
+          <w:color w:val="4F6228" w:themeColor="accent3" w:themeShade="80"/>
+          <w:szCs w:val="21"/>
+          <w:lang w:val="es-ES" w:eastAsia="es-ES"/>
+        </w:rPr>
+        <w:t xml:space="preserve"> </w:t>
+      </w:r>
+      <w:proofErr w:type="spellStart"/>
+      <w:r>
+        <w:rPr>
+          <w:rFonts w:ascii="Segoe UI" w:eastAsia="Times New Roman" w:hAnsi="Segoe UI" w:cs="Segoe UI"/>
+          <w:b/>
+          <w:bCs/>
+          <w:color w:val="4F6228" w:themeColor="accent3" w:themeShade="80"/>
+          <w:szCs w:val="21"/>
+          <w:lang w:val="es-ES" w:eastAsia="es-ES"/>
+        </w:rPr>
+        <w:t>función</w:t>
+      </w:r>
+      <w:proofErr w:type="spellEnd"/>
+      <w:r>
+        <w:rPr>
+          <w:rFonts w:ascii="Segoe UI" w:eastAsia="Times New Roman" w:hAnsi="Segoe UI" w:cs="Segoe UI"/>
+          <w:b/>
+          <w:bCs/>
+          <w:color w:val="4F6228" w:themeColor="accent3" w:themeShade="80"/>
+          <w:szCs w:val="21"/>
+          <w:lang w:val="es-ES" w:eastAsia="es-ES"/>
+        </w:rPr>
+        <w:t xml:space="preserve"> de </w:t>
+      </w:r>
+      <w:proofErr w:type="spellStart"/>
+      <w:r>
+        <w:rPr>
+          <w:rFonts w:ascii="Segoe UI" w:eastAsia="Times New Roman" w:hAnsi="Segoe UI" w:cs="Segoe UI"/>
+          <w:b/>
+          <w:bCs/>
+          <w:color w:val="4F6228" w:themeColor="accent3" w:themeShade="80"/>
+          <w:szCs w:val="21"/>
+          <w:lang w:val="es-ES" w:eastAsia="es-ES"/>
+        </w:rPr>
+        <w:t>unas</w:t>
+      </w:r>
+      <w:proofErr w:type="spellEnd"/>
+      <w:r>
+        <w:rPr>
+          <w:rFonts w:ascii="Segoe UI" w:eastAsia="Times New Roman" w:hAnsi="Segoe UI" w:cs="Segoe UI"/>
+          <w:b/>
+          <w:bCs/>
+          <w:color w:val="4F6228" w:themeColor="accent3" w:themeShade="80"/>
+          <w:szCs w:val="21"/>
+          <w:lang w:val="es-ES" w:eastAsia="es-ES"/>
+        </w:rPr>
+        <w:t xml:space="preserve"> </w:t>
+      </w:r>
+      <w:proofErr w:type="spellStart"/>
+      <w:r>
+        <w:rPr>
+          <w:rFonts w:ascii="Segoe UI" w:eastAsia="Times New Roman" w:hAnsi="Segoe UI" w:cs="Segoe UI"/>
+          <w:b/>
+          <w:bCs/>
+          <w:color w:val="4F6228" w:themeColor="accent3" w:themeShade="80"/>
+          <w:szCs w:val="21"/>
+          <w:lang w:val="es-ES" w:eastAsia="es-ES"/>
+        </w:rPr>
+        <w:t>características</w:t>
+      </w:r>
+      <w:proofErr w:type="spellEnd"/>
+      <w:r>
+        <w:rPr>
+          <w:rFonts w:ascii="Segoe UI" w:eastAsia="Times New Roman" w:hAnsi="Segoe UI" w:cs="Segoe UI"/>
+          <w:b/>
+          <w:bCs/>
+          <w:color w:val="4F6228" w:themeColor="accent3" w:themeShade="80"/>
+          <w:szCs w:val="21"/>
+          <w:lang w:val="es-ES" w:eastAsia="es-ES"/>
+        </w:rPr>
+        <w:t xml:space="preserve"> y me </w:t>
+      </w:r>
+      <w:proofErr w:type="spellStart"/>
+      <w:r>
+        <w:rPr>
+          <w:rFonts w:ascii="Segoe UI" w:eastAsia="Times New Roman" w:hAnsi="Segoe UI" w:cs="Segoe UI"/>
+          <w:b/>
+          <w:bCs/>
+          <w:color w:val="4F6228" w:themeColor="accent3" w:themeShade="80"/>
+          <w:szCs w:val="21"/>
+          <w:lang w:val="es-ES" w:eastAsia="es-ES"/>
+        </w:rPr>
+        <w:t>va</w:t>
+      </w:r>
+      <w:proofErr w:type="spellEnd"/>
+      <w:r>
+        <w:rPr>
+          <w:rFonts w:ascii="Segoe UI" w:eastAsia="Times New Roman" w:hAnsi="Segoe UI" w:cs="Segoe UI"/>
+          <w:b/>
+          <w:bCs/>
+          <w:color w:val="4F6228" w:themeColor="accent3" w:themeShade="80"/>
+          <w:szCs w:val="21"/>
+          <w:lang w:val="es-ES" w:eastAsia="es-ES"/>
+        </w:rPr>
+        <w:t xml:space="preserve"> a </w:t>
+      </w:r>
+      <w:proofErr w:type="spellStart"/>
+      <w:r>
+        <w:rPr>
+          <w:rFonts w:ascii="Segoe UI" w:eastAsia="Times New Roman" w:hAnsi="Segoe UI" w:cs="Segoe UI"/>
+          <w:b/>
+          <w:bCs/>
+          <w:color w:val="4F6228" w:themeColor="accent3" w:themeShade="80"/>
+          <w:szCs w:val="21"/>
+          <w:lang w:val="es-ES" w:eastAsia="es-ES"/>
+        </w:rPr>
+        <w:t>dar</w:t>
+      </w:r>
+      <w:proofErr w:type="spellEnd"/>
+      <w:r>
+        <w:rPr>
+          <w:rFonts w:ascii="Segoe UI" w:eastAsia="Times New Roman" w:hAnsi="Segoe UI" w:cs="Segoe UI"/>
+          <w:b/>
+          <w:bCs/>
+          <w:color w:val="4F6228" w:themeColor="accent3" w:themeShade="80"/>
+          <w:szCs w:val="21"/>
+          <w:lang w:val="es-ES" w:eastAsia="es-ES"/>
+        </w:rPr>
+        <w:t xml:space="preserve"> una variable continua la </w:t>
+      </w:r>
+      <w:proofErr w:type="spellStart"/>
+      <w:r>
+        <w:rPr>
+          <w:rFonts w:ascii="Segoe UI" w:eastAsia="Times New Roman" w:hAnsi="Segoe UI" w:cs="Segoe UI"/>
+          <w:b/>
+          <w:bCs/>
+          <w:color w:val="4F6228" w:themeColor="accent3" w:themeShade="80"/>
+          <w:szCs w:val="21"/>
+          <w:lang w:val="es-ES" w:eastAsia="es-ES"/>
+        </w:rPr>
+        <w:t>edad</w:t>
+      </w:r>
+      <w:proofErr w:type="spellEnd"/>
+      <w:r>
+        <w:rPr>
+          <w:rFonts w:ascii="Segoe UI" w:eastAsia="Times New Roman" w:hAnsi="Segoe UI" w:cs="Segoe UI"/>
+          <w:b/>
+          <w:bCs/>
+          <w:color w:val="4F6228" w:themeColor="accent3" w:themeShade="80"/>
+          <w:szCs w:val="21"/>
+          <w:lang w:val="es-ES" w:eastAsia="es-ES"/>
+        </w:rPr>
+        <w:t xml:space="preserve">, </w:t>
+      </w:r>
+      <w:proofErr w:type="spellStart"/>
+      <w:r>
+        <w:rPr>
+          <w:rFonts w:ascii="Segoe UI" w:eastAsia="Times New Roman" w:hAnsi="Segoe UI" w:cs="Segoe UI"/>
+          <w:b/>
+          <w:bCs/>
+          <w:color w:val="4F6228" w:themeColor="accent3" w:themeShade="80"/>
+          <w:szCs w:val="21"/>
+          <w:lang w:val="es-ES" w:eastAsia="es-ES"/>
+        </w:rPr>
+        <w:t>además</w:t>
+      </w:r>
+      <w:proofErr w:type="spellEnd"/>
+      <w:r>
+        <w:rPr>
+          <w:rFonts w:ascii="Segoe UI" w:eastAsia="Times New Roman" w:hAnsi="Segoe UI" w:cs="Segoe UI"/>
+          <w:b/>
+          <w:bCs/>
+          <w:color w:val="4F6228" w:themeColor="accent3" w:themeShade="80"/>
+          <w:szCs w:val="21"/>
+          <w:lang w:val="es-ES" w:eastAsia="es-ES"/>
+        </w:rPr>
+        <w:t xml:space="preserve"> </w:t>
+      </w:r>
+      <w:proofErr w:type="spellStart"/>
+      <w:r>
+        <w:rPr>
+          <w:rFonts w:ascii="Segoe UI" w:eastAsia="Times New Roman" w:hAnsi="Segoe UI" w:cs="Segoe UI"/>
+          <w:b/>
+          <w:bCs/>
+          <w:color w:val="4F6228" w:themeColor="accent3" w:themeShade="80"/>
+          <w:szCs w:val="21"/>
+          <w:lang w:val="es-ES" w:eastAsia="es-ES"/>
+        </w:rPr>
+        <w:t>teniendo</w:t>
+      </w:r>
+      <w:proofErr w:type="spellEnd"/>
+      <w:r>
+        <w:rPr>
+          <w:rFonts w:ascii="Segoe UI" w:eastAsia="Times New Roman" w:hAnsi="Segoe UI" w:cs="Segoe UI"/>
+          <w:b/>
+          <w:bCs/>
+          <w:color w:val="4F6228" w:themeColor="accent3" w:themeShade="80"/>
+          <w:szCs w:val="21"/>
+          <w:lang w:val="es-ES" w:eastAsia="es-ES"/>
+        </w:rPr>
+        <w:t xml:space="preserve"> los </w:t>
+      </w:r>
+      <w:proofErr w:type="spellStart"/>
+      <w:r>
+        <w:rPr>
+          <w:rFonts w:ascii="Segoe UI" w:eastAsia="Times New Roman" w:hAnsi="Segoe UI" w:cs="Segoe UI"/>
+          <w:b/>
+          <w:bCs/>
+          <w:color w:val="4F6228" w:themeColor="accent3" w:themeShade="80"/>
+          <w:szCs w:val="21"/>
+          <w:lang w:val="es-ES" w:eastAsia="es-ES"/>
+        </w:rPr>
+        <w:t>valores</w:t>
+      </w:r>
+      <w:proofErr w:type="spellEnd"/>
+      <w:r>
+        <w:rPr>
+          <w:rFonts w:ascii="Segoe UI" w:eastAsia="Times New Roman" w:hAnsi="Segoe UI" w:cs="Segoe UI"/>
+          <w:b/>
+          <w:bCs/>
+          <w:color w:val="4F6228" w:themeColor="accent3" w:themeShade="80"/>
+          <w:szCs w:val="21"/>
+          <w:lang w:val="es-ES" w:eastAsia="es-ES"/>
+        </w:rPr>
+        <w:t xml:space="preserve"> del dataset que me </w:t>
+      </w:r>
+      <w:proofErr w:type="spellStart"/>
+      <w:r>
+        <w:rPr>
+          <w:rFonts w:ascii="Segoe UI" w:eastAsia="Times New Roman" w:hAnsi="Segoe UI" w:cs="Segoe UI"/>
+          <w:b/>
+          <w:bCs/>
+          <w:color w:val="4F6228" w:themeColor="accent3" w:themeShade="80"/>
+          <w:szCs w:val="21"/>
+          <w:lang w:val="es-ES" w:eastAsia="es-ES"/>
+        </w:rPr>
+        <w:t>permite</w:t>
+      </w:r>
+      <w:proofErr w:type="spellEnd"/>
+      <w:r>
+        <w:rPr>
+          <w:rFonts w:ascii="Segoe UI" w:eastAsia="Times New Roman" w:hAnsi="Segoe UI" w:cs="Segoe UI"/>
+          <w:b/>
+          <w:bCs/>
+          <w:color w:val="4F6228" w:themeColor="accent3" w:themeShade="80"/>
+          <w:szCs w:val="21"/>
+          <w:lang w:val="es-ES" w:eastAsia="es-ES"/>
+        </w:rPr>
+        <w:t xml:space="preserve"> </w:t>
+      </w:r>
+      <w:proofErr w:type="spellStart"/>
+      <w:r>
+        <w:rPr>
+          <w:rFonts w:ascii="Segoe UI" w:eastAsia="Times New Roman" w:hAnsi="Segoe UI" w:cs="Segoe UI"/>
+          <w:b/>
+          <w:bCs/>
+          <w:color w:val="4F6228" w:themeColor="accent3" w:themeShade="80"/>
+          <w:szCs w:val="21"/>
+          <w:lang w:val="es-ES" w:eastAsia="es-ES"/>
+        </w:rPr>
+        <w:t>datos</w:t>
+      </w:r>
+      <w:proofErr w:type="spellEnd"/>
+      <w:r>
+        <w:rPr>
+          <w:rFonts w:ascii="Segoe UI" w:eastAsia="Times New Roman" w:hAnsi="Segoe UI" w:cs="Segoe UI"/>
+          <w:b/>
+          <w:bCs/>
+          <w:color w:val="4F6228" w:themeColor="accent3" w:themeShade="80"/>
+          <w:szCs w:val="21"/>
+          <w:lang w:val="es-ES" w:eastAsia="es-ES"/>
+        </w:rPr>
+        <w:t xml:space="preserve"> de test y de </w:t>
+      </w:r>
+      <w:proofErr w:type="spellStart"/>
+      <w:r>
+        <w:rPr>
+          <w:rFonts w:ascii="Segoe UI" w:eastAsia="Times New Roman" w:hAnsi="Segoe UI" w:cs="Segoe UI"/>
+          <w:b/>
+          <w:bCs/>
+          <w:color w:val="4F6228" w:themeColor="accent3" w:themeShade="80"/>
+          <w:szCs w:val="21"/>
+          <w:lang w:val="es-ES" w:eastAsia="es-ES"/>
+        </w:rPr>
+        <w:t>entrenamiento</w:t>
+      </w:r>
+      <w:proofErr w:type="spellEnd"/>
+      <w:r>
+        <w:rPr>
+          <w:rFonts w:ascii="Segoe UI" w:eastAsia="Times New Roman" w:hAnsi="Segoe UI" w:cs="Segoe UI"/>
+          <w:b/>
+          <w:bCs/>
+          <w:color w:val="4F6228" w:themeColor="accent3" w:themeShade="80"/>
+          <w:szCs w:val="21"/>
+          <w:lang w:val="es-ES" w:eastAsia="es-ES"/>
+        </w:rPr>
+        <w:t xml:space="preserve"> se </w:t>
+      </w:r>
+      <w:proofErr w:type="spellStart"/>
+      <w:r>
+        <w:rPr>
+          <w:rFonts w:ascii="Segoe UI" w:eastAsia="Times New Roman" w:hAnsi="Segoe UI" w:cs="Segoe UI"/>
+          <w:b/>
+          <w:bCs/>
+          <w:color w:val="4F6228" w:themeColor="accent3" w:themeShade="80"/>
+          <w:szCs w:val="21"/>
+          <w:lang w:val="es-ES" w:eastAsia="es-ES"/>
+        </w:rPr>
+        <w:t>necesita</w:t>
+      </w:r>
+      <w:proofErr w:type="spellEnd"/>
+      <w:r>
+        <w:rPr>
+          <w:rFonts w:ascii="Segoe UI" w:eastAsia="Times New Roman" w:hAnsi="Segoe UI" w:cs="Segoe UI"/>
+          <w:b/>
+          <w:bCs/>
+          <w:color w:val="4F6228" w:themeColor="accent3" w:themeShade="80"/>
+          <w:szCs w:val="21"/>
+          <w:lang w:val="es-ES" w:eastAsia="es-ES"/>
+        </w:rPr>
+        <w:t xml:space="preserve"> un </w:t>
+      </w:r>
+      <w:proofErr w:type="spellStart"/>
+      <w:r>
+        <w:rPr>
+          <w:rFonts w:ascii="Segoe UI" w:eastAsia="Times New Roman" w:hAnsi="Segoe UI" w:cs="Segoe UI"/>
+          <w:b/>
+          <w:bCs/>
+          <w:color w:val="4F6228" w:themeColor="accent3" w:themeShade="80"/>
+          <w:szCs w:val="21"/>
+          <w:lang w:val="es-ES" w:eastAsia="es-ES"/>
+        </w:rPr>
+        <w:t>proceso</w:t>
+      </w:r>
+      <w:proofErr w:type="spellEnd"/>
+      <w:r>
+        <w:rPr>
+          <w:rFonts w:ascii="Segoe UI" w:eastAsia="Times New Roman" w:hAnsi="Segoe UI" w:cs="Segoe UI"/>
+          <w:b/>
+          <w:bCs/>
+          <w:color w:val="4F6228" w:themeColor="accent3" w:themeShade="80"/>
+          <w:szCs w:val="21"/>
+          <w:lang w:val="es-ES" w:eastAsia="es-ES"/>
+        </w:rPr>
+        <w:t xml:space="preserve"> de regression lineal con Machine Learning.</w:t>
       </w:r>
     </w:p>
     <w:p>
       <w:pPr>
-        <w:pStyle w:val="Listaconvietas"/>
-      </w:pPr>
-      <w:r>
-        <w:t>Descarga el dataset desde Internet.</w:t>
+        <w:spacing w:after="0" w:line="300" w:lineRule="atLeast"/>
+        <w:rPr>
+          <w:rFonts w:ascii="Segoe UI" w:eastAsia="Times New Roman" w:hAnsi="Segoe UI" w:cs="Segoe UI"/>
+          <w:szCs w:val="21"/>
+          <w:lang w:val="es-ES" w:eastAsia="es-ES"/>
+        </w:rPr>
+      </w:pPr>
+      <w:r>
+        <w:rPr>
+          <w:rFonts w:ascii="Segoe UI" w:eastAsia="Times New Roman" w:hAnsi="Segoe UI" w:cs="Segoe UI"/>
+          <w:szCs w:val="21"/>
+          <w:lang w:val="es-ES" w:eastAsia="es-ES"/>
+        </w:rPr>
+        <w:t>Python</w:t>
       </w:r>
     </w:p>
     <w:p>
       <w:pPr>
-        <w:pStyle w:val="Listaconvietas"/>
-      </w:pPr>
-      <w:r>
-        <w:t>Cárgalo utilizando Pandas.</w:t>
-      </w:r>
+        <w:spacing w:after="0" w:line="300" w:lineRule="atLeast"/>
+        <w:rPr>
+          <w:rFonts w:ascii="Segoe UI" w:eastAsia="Times New Roman" w:hAnsi="Segoe UI" w:cs="Segoe UI"/>
+          <w:szCs w:val="21"/>
+          <w:lang w:val="es-ES" w:eastAsia="es-ES"/>
+        </w:rPr>
+      </w:pPr>
+      <w:r>
+        <w:rPr>
+          <w:rFonts w:ascii="Segoe UI" w:eastAsia="Times New Roman" w:hAnsi="Segoe UI" w:cs="Segoe UI"/>
+          <w:szCs w:val="21"/>
+          <w:lang w:val="es-ES" w:eastAsia="es-ES"/>
+        </w:rPr>
+        <w:t xml:space="preserve"># Descripción de las variables del </w:t>
+      </w:r>
+      <w:proofErr w:type="spellStart"/>
+      <w:r>
+        <w:rPr>
+          <w:rFonts w:ascii="Segoe UI" w:eastAsia="Times New Roman" w:hAnsi="Segoe UI" w:cs="Segoe UI"/>
+          <w:szCs w:val="21"/>
+          <w:lang w:val="es-ES" w:eastAsia="es-ES"/>
+        </w:rPr>
+        <w:t>dataset</w:t>
+      </w:r>
+      <w:proofErr w:type="spellEnd"/>
+      <w:r>
+        <w:rPr>
+          <w:rFonts w:ascii="Segoe UI" w:eastAsia="Times New Roman" w:hAnsi="Segoe UI" w:cs="Segoe UI"/>
+          <w:szCs w:val="21"/>
+          <w:lang w:val="es-ES" w:eastAsia="es-ES"/>
+        </w:rPr>
+        <w:t xml:space="preserve"> </w:t>
+      </w:r>
+      <w:proofErr w:type="spellStart"/>
+      <w:r>
+        <w:rPr>
+          <w:rFonts w:ascii="Segoe UI" w:eastAsia="Times New Roman" w:hAnsi="Segoe UI" w:cs="Segoe UI"/>
+          <w:szCs w:val="21"/>
+          <w:lang w:val="es-ES" w:eastAsia="es-ES"/>
+        </w:rPr>
+        <w:t>Abalone</w:t>
+      </w:r>
+      <w:proofErr w:type="spellEnd"/>
     </w:p>
     <w:p>
       <w:pPr>
-        <w:pStyle w:val="Listaconvietas"/>
-      </w:pPr>
-      <w:r>
-        <w:t>Muestra las primeras filas.</w:t>
+        <w:spacing w:after="0" w:line="300" w:lineRule="atLeast"/>
+        <w:rPr>
+          <w:rFonts w:ascii="Segoe UI" w:eastAsia="Times New Roman" w:hAnsi="Segoe UI" w:cs="Segoe UI"/>
+          <w:szCs w:val="21"/>
+          <w:lang w:val="es-ES" w:eastAsia="es-ES"/>
+        </w:rPr>
+      </w:pPr>
+      <w:r>
+        <w:rPr>
+          <w:rFonts w:ascii="Segoe UI" w:eastAsia="Times New Roman" w:hAnsi="Segoe UI" w:cs="Segoe UI"/>
+          <w:szCs w:val="21"/>
+          <w:lang w:val="es-ES" w:eastAsia="es-ES"/>
+        </w:rPr>
+        <w:t> </w:t>
       </w:r>
     </w:p>
     <w:p>
       <w:pPr>
-        <w:pStyle w:val="Listaconvietas"/>
-      </w:pPr>
-      <w:r>
-        <w:t>Indica el número de filas y columnas.</w:t>
+        <w:spacing w:after="0" w:line="300" w:lineRule="atLeast"/>
+        <w:rPr>
+          <w:rFonts w:ascii="Segoe UI" w:eastAsia="Times New Roman" w:hAnsi="Segoe UI" w:cs="Segoe UI"/>
+          <w:b/>
+          <w:bCs/>
+          <w:color w:val="4F6228" w:themeColor="accent3" w:themeShade="80"/>
+          <w:szCs w:val="21"/>
+          <w:lang w:val="es-ES" w:eastAsia="es-ES"/>
+        </w:rPr>
+      </w:pPr>
+      <w:r>
+        <w:rPr>
+          <w:rFonts w:ascii="Segoe UI" w:eastAsia="Times New Roman" w:hAnsi="Segoe UI" w:cs="Segoe UI"/>
+          <w:b/>
+          <w:bCs/>
+          <w:color w:val="4F6228" w:themeColor="accent3" w:themeShade="80"/>
+          <w:szCs w:val="21"/>
+          <w:lang w:val="es-ES" w:eastAsia="es-ES"/>
+        </w:rPr>
+        <w:t># Sex (Sexo)</w:t>
       </w:r>
     </w:p>
     <w:p>
       <w:pPr>
-        <w:pStyle w:val="Listaconvietas"/>
-      </w:pPr>
-      <w:r>
-        <w:t>Muestra los nombres de las columnas.</w:t>
+        <w:spacing w:after="0" w:line="300" w:lineRule="atLeast"/>
+        <w:rPr>
+          <w:rFonts w:ascii="Segoe UI" w:eastAsia="Times New Roman" w:hAnsi="Segoe UI" w:cs="Segoe UI"/>
+          <w:szCs w:val="21"/>
+          <w:lang w:val="es-ES" w:eastAsia="es-ES"/>
+        </w:rPr>
+      </w:pPr>
+      <w:r>
+        <w:rPr>
+          <w:rFonts w:ascii="Segoe UI" w:eastAsia="Times New Roman" w:hAnsi="Segoe UI" w:cs="Segoe UI"/>
+          <w:szCs w:val="21"/>
+          <w:lang w:val="es-ES" w:eastAsia="es-ES"/>
+        </w:rPr>
+        <w:t># Tipo: Categórica (nominal)</w:t>
       </w:r>
     </w:p>
     <w:p>
       <w:pPr>
-        <w:pStyle w:val="Listaconvietas"/>
-      </w:pPr>
-      <w:r>
-        <w:t>Comprueba los tipos de datos.</w:t>
+        <w:spacing w:after="0" w:line="300" w:lineRule="atLeast"/>
+        <w:rPr>
+          <w:rFonts w:ascii="Segoe UI" w:eastAsia="Times New Roman" w:hAnsi="Segoe UI" w:cs="Segoe UI"/>
+          <w:szCs w:val="21"/>
+          <w:lang w:val="es-ES" w:eastAsia="es-ES"/>
+        </w:rPr>
+      </w:pPr>
+      <w:r>
+        <w:rPr>
+          <w:rFonts w:ascii="Segoe UI" w:eastAsia="Times New Roman" w:hAnsi="Segoe UI" w:cs="Segoe UI"/>
+          <w:szCs w:val="21"/>
+          <w:lang w:val="es-ES" w:eastAsia="es-ES"/>
+        </w:rPr>
+        <w:t># Valores:</w:t>
       </w:r>
     </w:p>
     <w:p>
       <w:pPr>
-        <w:pStyle w:val="Listaconvietas"/>
-      </w:pPr>
-      <w:r>
-        <w:t>Comprueba si existen valores nulos.</w:t>
+        <w:spacing w:after="0" w:line="300" w:lineRule="atLeast"/>
+        <w:rPr>
+          <w:rFonts w:ascii="Segoe UI" w:eastAsia="Times New Roman" w:hAnsi="Segoe UI" w:cs="Segoe UI"/>
+          <w:szCs w:val="21"/>
+          <w:lang w:val="es-ES" w:eastAsia="es-ES"/>
+        </w:rPr>
+      </w:pPr>
+      <w:r>
+        <w:rPr>
+          <w:rFonts w:ascii="Segoe UI" w:eastAsia="Times New Roman" w:hAnsi="Segoe UI" w:cs="Segoe UI"/>
+          <w:szCs w:val="21"/>
+          <w:lang w:val="es-ES" w:eastAsia="es-ES"/>
+        </w:rPr>
+        <w:t># M = Macho</w:t>
       </w:r>
     </w:p>
     <w:p>
       <w:pPr>
-        <w:pStyle w:val="Listaconvietas"/>
-      </w:pPr>
-      <w:r>
-        <w:t>Obtén estadísticas básicas de las variables.</w:t>
+        <w:spacing w:after="0" w:line="300" w:lineRule="atLeast"/>
+        <w:rPr>
+          <w:rFonts w:ascii="Segoe UI" w:eastAsia="Times New Roman" w:hAnsi="Segoe UI" w:cs="Segoe UI"/>
+          <w:szCs w:val="21"/>
+          <w:lang w:val="es-ES" w:eastAsia="es-ES"/>
+        </w:rPr>
+      </w:pPr>
+      <w:r>
+        <w:rPr>
+          <w:rFonts w:ascii="Segoe UI" w:eastAsia="Times New Roman" w:hAnsi="Segoe UI" w:cs="Segoe UI"/>
+          <w:szCs w:val="21"/>
+          <w:lang w:val="es-ES" w:eastAsia="es-ES"/>
+        </w:rPr>
+        <w:t># F = Hembra</w:t>
       </w:r>
     </w:p>
     <w:p>
       <w:pPr>
-        <w:pStyle w:val="Ttulo1"/>
-      </w:pPr>
-      <w:r>
-        <w:t>5. Análisis de los datos</w:t>
+        <w:spacing w:after="0" w:line="300" w:lineRule="atLeast"/>
+        <w:rPr>
+          <w:rFonts w:ascii="Segoe UI" w:eastAsia="Times New Roman" w:hAnsi="Segoe UI" w:cs="Segoe UI"/>
+          <w:szCs w:val="21"/>
+          <w:lang w:val="es-ES" w:eastAsia="es-ES"/>
+        </w:rPr>
+      </w:pPr>
+      <w:r>
+        <w:rPr>
+          <w:rFonts w:ascii="Segoe UI" w:eastAsia="Times New Roman" w:hAnsi="Segoe UI" w:cs="Segoe UI"/>
+          <w:szCs w:val="21"/>
+          <w:lang w:val="es-ES" w:eastAsia="es-ES"/>
+        </w:rPr>
+        <w:t># I = Infantil/Juvenil</w:t>
       </w:r>
     </w:p>
     <w:p>
       <w:pPr>
-        <w:pStyle w:val="Listaconvietas"/>
-      </w:pPr>
-      <w:r>
-        <w:t>Investiga y comprende qué representa cada variable.</w:t>
+        <w:spacing w:after="0" w:line="300" w:lineRule="atLeast"/>
+        <w:rPr>
+          <w:rFonts w:ascii="Segoe UI" w:eastAsia="Times New Roman" w:hAnsi="Segoe UI" w:cs="Segoe UI"/>
+          <w:szCs w:val="21"/>
+          <w:lang w:val="es-ES" w:eastAsia="es-ES"/>
+        </w:rPr>
+      </w:pPr>
+      <w:r>
+        <w:rPr>
+          <w:rFonts w:ascii="Segoe UI" w:eastAsia="Times New Roman" w:hAnsi="Segoe UI" w:cs="Segoe UI"/>
+          <w:szCs w:val="21"/>
+          <w:lang w:val="es-ES" w:eastAsia="es-ES"/>
+        </w:rPr>
+        <w:t> </w:t>
       </w:r>
     </w:p>
     <w:p>
       <w:pPr>
-        <w:pStyle w:val="Listaconvietas"/>
-      </w:pPr>
-      <w:r>
-        <w:t>Analiza las variables numéricas.</w:t>
+        <w:spacing w:after="0" w:line="300" w:lineRule="atLeast"/>
+        <w:rPr>
+          <w:rFonts w:ascii="Segoe UI" w:eastAsia="Times New Roman" w:hAnsi="Segoe UI" w:cs="Segoe UI"/>
+          <w:b/>
+          <w:bCs/>
+          <w:color w:val="4F6228" w:themeColor="accent3" w:themeShade="80"/>
+          <w:szCs w:val="21"/>
+          <w:lang w:val="es-ES" w:eastAsia="es-ES"/>
+        </w:rPr>
+      </w:pPr>
+      <w:r>
+        <w:rPr>
+          <w:rFonts w:ascii="Segoe UI" w:eastAsia="Times New Roman" w:hAnsi="Segoe UI" w:cs="Segoe UI"/>
+          <w:b/>
+          <w:bCs/>
+          <w:color w:val="4F6228" w:themeColor="accent3" w:themeShade="80"/>
+          <w:szCs w:val="21"/>
+          <w:lang w:val="es-ES" w:eastAsia="es-ES"/>
+        </w:rPr>
+        <w:t xml:space="preserve"># </w:t>
+      </w:r>
+      <w:proofErr w:type="spellStart"/>
+      <w:r>
+        <w:rPr>
+          <w:rFonts w:ascii="Segoe UI" w:eastAsia="Times New Roman" w:hAnsi="Segoe UI" w:cs="Segoe UI"/>
+          <w:b/>
+          <w:bCs/>
+          <w:color w:val="4F6228" w:themeColor="accent3" w:themeShade="80"/>
+          <w:szCs w:val="21"/>
+          <w:lang w:val="es-ES" w:eastAsia="es-ES"/>
+        </w:rPr>
+        <w:t>Length</w:t>
+      </w:r>
+      <w:proofErr w:type="spellEnd"/>
+      <w:r>
+        <w:rPr>
+          <w:rFonts w:ascii="Segoe UI" w:eastAsia="Times New Roman" w:hAnsi="Segoe UI" w:cs="Segoe UI"/>
+          <w:b/>
+          <w:bCs/>
+          <w:color w:val="4F6228" w:themeColor="accent3" w:themeShade="80"/>
+          <w:szCs w:val="21"/>
+          <w:lang w:val="es-ES" w:eastAsia="es-ES"/>
+        </w:rPr>
+        <w:t xml:space="preserve"> (Longitud)</w:t>
       </w:r>
     </w:p>
     <w:p>
       <w:pPr>
-        <w:pStyle w:val="Listaconvietas"/>
-      </w:pPr>
-      <w:r>
-        <w:t>Realiza al menos un gráfico que permita estudiar la relación entre una variable física y el valor que quieres predecir.</w:t>
+        <w:spacing w:after="0" w:line="300" w:lineRule="atLeast"/>
+        <w:rPr>
+          <w:rFonts w:ascii="Segoe UI" w:eastAsia="Times New Roman" w:hAnsi="Segoe UI" w:cs="Segoe UI"/>
+          <w:szCs w:val="21"/>
+          <w:lang w:val="es-ES" w:eastAsia="es-ES"/>
+        </w:rPr>
+      </w:pPr>
+      <w:r>
+        <w:rPr>
+          <w:rFonts w:ascii="Segoe UI" w:eastAsia="Times New Roman" w:hAnsi="Segoe UI" w:cs="Segoe UI"/>
+          <w:szCs w:val="21"/>
+          <w:lang w:val="es-ES" w:eastAsia="es-ES"/>
+        </w:rPr>
+        <w:t># Tipo: Continua</w:t>
       </w:r>
     </w:p>
     <w:p>
       <w:pPr>
-        <w:pStyle w:val="Listaconvietas"/>
-      </w:pPr>
-      <w:r>
-        <w:t>Calcula y representa una matriz de correlaciones.</w:t>
+        <w:spacing w:after="0" w:line="300" w:lineRule="atLeast"/>
+        <w:rPr>
+          <w:rFonts w:ascii="Segoe UI" w:eastAsia="Times New Roman" w:hAnsi="Segoe UI" w:cs="Segoe UI"/>
+          <w:szCs w:val="21"/>
+          <w:lang w:val="es-ES" w:eastAsia="es-ES"/>
+        </w:rPr>
+      </w:pPr>
+      <w:r>
+        <w:rPr>
+          <w:rFonts w:ascii="Segoe UI" w:eastAsia="Times New Roman" w:hAnsi="Segoe UI" w:cs="Segoe UI"/>
+          <w:szCs w:val="21"/>
+          <w:lang w:val="es-ES" w:eastAsia="es-ES"/>
+        </w:rPr>
+        <w:t># Unidad: mm</w:t>
       </w:r>
     </w:p>
     <w:p>
       <w:pPr>
-        <w:pStyle w:val="Listaconvietas"/>
-      </w:pPr>
-      <w:r>
-        <w:t>Identifica qué variables parecen tener mayor relación con el resultado.</w:t>
+        <w:spacing w:after="0" w:line="300" w:lineRule="atLeast"/>
+        <w:rPr>
+          <w:rFonts w:ascii="Segoe UI" w:eastAsia="Times New Roman" w:hAnsi="Segoe UI" w:cs="Segoe UI"/>
+          <w:szCs w:val="21"/>
+          <w:lang w:val="es-ES" w:eastAsia="es-ES"/>
+        </w:rPr>
+      </w:pPr>
+      <w:r>
+        <w:rPr>
+          <w:rFonts w:ascii="Segoe UI" w:eastAsia="Times New Roman" w:hAnsi="Segoe UI" w:cs="Segoe UI"/>
+          <w:szCs w:val="21"/>
+          <w:lang w:val="es-ES" w:eastAsia="es-ES"/>
+        </w:rPr>
+        <w:t># Descripción: Medida máxima de la concha.</w:t>
       </w:r>
     </w:p>
     <w:p>
       <w:pPr>
-        <w:pStyle w:val="Ttulo1"/>
-      </w:pPr>
-      <w:r>
-        <w:t>6. Preparación de los datos</w:t>
+        <w:spacing w:after="0" w:line="300" w:lineRule="atLeast"/>
+        <w:rPr>
+          <w:rFonts w:ascii="Segoe UI" w:eastAsia="Times New Roman" w:hAnsi="Segoe UI" w:cs="Segoe UI"/>
+          <w:szCs w:val="21"/>
+          <w:lang w:val="es-ES" w:eastAsia="es-ES"/>
+        </w:rPr>
+      </w:pPr>
+      <w:r>
+        <w:rPr>
+          <w:rFonts w:ascii="Segoe UI" w:eastAsia="Times New Roman" w:hAnsi="Segoe UI" w:cs="Segoe UI"/>
+          <w:szCs w:val="21"/>
+          <w:lang w:val="es-ES" w:eastAsia="es-ES"/>
+        </w:rPr>
+        <w:t> </w:t>
       </w:r>
     </w:p>
     <w:p>
-      <w:r>
-        <w:t>Prepara los datos para entrenar el modelo:</w:t>
+      <w:pPr>
+        <w:spacing w:after="0" w:line="300" w:lineRule="atLeast"/>
+        <w:rPr>
+          <w:rFonts w:ascii="Segoe UI" w:eastAsia="Times New Roman" w:hAnsi="Segoe UI" w:cs="Segoe UI"/>
+          <w:b/>
+          <w:bCs/>
+          <w:color w:val="4F6228" w:themeColor="accent3" w:themeShade="80"/>
+          <w:szCs w:val="21"/>
+          <w:lang w:val="es-ES" w:eastAsia="es-ES"/>
+        </w:rPr>
+      </w:pPr>
+      <w:r>
+        <w:rPr>
+          <w:rFonts w:ascii="Segoe UI" w:eastAsia="Times New Roman" w:hAnsi="Segoe UI" w:cs="Segoe UI"/>
+          <w:b/>
+          <w:bCs/>
+          <w:color w:val="4F6228" w:themeColor="accent3" w:themeShade="80"/>
+          <w:szCs w:val="21"/>
+          <w:lang w:val="es-ES" w:eastAsia="es-ES"/>
+        </w:rPr>
+        <w:t xml:space="preserve"># </w:t>
+      </w:r>
+      <w:proofErr w:type="spellStart"/>
+      <w:r>
+        <w:rPr>
+          <w:rFonts w:ascii="Segoe UI" w:eastAsia="Times New Roman" w:hAnsi="Segoe UI" w:cs="Segoe UI"/>
+          <w:b/>
+          <w:bCs/>
+          <w:color w:val="4F6228" w:themeColor="accent3" w:themeShade="80"/>
+          <w:szCs w:val="21"/>
+          <w:lang w:val="es-ES" w:eastAsia="es-ES"/>
+        </w:rPr>
+        <w:t>Diameter</w:t>
+      </w:r>
+      <w:proofErr w:type="spellEnd"/>
+      <w:r>
+        <w:rPr>
+          <w:rFonts w:ascii="Segoe UI" w:eastAsia="Times New Roman" w:hAnsi="Segoe UI" w:cs="Segoe UI"/>
+          <w:b/>
+          <w:bCs/>
+          <w:color w:val="4F6228" w:themeColor="accent3" w:themeShade="80"/>
+          <w:szCs w:val="21"/>
+          <w:lang w:val="es-ES" w:eastAsia="es-ES"/>
+        </w:rPr>
+        <w:t xml:space="preserve"> (Diámetro)</w:t>
       </w:r>
     </w:p>
     <w:p>
       <w:pPr>
-        <w:pStyle w:val="Listaconvietas"/>
-      </w:pPr>
-      <w:r>
-        <w:t>Define las variables de entrada X.</w:t>
+        <w:spacing w:after="0" w:line="300" w:lineRule="atLeast"/>
+        <w:rPr>
+          <w:rFonts w:ascii="Segoe UI" w:eastAsia="Times New Roman" w:hAnsi="Segoe UI" w:cs="Segoe UI"/>
+          <w:szCs w:val="21"/>
+          <w:lang w:val="es-ES" w:eastAsia="es-ES"/>
+        </w:rPr>
+      </w:pPr>
+      <w:r>
+        <w:rPr>
+          <w:rFonts w:ascii="Segoe UI" w:eastAsia="Times New Roman" w:hAnsi="Segoe UI" w:cs="Segoe UI"/>
+          <w:szCs w:val="21"/>
+          <w:lang w:val="es-ES" w:eastAsia="es-ES"/>
+        </w:rPr>
+        <w:t># Tipo: Continua</w:t>
       </w:r>
     </w:p>
     <w:p>
       <w:pPr>
-        <w:pStyle w:val="Listaconvietas"/>
-      </w:pPr>
-      <w:r>
-        <w:t>Define la variable objetivo y.</w:t>
+        <w:spacing w:after="0" w:line="300" w:lineRule="atLeast"/>
+        <w:rPr>
+          <w:rFonts w:ascii="Segoe UI" w:eastAsia="Times New Roman" w:hAnsi="Segoe UI" w:cs="Segoe UI"/>
+          <w:szCs w:val="21"/>
+          <w:lang w:val="es-ES" w:eastAsia="es-ES"/>
+        </w:rPr>
+      </w:pPr>
+      <w:r>
+        <w:rPr>
+          <w:rFonts w:ascii="Segoe UI" w:eastAsia="Times New Roman" w:hAnsi="Segoe UI" w:cs="Segoe UI"/>
+          <w:szCs w:val="21"/>
+          <w:lang w:val="es-ES" w:eastAsia="es-ES"/>
+        </w:rPr>
+        <w:t># Unidad: mm</w:t>
       </w:r>
     </w:p>
     <w:p>
       <w:pPr>
-        <w:pStyle w:val="Listaconvietas"/>
-      </w:pPr>
-      <w:r>
-        <w:t>Decide qué columnas utilizarás como variables predictoras.</w:t>
+        <w:spacing w:after="0" w:line="300" w:lineRule="atLeast"/>
+        <w:rPr>
+          <w:rFonts w:ascii="Segoe UI" w:eastAsia="Times New Roman" w:hAnsi="Segoe UI" w:cs="Segoe UI"/>
+          <w:szCs w:val="21"/>
+          <w:lang w:val="es-ES" w:eastAsia="es-ES"/>
+        </w:rPr>
+      </w:pPr>
+      <w:r>
+        <w:rPr>
+          <w:rFonts w:ascii="Segoe UI" w:eastAsia="Times New Roman" w:hAnsi="Segoe UI" w:cs="Segoe UI"/>
+          <w:szCs w:val="21"/>
+          <w:lang w:val="es-ES" w:eastAsia="es-ES"/>
+        </w:rPr>
+        <w:t># Descripción: Medida perpendicular a la longitud.</w:t>
       </w:r>
     </w:p>
     <w:p>
       <w:pPr>
-        <w:pStyle w:val="Listaconvietas"/>
-      </w:pPr>
-      <w:r>
-        <w:t>Si existe alguna variable categórica, decide cómo transformarla.</w:t>
+        <w:spacing w:after="0" w:line="300" w:lineRule="atLeast"/>
+        <w:rPr>
+          <w:rFonts w:ascii="Segoe UI" w:eastAsia="Times New Roman" w:hAnsi="Segoe UI" w:cs="Segoe UI"/>
+          <w:szCs w:val="21"/>
+          <w:lang w:val="es-ES" w:eastAsia="es-ES"/>
+        </w:rPr>
+      </w:pPr>
+      <w:r>
+        <w:rPr>
+          <w:rFonts w:ascii="Segoe UI" w:eastAsia="Times New Roman" w:hAnsi="Segoe UI" w:cs="Segoe UI"/>
+          <w:szCs w:val="21"/>
+          <w:lang w:val="es-ES" w:eastAsia="es-ES"/>
+        </w:rPr>
+        <w:t> </w:t>
       </w:r>
     </w:p>
     <w:p>
       <w:pPr>
-        <w:pStyle w:val="Listaconvietas"/>
-      </w:pPr>
-      <w:r>
-        <w:t>Divide los datos en un conjunto de entrenamiento y otro de prueba.</w:t>
+        <w:spacing w:after="0" w:line="300" w:lineRule="atLeast"/>
+        <w:rPr>
+          <w:rFonts w:ascii="Segoe UI" w:eastAsia="Times New Roman" w:hAnsi="Segoe UI" w:cs="Segoe UI"/>
+          <w:b/>
+          <w:bCs/>
+          <w:color w:val="4F6228" w:themeColor="accent3" w:themeShade="80"/>
+          <w:szCs w:val="21"/>
+          <w:lang w:val="es-ES" w:eastAsia="es-ES"/>
+        </w:rPr>
+      </w:pPr>
+      <w:r>
+        <w:rPr>
+          <w:rFonts w:ascii="Segoe UI" w:eastAsia="Times New Roman" w:hAnsi="Segoe UI" w:cs="Segoe UI"/>
+          <w:b/>
+          <w:bCs/>
+          <w:color w:val="4F6228" w:themeColor="accent3" w:themeShade="80"/>
+          <w:szCs w:val="21"/>
+          <w:lang w:val="es-ES" w:eastAsia="es-ES"/>
+        </w:rPr>
+        <w:t xml:space="preserve"># </w:t>
+      </w:r>
+      <w:proofErr w:type="spellStart"/>
+      <w:r>
+        <w:rPr>
+          <w:rFonts w:ascii="Segoe UI" w:eastAsia="Times New Roman" w:hAnsi="Segoe UI" w:cs="Segoe UI"/>
+          <w:b/>
+          <w:bCs/>
+          <w:color w:val="4F6228" w:themeColor="accent3" w:themeShade="80"/>
+          <w:szCs w:val="21"/>
+          <w:lang w:val="es-ES" w:eastAsia="es-ES"/>
+        </w:rPr>
+        <w:t>Height</w:t>
+      </w:r>
+      <w:proofErr w:type="spellEnd"/>
+      <w:r>
+        <w:rPr>
+          <w:rFonts w:ascii="Segoe UI" w:eastAsia="Times New Roman" w:hAnsi="Segoe UI" w:cs="Segoe UI"/>
+          <w:b/>
+          <w:bCs/>
+          <w:color w:val="4F6228" w:themeColor="accent3" w:themeShade="80"/>
+          <w:szCs w:val="21"/>
+          <w:lang w:val="es-ES" w:eastAsia="es-ES"/>
+        </w:rPr>
+        <w:t xml:space="preserve"> (Altura)</w:t>
       </w:r>
     </w:p>
     <w:p>
       <w:pPr>
-        <w:pStyle w:val="Listaconvietas"/>
-      </w:pPr>
-      <w:r>
-        <w:t>Utiliza, por ejemplo, una proporción del 80 % para entrenamiento y 20 % para prueba.</w:t>
+        <w:spacing w:after="0" w:line="300" w:lineRule="atLeast"/>
+        <w:rPr>
+          <w:rFonts w:ascii="Segoe UI" w:eastAsia="Times New Roman" w:hAnsi="Segoe UI" w:cs="Segoe UI"/>
+          <w:szCs w:val="21"/>
+          <w:lang w:val="es-ES" w:eastAsia="es-ES"/>
+        </w:rPr>
+      </w:pPr>
+      <w:r>
+        <w:rPr>
+          <w:rFonts w:ascii="Segoe UI" w:eastAsia="Times New Roman" w:hAnsi="Segoe UI" w:cs="Segoe UI"/>
+          <w:szCs w:val="21"/>
+          <w:lang w:val="es-ES" w:eastAsia="es-ES"/>
+        </w:rPr>
+        <w:t># Tipo: Continua</w:t>
       </w:r>
     </w:p>
     <w:p>
       <w:pPr>
-        <w:pStyle w:val="Ttulo1"/>
-      </w:pPr>
-      <w:r>
-        <w:lastRenderedPageBreak/>
-        <w:t>7. Creación y entrenamiento del modelo</w:t>
+        <w:spacing w:after="0" w:line="300" w:lineRule="atLeast"/>
+        <w:rPr>
+          <w:rFonts w:ascii="Segoe UI" w:eastAsia="Times New Roman" w:hAnsi="Segoe UI" w:cs="Segoe UI"/>
+          <w:szCs w:val="21"/>
+          <w:lang w:val="es-ES" w:eastAsia="es-ES"/>
+        </w:rPr>
+      </w:pPr>
+      <w:r>
+        <w:rPr>
+          <w:rFonts w:ascii="Segoe UI" w:eastAsia="Times New Roman" w:hAnsi="Segoe UI" w:cs="Segoe UI"/>
+          <w:szCs w:val="21"/>
+          <w:lang w:val="es-ES" w:eastAsia="es-ES"/>
+        </w:rPr>
+        <w:t># Unidad: mm</w:t>
       </w:r>
     </w:p>
     <w:p>
-      <w:r>
-        <w:t>Utiliza Scikit-learn para crear y entrenar el modelo de Machine Learning.</w:t>
+      <w:pPr>
+        <w:spacing w:after="0" w:line="300" w:lineRule="atLeast"/>
+        <w:rPr>
+          <w:rFonts w:ascii="Segoe UI" w:eastAsia="Times New Roman" w:hAnsi="Segoe UI" w:cs="Segoe UI"/>
+          <w:szCs w:val="21"/>
+          <w:lang w:val="es-ES" w:eastAsia="es-ES"/>
+        </w:rPr>
+      </w:pPr>
+      <w:r>
+        <w:rPr>
+          <w:rFonts w:ascii="Segoe UI" w:eastAsia="Times New Roman" w:hAnsi="Segoe UI" w:cs="Segoe UI"/>
+          <w:szCs w:val="21"/>
+          <w:lang w:val="es-ES" w:eastAsia="es-ES"/>
+        </w:rPr>
+        <w:t xml:space="preserve"># Descripción: Altura del </w:t>
+      </w:r>
+      <w:proofErr w:type="spellStart"/>
+      <w:r>
+        <w:rPr>
+          <w:rFonts w:ascii="Segoe UI" w:eastAsia="Times New Roman" w:hAnsi="Segoe UI" w:cs="Segoe UI"/>
+          <w:szCs w:val="21"/>
+          <w:lang w:val="es-ES" w:eastAsia="es-ES"/>
+        </w:rPr>
+        <w:t>abalón</w:t>
+      </w:r>
+      <w:proofErr w:type="spellEnd"/>
+      <w:r>
+        <w:rPr>
+          <w:rFonts w:ascii="Segoe UI" w:eastAsia="Times New Roman" w:hAnsi="Segoe UI" w:cs="Segoe UI"/>
+          <w:szCs w:val="21"/>
+          <w:lang w:val="es-ES" w:eastAsia="es-ES"/>
+        </w:rPr>
+        <w:t xml:space="preserve"> con la carne dentro de la concha.</w:t>
       </w:r>
     </w:p>
     <w:p>
       <w:pPr>
-        <w:pStyle w:val="Listaconvietas"/>
-      </w:pPr>
-      <w:r>
-        <w:t>Selecciona el modelo que consideres adecuado para este problema.</w:t>
+        <w:spacing w:after="0" w:line="300" w:lineRule="atLeast"/>
+        <w:rPr>
+          <w:rFonts w:ascii="Segoe UI" w:eastAsia="Times New Roman" w:hAnsi="Segoe UI" w:cs="Segoe UI"/>
+          <w:szCs w:val="21"/>
+          <w:lang w:val="es-ES" w:eastAsia="es-ES"/>
+        </w:rPr>
+      </w:pPr>
+      <w:r>
+        <w:rPr>
+          <w:rFonts w:ascii="Segoe UI" w:eastAsia="Times New Roman" w:hAnsi="Segoe UI" w:cs="Segoe UI"/>
+          <w:szCs w:val="21"/>
+          <w:lang w:val="es-ES" w:eastAsia="es-ES"/>
+        </w:rPr>
+        <w:t> </w:t>
       </w:r>
     </w:p>
     <w:p>
       <w:pPr>
-        <w:pStyle w:val="Listaconvietas"/>
-      </w:pPr>
-      <w:r>
-        <w:t>Entrena el modelo utilizando los datos de entrenamiento.</w:t>
+        <w:spacing w:after="0" w:line="300" w:lineRule="atLeast"/>
+        <w:rPr>
+          <w:rFonts w:ascii="Segoe UI" w:eastAsia="Times New Roman" w:hAnsi="Segoe UI" w:cs="Segoe UI"/>
+          <w:b/>
+          <w:bCs/>
+          <w:color w:val="4F6228" w:themeColor="accent3" w:themeShade="80"/>
+          <w:szCs w:val="21"/>
+          <w:lang w:val="es-ES" w:eastAsia="es-ES"/>
+        </w:rPr>
+      </w:pPr>
+      <w:r>
+        <w:rPr>
+          <w:rFonts w:ascii="Segoe UI" w:eastAsia="Times New Roman" w:hAnsi="Segoe UI" w:cs="Segoe UI"/>
+          <w:b/>
+          <w:bCs/>
+          <w:color w:val="4F6228" w:themeColor="accent3" w:themeShade="80"/>
+          <w:szCs w:val="21"/>
+          <w:lang w:val="es-ES" w:eastAsia="es-ES"/>
+        </w:rPr>
+        <w:t xml:space="preserve"># </w:t>
+      </w:r>
+      <w:proofErr w:type="spellStart"/>
+      <w:r>
+        <w:rPr>
+          <w:rFonts w:ascii="Segoe UI" w:eastAsia="Times New Roman" w:hAnsi="Segoe UI" w:cs="Segoe UI"/>
+          <w:b/>
+          <w:bCs/>
+          <w:color w:val="4F6228" w:themeColor="accent3" w:themeShade="80"/>
+          <w:szCs w:val="21"/>
+          <w:lang w:val="es-ES" w:eastAsia="es-ES"/>
+        </w:rPr>
+        <w:t>Whole</w:t>
+      </w:r>
+      <w:proofErr w:type="spellEnd"/>
+      <w:r>
+        <w:rPr>
+          <w:rFonts w:ascii="Segoe UI" w:eastAsia="Times New Roman" w:hAnsi="Segoe UI" w:cs="Segoe UI"/>
+          <w:b/>
+          <w:bCs/>
+          <w:color w:val="4F6228" w:themeColor="accent3" w:themeShade="80"/>
+          <w:szCs w:val="21"/>
+          <w:lang w:val="es-ES" w:eastAsia="es-ES"/>
+        </w:rPr>
+        <w:t xml:space="preserve"> </w:t>
+      </w:r>
+      <w:proofErr w:type="spellStart"/>
+      <w:r>
+        <w:rPr>
+          <w:rFonts w:ascii="Segoe UI" w:eastAsia="Times New Roman" w:hAnsi="Segoe UI" w:cs="Segoe UI"/>
+          <w:b/>
+          <w:bCs/>
+          <w:color w:val="4F6228" w:themeColor="accent3" w:themeShade="80"/>
+          <w:szCs w:val="21"/>
+          <w:lang w:val="es-ES" w:eastAsia="es-ES"/>
+        </w:rPr>
+        <w:t>weight</w:t>
+      </w:r>
+      <w:proofErr w:type="spellEnd"/>
+      <w:r>
+        <w:rPr>
+          <w:rFonts w:ascii="Segoe UI" w:eastAsia="Times New Roman" w:hAnsi="Segoe UI" w:cs="Segoe UI"/>
+          <w:b/>
+          <w:bCs/>
+          <w:color w:val="4F6228" w:themeColor="accent3" w:themeShade="80"/>
+          <w:szCs w:val="21"/>
+          <w:lang w:val="es-ES" w:eastAsia="es-ES"/>
+        </w:rPr>
+        <w:t xml:space="preserve"> (Peso total)</w:t>
       </w:r>
     </w:p>
     <w:p>
       <w:pPr>
-        <w:pStyle w:val="Listaconvietas"/>
-      </w:pPr>
-      <w:r>
-        <w:t>Realiza predicciones utilizando los datos de prueba.</w:t>
+        <w:spacing w:after="0" w:line="300" w:lineRule="atLeast"/>
+        <w:rPr>
+          <w:rFonts w:ascii="Segoe UI" w:eastAsia="Times New Roman" w:hAnsi="Segoe UI" w:cs="Segoe UI"/>
+          <w:szCs w:val="21"/>
+          <w:lang w:val="es-ES" w:eastAsia="es-ES"/>
+        </w:rPr>
+      </w:pPr>
+      <w:r>
+        <w:rPr>
+          <w:rFonts w:ascii="Segoe UI" w:eastAsia="Times New Roman" w:hAnsi="Segoe UI" w:cs="Segoe UI"/>
+          <w:szCs w:val="21"/>
+          <w:lang w:val="es-ES" w:eastAsia="es-ES"/>
+        </w:rPr>
+        <w:t># Tipo: Continua</w:t>
       </w:r>
     </w:p>
     <w:p>
-      <w:r>
-        <w:rPr>
-          <w:b/>
-        </w:rPr>
-        <w:t>IMPORTANTE: No se indica en el enunciado qué tipo de regresión debes utilizar. Debes analizar el problema y decidir qué modelo corresponde.</w:t>
+      <w:pPr>
+        <w:spacing w:after="0" w:line="300" w:lineRule="atLeast"/>
+        <w:rPr>
+          <w:rFonts w:ascii="Segoe UI" w:eastAsia="Times New Roman" w:hAnsi="Segoe UI" w:cs="Segoe UI"/>
+          <w:szCs w:val="21"/>
+          <w:lang w:val="es-ES" w:eastAsia="es-ES"/>
+        </w:rPr>
+      </w:pPr>
+      <w:r>
+        <w:rPr>
+          <w:rFonts w:ascii="Segoe UI" w:eastAsia="Times New Roman" w:hAnsi="Segoe UI" w:cs="Segoe UI"/>
+          <w:szCs w:val="21"/>
+          <w:lang w:val="es-ES" w:eastAsia="es-ES"/>
+        </w:rPr>
+        <w:lastRenderedPageBreak/>
+        <w:t># Unidad: gramos</w:t>
       </w:r>
     </w:p>
     <w:p>
       <w:pPr>
-        <w:pStyle w:val="Ttulo1"/>
-      </w:pPr>
-      <w:r>
-        <w:t>8. Evaluación del modelo</w:t>
+        <w:spacing w:after="0" w:line="300" w:lineRule="atLeast"/>
+        <w:rPr>
+          <w:rFonts w:ascii="Segoe UI" w:eastAsia="Times New Roman" w:hAnsi="Segoe UI" w:cs="Segoe UI"/>
+          <w:szCs w:val="21"/>
+          <w:lang w:val="es-ES" w:eastAsia="es-ES"/>
+        </w:rPr>
+      </w:pPr>
+      <w:r>
+        <w:rPr>
+          <w:rFonts w:ascii="Segoe UI" w:eastAsia="Times New Roman" w:hAnsi="Segoe UI" w:cs="Segoe UI"/>
+          <w:szCs w:val="21"/>
+          <w:lang w:val="es-ES" w:eastAsia="es-ES"/>
+        </w:rPr>
+        <w:t xml:space="preserve"># Descripción: Peso del </w:t>
+      </w:r>
+      <w:proofErr w:type="spellStart"/>
+      <w:r>
+        <w:rPr>
+          <w:rFonts w:ascii="Segoe UI" w:eastAsia="Times New Roman" w:hAnsi="Segoe UI" w:cs="Segoe UI"/>
+          <w:szCs w:val="21"/>
+          <w:lang w:val="es-ES" w:eastAsia="es-ES"/>
+        </w:rPr>
+        <w:t>abalón</w:t>
+      </w:r>
+      <w:proofErr w:type="spellEnd"/>
+      <w:r>
+        <w:rPr>
+          <w:rFonts w:ascii="Segoe UI" w:eastAsia="Times New Roman" w:hAnsi="Segoe UI" w:cs="Segoe UI"/>
+          <w:szCs w:val="21"/>
+          <w:lang w:val="es-ES" w:eastAsia="es-ES"/>
+        </w:rPr>
+        <w:t xml:space="preserve"> completo.</w:t>
       </w:r>
     </w:p>
     <w:p>
       <w:pPr>
-        <w:pStyle w:val="Listaconvietas"/>
-      </w:pPr>
-      <w:r>
-        <w:t>Selecciona las métricas adecuadas para evaluar el modelo.</w:t>
+        <w:spacing w:after="0" w:line="300" w:lineRule="atLeast"/>
+        <w:rPr>
+          <w:rFonts w:ascii="Segoe UI" w:eastAsia="Times New Roman" w:hAnsi="Segoe UI" w:cs="Segoe UI"/>
+          <w:szCs w:val="21"/>
+          <w:lang w:val="es-ES" w:eastAsia="es-ES"/>
+        </w:rPr>
+      </w:pPr>
+      <w:r>
+        <w:rPr>
+          <w:rFonts w:ascii="Segoe UI" w:eastAsia="Times New Roman" w:hAnsi="Segoe UI" w:cs="Segoe UI"/>
+          <w:szCs w:val="21"/>
+          <w:lang w:val="es-ES" w:eastAsia="es-ES"/>
+        </w:rPr>
+        <w:t> </w:t>
       </w:r>
     </w:p>
     <w:p>
       <w:pPr>
-        <w:pStyle w:val="Listaconvietas"/>
-      </w:pPr>
-      <w:r>
-        <w:t>Calcula las métricas utilizando el conjunto de prueba.</w:t>
+        <w:spacing w:after="0" w:line="300" w:lineRule="atLeast"/>
+        <w:rPr>
+          <w:rFonts w:ascii="Segoe UI" w:eastAsia="Times New Roman" w:hAnsi="Segoe UI" w:cs="Segoe UI"/>
+          <w:b/>
+          <w:bCs/>
+          <w:color w:val="4F6228" w:themeColor="accent3" w:themeShade="80"/>
+          <w:szCs w:val="21"/>
+          <w:lang w:val="es-ES" w:eastAsia="es-ES"/>
+        </w:rPr>
+      </w:pPr>
+      <w:r>
+        <w:rPr>
+          <w:rFonts w:ascii="Segoe UI" w:eastAsia="Times New Roman" w:hAnsi="Segoe UI" w:cs="Segoe UI"/>
+          <w:b/>
+          <w:bCs/>
+          <w:color w:val="4F6228" w:themeColor="accent3" w:themeShade="80"/>
+          <w:szCs w:val="21"/>
+          <w:lang w:val="es-ES" w:eastAsia="es-ES"/>
+        </w:rPr>
+        <w:t xml:space="preserve"># </w:t>
+      </w:r>
+      <w:proofErr w:type="spellStart"/>
+      <w:r>
+        <w:rPr>
+          <w:rFonts w:ascii="Segoe UI" w:eastAsia="Times New Roman" w:hAnsi="Segoe UI" w:cs="Segoe UI"/>
+          <w:b/>
+          <w:bCs/>
+          <w:color w:val="4F6228" w:themeColor="accent3" w:themeShade="80"/>
+          <w:szCs w:val="21"/>
+          <w:lang w:val="es-ES" w:eastAsia="es-ES"/>
+        </w:rPr>
+        <w:t>Shucked</w:t>
+      </w:r>
+      <w:proofErr w:type="spellEnd"/>
+      <w:r>
+        <w:rPr>
+          <w:rFonts w:ascii="Segoe UI" w:eastAsia="Times New Roman" w:hAnsi="Segoe UI" w:cs="Segoe UI"/>
+          <w:b/>
+          <w:bCs/>
+          <w:color w:val="4F6228" w:themeColor="accent3" w:themeShade="80"/>
+          <w:szCs w:val="21"/>
+          <w:lang w:val="es-ES" w:eastAsia="es-ES"/>
+        </w:rPr>
+        <w:t xml:space="preserve"> </w:t>
+      </w:r>
+      <w:proofErr w:type="spellStart"/>
+      <w:r>
+        <w:rPr>
+          <w:rFonts w:ascii="Segoe UI" w:eastAsia="Times New Roman" w:hAnsi="Segoe UI" w:cs="Segoe UI"/>
+          <w:b/>
+          <w:bCs/>
+          <w:color w:val="4F6228" w:themeColor="accent3" w:themeShade="80"/>
+          <w:szCs w:val="21"/>
+          <w:lang w:val="es-ES" w:eastAsia="es-ES"/>
+        </w:rPr>
+        <w:t>weight</w:t>
+      </w:r>
+      <w:proofErr w:type="spellEnd"/>
+      <w:r>
+        <w:rPr>
+          <w:rFonts w:ascii="Segoe UI" w:eastAsia="Times New Roman" w:hAnsi="Segoe UI" w:cs="Segoe UI"/>
+          <w:b/>
+          <w:bCs/>
+          <w:color w:val="4F6228" w:themeColor="accent3" w:themeShade="80"/>
+          <w:szCs w:val="21"/>
+          <w:lang w:val="es-ES" w:eastAsia="es-ES"/>
+        </w:rPr>
+        <w:t xml:space="preserve"> (Peso de la carne)</w:t>
       </w:r>
     </w:p>
     <w:p>
       <w:pPr>
-        <w:pStyle w:val="Listaconvietas"/>
-      </w:pPr>
-      <w:r>
-        <w:t>Muestra los resultados de forma clara.</w:t>
+        <w:spacing w:after="0" w:line="300" w:lineRule="atLeast"/>
+        <w:rPr>
+          <w:rFonts w:ascii="Segoe UI" w:eastAsia="Times New Roman" w:hAnsi="Segoe UI" w:cs="Segoe UI"/>
+          <w:szCs w:val="21"/>
+          <w:lang w:val="es-ES" w:eastAsia="es-ES"/>
+        </w:rPr>
+      </w:pPr>
+      <w:r>
+        <w:rPr>
+          <w:rFonts w:ascii="Segoe UI" w:eastAsia="Times New Roman" w:hAnsi="Segoe UI" w:cs="Segoe UI"/>
+          <w:szCs w:val="21"/>
+          <w:lang w:val="es-ES" w:eastAsia="es-ES"/>
+        </w:rPr>
+        <w:t># Tipo: Continua</w:t>
       </w:r>
     </w:p>
     <w:p>
       <w:pPr>
-        <w:pStyle w:val="Listaconvietas"/>
-      </w:pPr>
-      <w:r>
-        <w:t>Interpreta brevemente qué significan los resultados obtenidos.</w:t>
+        <w:spacing w:after="0" w:line="300" w:lineRule="atLeast"/>
+        <w:rPr>
+          <w:rFonts w:ascii="Segoe UI" w:eastAsia="Times New Roman" w:hAnsi="Segoe UI" w:cs="Segoe UI"/>
+          <w:szCs w:val="21"/>
+          <w:lang w:val="es-ES" w:eastAsia="es-ES"/>
+        </w:rPr>
+      </w:pPr>
+      <w:r>
+        <w:rPr>
+          <w:rFonts w:ascii="Segoe UI" w:eastAsia="Times New Roman" w:hAnsi="Segoe UI" w:cs="Segoe UI"/>
+          <w:szCs w:val="21"/>
+          <w:lang w:val="es-ES" w:eastAsia="es-ES"/>
+        </w:rPr>
+        <w:t># Unidad: gramos</w:t>
       </w:r>
     </w:p>
     <w:p>
       <w:pPr>
-        <w:pStyle w:val="Ttulo1"/>
-      </w:pPr>
-      <w:r>
-        <w:t>9. Comprobación de predicciones</w:t>
+        <w:spacing w:after="0" w:line="300" w:lineRule="atLeast"/>
+        <w:rPr>
+          <w:rFonts w:ascii="Segoe UI" w:eastAsia="Times New Roman" w:hAnsi="Segoe UI" w:cs="Segoe UI"/>
+          <w:szCs w:val="21"/>
+          <w:lang w:val="es-ES" w:eastAsia="es-ES"/>
+        </w:rPr>
+      </w:pPr>
+      <w:r>
+        <w:rPr>
+          <w:rFonts w:ascii="Segoe UI" w:eastAsia="Times New Roman" w:hAnsi="Segoe UI" w:cs="Segoe UI"/>
+          <w:szCs w:val="21"/>
+          <w:lang w:val="es-ES" w:eastAsia="es-ES"/>
+        </w:rPr>
+        <w:t># Descripción: Peso de la carne una vez extraída de la concha.</w:t>
       </w:r>
     </w:p>
     <w:p>
-      <w:r>
-        <w:t>Selecciona varias observaciones del conjunto de prueba y muestra una comparación entre el valor real y la predicción realizada por el modelo.</w:t>
+      <w:pPr>
+        <w:spacing w:after="0" w:line="300" w:lineRule="atLeast"/>
+        <w:rPr>
+          <w:rFonts w:ascii="Segoe UI" w:eastAsia="Times New Roman" w:hAnsi="Segoe UI" w:cs="Segoe UI"/>
+          <w:szCs w:val="21"/>
+          <w:lang w:val="es-ES" w:eastAsia="es-ES"/>
+        </w:rPr>
+      </w:pPr>
+      <w:r>
+        <w:rPr>
+          <w:rFonts w:ascii="Segoe UI" w:eastAsia="Times New Roman" w:hAnsi="Segoe UI" w:cs="Segoe UI"/>
+          <w:szCs w:val="21"/>
+          <w:lang w:val="es-ES" w:eastAsia="es-ES"/>
+        </w:rPr>
+        <w:t> </w:t>
+      </w:r>
+    </w:p>
+    <w:p>
+      <w:pPr>
+        <w:spacing w:after="0" w:line="300" w:lineRule="atLeast"/>
+        <w:rPr>
+          <w:rFonts w:ascii="Segoe UI" w:eastAsia="Times New Roman" w:hAnsi="Segoe UI" w:cs="Segoe UI"/>
+          <w:b/>
+          <w:bCs/>
+          <w:color w:val="4F6228" w:themeColor="accent3" w:themeShade="80"/>
+          <w:szCs w:val="21"/>
+          <w:lang w:val="es-ES" w:eastAsia="es-ES"/>
+        </w:rPr>
+      </w:pPr>
+      <w:r>
+        <w:rPr>
+          <w:rFonts w:ascii="Segoe UI" w:eastAsia="Times New Roman" w:hAnsi="Segoe UI" w:cs="Segoe UI"/>
+          <w:b/>
+          <w:bCs/>
+          <w:color w:val="4F6228" w:themeColor="accent3" w:themeShade="80"/>
+          <w:szCs w:val="21"/>
+          <w:lang w:val="es-ES" w:eastAsia="es-ES"/>
+        </w:rPr>
+        <w:t xml:space="preserve"># </w:t>
+      </w:r>
+      <w:proofErr w:type="spellStart"/>
+      <w:r>
+        <w:rPr>
+          <w:rFonts w:ascii="Segoe UI" w:eastAsia="Times New Roman" w:hAnsi="Segoe UI" w:cs="Segoe UI"/>
+          <w:b/>
+          <w:bCs/>
+          <w:color w:val="4F6228" w:themeColor="accent3" w:themeShade="80"/>
+          <w:szCs w:val="21"/>
+          <w:lang w:val="es-ES" w:eastAsia="es-ES"/>
+        </w:rPr>
+        <w:t>Viscera</w:t>
+      </w:r>
+      <w:proofErr w:type="spellEnd"/>
+      <w:r>
+        <w:rPr>
+          <w:rFonts w:ascii="Segoe UI" w:eastAsia="Times New Roman" w:hAnsi="Segoe UI" w:cs="Segoe UI"/>
+          <w:b/>
+          <w:bCs/>
+          <w:color w:val="4F6228" w:themeColor="accent3" w:themeShade="80"/>
+          <w:szCs w:val="21"/>
+          <w:lang w:val="es-ES" w:eastAsia="es-ES"/>
+        </w:rPr>
+        <w:t xml:space="preserve"> </w:t>
+      </w:r>
+      <w:proofErr w:type="spellStart"/>
+      <w:r>
+        <w:rPr>
+          <w:rFonts w:ascii="Segoe UI" w:eastAsia="Times New Roman" w:hAnsi="Segoe UI" w:cs="Segoe UI"/>
+          <w:b/>
+          <w:bCs/>
+          <w:color w:val="4F6228" w:themeColor="accent3" w:themeShade="80"/>
+          <w:szCs w:val="21"/>
+          <w:lang w:val="es-ES" w:eastAsia="es-ES"/>
+        </w:rPr>
+        <w:t>weight</w:t>
+      </w:r>
+      <w:proofErr w:type="spellEnd"/>
+      <w:r>
+        <w:rPr>
+          <w:rFonts w:ascii="Segoe UI" w:eastAsia="Times New Roman" w:hAnsi="Segoe UI" w:cs="Segoe UI"/>
+          <w:b/>
+          <w:bCs/>
+          <w:color w:val="4F6228" w:themeColor="accent3" w:themeShade="80"/>
+          <w:szCs w:val="21"/>
+          <w:lang w:val="es-ES" w:eastAsia="es-ES"/>
+        </w:rPr>
+        <w:t xml:space="preserve"> (Peso de las vísceras)</w:t>
+      </w:r>
+    </w:p>
+    <w:p>
+      <w:pPr>
+        <w:spacing w:after="0" w:line="300" w:lineRule="atLeast"/>
+        <w:rPr>
+          <w:rFonts w:ascii="Segoe UI" w:eastAsia="Times New Roman" w:hAnsi="Segoe UI" w:cs="Segoe UI"/>
+          <w:szCs w:val="21"/>
+          <w:lang w:val="es-ES" w:eastAsia="es-ES"/>
+        </w:rPr>
+      </w:pPr>
+      <w:r>
+        <w:rPr>
+          <w:rFonts w:ascii="Segoe UI" w:eastAsia="Times New Roman" w:hAnsi="Segoe UI" w:cs="Segoe UI"/>
+          <w:szCs w:val="21"/>
+          <w:lang w:val="es-ES" w:eastAsia="es-ES"/>
+        </w:rPr>
+        <w:t># Tipo: Continua</w:t>
+      </w:r>
+    </w:p>
+    <w:p>
+      <w:pPr>
+        <w:spacing w:after="0" w:line="300" w:lineRule="atLeast"/>
+        <w:rPr>
+          <w:rFonts w:ascii="Segoe UI" w:eastAsia="Times New Roman" w:hAnsi="Segoe UI" w:cs="Segoe UI"/>
+          <w:szCs w:val="21"/>
+          <w:lang w:val="es-ES" w:eastAsia="es-ES"/>
+        </w:rPr>
+      </w:pPr>
+      <w:r>
+        <w:rPr>
+          <w:rFonts w:ascii="Segoe UI" w:eastAsia="Times New Roman" w:hAnsi="Segoe UI" w:cs="Segoe UI"/>
+          <w:szCs w:val="21"/>
+          <w:lang w:val="es-ES" w:eastAsia="es-ES"/>
+        </w:rPr>
+        <w:t># Unidad: gramos</w:t>
+      </w:r>
+    </w:p>
+    <w:p>
+      <w:pPr>
+        <w:spacing w:after="0" w:line="300" w:lineRule="atLeast"/>
+        <w:rPr>
+          <w:rFonts w:ascii="Segoe UI" w:eastAsia="Times New Roman" w:hAnsi="Segoe UI" w:cs="Segoe UI"/>
+          <w:szCs w:val="21"/>
+          <w:lang w:val="es-ES" w:eastAsia="es-ES"/>
+        </w:rPr>
+      </w:pPr>
+      <w:r>
+        <w:rPr>
+          <w:rFonts w:ascii="Segoe UI" w:eastAsia="Times New Roman" w:hAnsi="Segoe UI" w:cs="Segoe UI"/>
+          <w:szCs w:val="21"/>
+          <w:lang w:val="es-ES" w:eastAsia="es-ES"/>
+        </w:rPr>
+        <w:t># Descripción: Peso de las vísceras después del sangrado.</w:t>
+      </w:r>
+    </w:p>
+    <w:p>
+      <w:pPr>
+        <w:spacing w:after="0" w:line="300" w:lineRule="atLeast"/>
+        <w:rPr>
+          <w:rFonts w:ascii="Segoe UI" w:eastAsia="Times New Roman" w:hAnsi="Segoe UI" w:cs="Segoe UI"/>
+          <w:szCs w:val="21"/>
+          <w:lang w:val="es-ES" w:eastAsia="es-ES"/>
+        </w:rPr>
+      </w:pPr>
+      <w:r>
+        <w:rPr>
+          <w:rFonts w:ascii="Segoe UI" w:eastAsia="Times New Roman" w:hAnsi="Segoe UI" w:cs="Segoe UI"/>
+          <w:szCs w:val="21"/>
+          <w:lang w:val="es-ES" w:eastAsia="es-ES"/>
+        </w:rPr>
+        <w:t> </w:t>
+      </w:r>
+    </w:p>
+    <w:p>
+      <w:pPr>
+        <w:spacing w:after="0" w:line="300" w:lineRule="atLeast"/>
+        <w:rPr>
+          <w:rFonts w:ascii="Segoe UI" w:eastAsia="Times New Roman" w:hAnsi="Segoe UI" w:cs="Segoe UI"/>
+          <w:b/>
+          <w:bCs/>
+          <w:color w:val="4F6228" w:themeColor="accent3" w:themeShade="80"/>
+          <w:szCs w:val="21"/>
+          <w:lang w:val="es-ES" w:eastAsia="es-ES"/>
+        </w:rPr>
+      </w:pPr>
+      <w:r>
+        <w:rPr>
+          <w:rFonts w:ascii="Segoe UI" w:eastAsia="Times New Roman" w:hAnsi="Segoe UI" w:cs="Segoe UI"/>
+          <w:b/>
+          <w:bCs/>
+          <w:color w:val="4F6228" w:themeColor="accent3" w:themeShade="80"/>
+          <w:szCs w:val="21"/>
+          <w:lang w:val="es-ES" w:eastAsia="es-ES"/>
+        </w:rPr>
+        <w:t xml:space="preserve"># Shell </w:t>
+      </w:r>
+      <w:proofErr w:type="spellStart"/>
+      <w:r>
+        <w:rPr>
+          <w:rFonts w:ascii="Segoe UI" w:eastAsia="Times New Roman" w:hAnsi="Segoe UI" w:cs="Segoe UI"/>
+          <w:b/>
+          <w:bCs/>
+          <w:color w:val="4F6228" w:themeColor="accent3" w:themeShade="80"/>
+          <w:szCs w:val="21"/>
+          <w:lang w:val="es-ES" w:eastAsia="es-ES"/>
+        </w:rPr>
+        <w:t>weight</w:t>
+      </w:r>
+      <w:proofErr w:type="spellEnd"/>
+      <w:r>
+        <w:rPr>
+          <w:rFonts w:ascii="Segoe UI" w:eastAsia="Times New Roman" w:hAnsi="Segoe UI" w:cs="Segoe UI"/>
+          <w:b/>
+          <w:bCs/>
+          <w:color w:val="4F6228" w:themeColor="accent3" w:themeShade="80"/>
+          <w:szCs w:val="21"/>
+          <w:lang w:val="es-ES" w:eastAsia="es-ES"/>
+        </w:rPr>
+        <w:t xml:space="preserve"> (Peso de la concha)</w:t>
+      </w:r>
+    </w:p>
+    <w:p>
+      <w:pPr>
+        <w:spacing w:after="0" w:line="300" w:lineRule="atLeast"/>
+        <w:rPr>
+          <w:rFonts w:ascii="Segoe UI" w:eastAsia="Times New Roman" w:hAnsi="Segoe UI" w:cs="Segoe UI"/>
+          <w:szCs w:val="21"/>
+          <w:lang w:val="es-ES" w:eastAsia="es-ES"/>
+        </w:rPr>
+      </w:pPr>
+      <w:r>
+        <w:rPr>
+          <w:rFonts w:ascii="Segoe UI" w:eastAsia="Times New Roman" w:hAnsi="Segoe UI" w:cs="Segoe UI"/>
+          <w:szCs w:val="21"/>
+          <w:lang w:val="es-ES" w:eastAsia="es-ES"/>
+        </w:rPr>
+        <w:t># Tipo: Continua</w:t>
+      </w:r>
+    </w:p>
+    <w:p>
+      <w:pPr>
+        <w:spacing w:after="0" w:line="300" w:lineRule="atLeast"/>
+        <w:rPr>
+          <w:rFonts w:ascii="Segoe UI" w:eastAsia="Times New Roman" w:hAnsi="Segoe UI" w:cs="Segoe UI"/>
+          <w:szCs w:val="21"/>
+          <w:lang w:val="es-ES" w:eastAsia="es-ES"/>
+        </w:rPr>
+      </w:pPr>
+      <w:r>
+        <w:rPr>
+          <w:rFonts w:ascii="Segoe UI" w:eastAsia="Times New Roman" w:hAnsi="Segoe UI" w:cs="Segoe UI"/>
+          <w:szCs w:val="21"/>
+          <w:lang w:val="es-ES" w:eastAsia="es-ES"/>
+        </w:rPr>
+        <w:t># Unidad: gramos</w:t>
+      </w:r>
+    </w:p>
+    <w:p>
+      <w:pPr>
+        <w:spacing w:after="0" w:line="300" w:lineRule="atLeast"/>
+        <w:rPr>
+          <w:rFonts w:ascii="Segoe UI" w:eastAsia="Times New Roman" w:hAnsi="Segoe UI" w:cs="Segoe UI"/>
+          <w:szCs w:val="21"/>
+          <w:lang w:val="es-ES" w:eastAsia="es-ES"/>
+        </w:rPr>
+      </w:pPr>
+      <w:r>
+        <w:rPr>
+          <w:rFonts w:ascii="Segoe UI" w:eastAsia="Times New Roman" w:hAnsi="Segoe UI" w:cs="Segoe UI"/>
+          <w:szCs w:val="21"/>
+          <w:lang w:val="es-ES" w:eastAsia="es-ES"/>
+        </w:rPr>
+        <w:t># Descripción: Peso de la concha tras el secado.</w:t>
+      </w:r>
+    </w:p>
+    <w:p>
+      <w:pPr>
+        <w:spacing w:after="0" w:line="300" w:lineRule="atLeast"/>
+        <w:rPr>
+          <w:rFonts w:ascii="Segoe UI" w:eastAsia="Times New Roman" w:hAnsi="Segoe UI" w:cs="Segoe UI"/>
+          <w:szCs w:val="21"/>
+          <w:lang w:val="es-ES" w:eastAsia="es-ES"/>
+        </w:rPr>
+      </w:pPr>
+      <w:r>
+        <w:rPr>
+          <w:rFonts w:ascii="Segoe UI" w:eastAsia="Times New Roman" w:hAnsi="Segoe UI" w:cs="Segoe UI"/>
+          <w:szCs w:val="21"/>
+          <w:lang w:val="es-ES" w:eastAsia="es-ES"/>
+        </w:rPr>
+        <w:t> </w:t>
+      </w:r>
+    </w:p>
+    <w:p>
+      <w:pPr>
+        <w:spacing w:after="0" w:line="300" w:lineRule="atLeast"/>
+        <w:rPr>
+          <w:rFonts w:ascii="Segoe UI" w:eastAsia="Times New Roman" w:hAnsi="Segoe UI" w:cs="Segoe UI"/>
+          <w:b/>
+          <w:bCs/>
+          <w:color w:val="4F6228" w:themeColor="accent3" w:themeShade="80"/>
+          <w:szCs w:val="21"/>
+          <w:lang w:val="es-ES" w:eastAsia="es-ES"/>
+        </w:rPr>
+      </w:pPr>
+      <w:r>
+        <w:rPr>
+          <w:rFonts w:ascii="Segoe UI" w:eastAsia="Times New Roman" w:hAnsi="Segoe UI" w:cs="Segoe UI"/>
+          <w:b/>
+          <w:bCs/>
+          <w:color w:val="4F6228" w:themeColor="accent3" w:themeShade="80"/>
+          <w:szCs w:val="21"/>
+          <w:lang w:val="es-ES" w:eastAsia="es-ES"/>
+        </w:rPr>
+        <w:t xml:space="preserve"># </w:t>
+      </w:r>
+      <w:proofErr w:type="spellStart"/>
+      <w:r>
+        <w:rPr>
+          <w:rFonts w:ascii="Segoe UI" w:eastAsia="Times New Roman" w:hAnsi="Segoe UI" w:cs="Segoe UI"/>
+          <w:b/>
+          <w:bCs/>
+          <w:color w:val="4F6228" w:themeColor="accent3" w:themeShade="80"/>
+          <w:szCs w:val="21"/>
+          <w:lang w:val="es-ES" w:eastAsia="es-ES"/>
+        </w:rPr>
+        <w:t>Rings</w:t>
+      </w:r>
+      <w:proofErr w:type="spellEnd"/>
+      <w:r>
+        <w:rPr>
+          <w:rFonts w:ascii="Segoe UI" w:eastAsia="Times New Roman" w:hAnsi="Segoe UI" w:cs="Segoe UI"/>
+          <w:b/>
+          <w:bCs/>
+          <w:color w:val="4F6228" w:themeColor="accent3" w:themeShade="80"/>
+          <w:szCs w:val="21"/>
+          <w:lang w:val="es-ES" w:eastAsia="es-ES"/>
+        </w:rPr>
+        <w:t xml:space="preserve"> (Anillos)</w:t>
+      </w:r>
+    </w:p>
+    <w:p>
+      <w:pPr>
+        <w:spacing w:after="0" w:line="300" w:lineRule="atLeast"/>
+        <w:rPr>
+          <w:rFonts w:ascii="Segoe UI" w:eastAsia="Times New Roman" w:hAnsi="Segoe UI" w:cs="Segoe UI"/>
+          <w:szCs w:val="21"/>
+          <w:lang w:val="es-ES" w:eastAsia="es-ES"/>
+        </w:rPr>
+      </w:pPr>
+      <w:r>
+        <w:rPr>
+          <w:rFonts w:ascii="Segoe UI" w:eastAsia="Times New Roman" w:hAnsi="Segoe UI" w:cs="Segoe UI"/>
+          <w:szCs w:val="21"/>
+          <w:lang w:val="es-ES" w:eastAsia="es-ES"/>
+        </w:rPr>
+        <w:t># Tipo: Entera</w:t>
+      </w:r>
+    </w:p>
+    <w:p>
+      <w:pPr>
+        <w:spacing w:after="0" w:line="300" w:lineRule="atLeast"/>
+        <w:rPr>
+          <w:rFonts w:ascii="Segoe UI" w:eastAsia="Times New Roman" w:hAnsi="Segoe UI" w:cs="Segoe UI"/>
+          <w:szCs w:val="21"/>
+          <w:lang w:val="es-ES" w:eastAsia="es-ES"/>
+        </w:rPr>
+      </w:pPr>
+      <w:r>
+        <w:rPr>
+          <w:rFonts w:ascii="Segoe UI" w:eastAsia="Times New Roman" w:hAnsi="Segoe UI" w:cs="Segoe UI"/>
+          <w:szCs w:val="21"/>
+          <w:lang w:val="es-ES" w:eastAsia="es-ES"/>
+        </w:rPr>
+        <w:t># Descripción: Número de anillos de crecimiento.</w:t>
+      </w:r>
+    </w:p>
+    <w:p>
+      <w:pPr>
+        <w:spacing w:after="0" w:line="300" w:lineRule="atLeast"/>
+        <w:rPr>
+          <w:rFonts w:ascii="Segoe UI" w:eastAsia="Times New Roman" w:hAnsi="Segoe UI" w:cs="Segoe UI"/>
+          <w:szCs w:val="21"/>
+          <w:lang w:val="es-ES" w:eastAsia="es-ES"/>
+        </w:rPr>
+      </w:pPr>
+      <w:r>
+        <w:rPr>
+          <w:rFonts w:ascii="Segoe UI" w:eastAsia="Times New Roman" w:hAnsi="Segoe UI" w:cs="Segoe UI"/>
+          <w:szCs w:val="21"/>
+          <w:lang w:val="es-ES" w:eastAsia="es-ES"/>
+        </w:rPr>
+        <w:t xml:space="preserve"># Edad aproximada (años) = </w:t>
+      </w:r>
+      <w:proofErr w:type="spellStart"/>
+      <w:r>
+        <w:rPr>
+          <w:rFonts w:ascii="Segoe UI" w:eastAsia="Times New Roman" w:hAnsi="Segoe UI" w:cs="Segoe UI"/>
+          <w:szCs w:val="21"/>
+          <w:lang w:val="es-ES" w:eastAsia="es-ES"/>
+        </w:rPr>
+        <w:t>Rings</w:t>
+      </w:r>
+      <w:proofErr w:type="spellEnd"/>
+      <w:r>
+        <w:rPr>
+          <w:rFonts w:ascii="Segoe UI" w:eastAsia="Times New Roman" w:hAnsi="Segoe UI" w:cs="Segoe UI"/>
+          <w:szCs w:val="21"/>
+          <w:lang w:val="es-ES" w:eastAsia="es-ES"/>
+        </w:rPr>
+        <w:t xml:space="preserve"> + 1.5</w:t>
+      </w:r>
+    </w:p>
+    <w:p>
+      <w:pPr>
+        <w:rPr>
+          <w:b/>
+          <w:bCs/>
+          <w:color w:val="FF0000"/>
+        </w:rPr>
+      </w:pPr>
+    </w:p>
+    <w:p>
+      <w:pPr>
+        <w:pStyle w:val="Ttulo1"/>
+      </w:pPr>
+      <w:r>
+        <w:t xml:space="preserve">4. Carga y </w:t>
+      </w:r>
+      <w:proofErr w:type="spellStart"/>
+      <w:r>
+        <w:t>exploración</w:t>
+      </w:r>
+      <w:proofErr w:type="spellEnd"/>
+      <w:r>
+        <w:t xml:space="preserve"> de los </w:t>
+      </w:r>
+      <w:proofErr w:type="spellStart"/>
+      <w:r>
+        <w:t>datos</w:t>
+      </w:r>
+      <w:proofErr w:type="spellEnd"/>
+    </w:p>
+    <w:p>
+      <w:pPr>
+        <w:pStyle w:val="Listaconvietas"/>
+      </w:pPr>
+      <w:proofErr w:type="spellStart"/>
+      <w:r>
+        <w:t>Descarga</w:t>
+      </w:r>
+      <w:proofErr w:type="spellEnd"/>
+      <w:r>
+        <w:t xml:space="preserve"> </w:t>
+      </w:r>
+      <w:proofErr w:type="spellStart"/>
+      <w:r>
+        <w:t>el</w:t>
+      </w:r>
+      <w:proofErr w:type="spellEnd"/>
+      <w:r>
+        <w:t xml:space="preserve"> dataset </w:t>
+      </w:r>
+      <w:proofErr w:type="spellStart"/>
+      <w:r>
+        <w:t>desde</w:t>
+      </w:r>
+      <w:proofErr w:type="spellEnd"/>
+      <w:r>
+        <w:t xml:space="preserve"> Internet.</w:t>
+      </w:r>
+    </w:p>
+    <w:p>
+      <w:pPr>
+        <w:pStyle w:val="Listaconvietas"/>
+      </w:pPr>
+      <w:proofErr w:type="spellStart"/>
+      <w:r>
+        <w:t>Cárgalo</w:t>
+      </w:r>
+      <w:proofErr w:type="spellEnd"/>
+      <w:r>
+        <w:t xml:space="preserve"> </w:t>
+      </w:r>
+      <w:proofErr w:type="spellStart"/>
+      <w:r>
+        <w:t>utilizando</w:t>
+      </w:r>
+      <w:proofErr w:type="spellEnd"/>
+      <w:r>
+        <w:t xml:space="preserve"> Pandas.</w:t>
+      </w:r>
+    </w:p>
+    <w:p>
+      <w:pPr>
+        <w:pStyle w:val="Listaconvietas"/>
+      </w:pPr>
+      <w:proofErr w:type="spellStart"/>
+      <w:r>
+        <w:t>Muestra</w:t>
+      </w:r>
+      <w:proofErr w:type="spellEnd"/>
+      <w:r>
+        <w:t xml:space="preserve"> las </w:t>
+      </w:r>
+      <w:proofErr w:type="spellStart"/>
+      <w:r>
+        <w:t>primeras</w:t>
+      </w:r>
+      <w:proofErr w:type="spellEnd"/>
+      <w:r>
+        <w:t xml:space="preserve"> </w:t>
+      </w:r>
+      <w:proofErr w:type="spellStart"/>
+      <w:r>
+        <w:t>filas</w:t>
+      </w:r>
+      <w:proofErr w:type="spellEnd"/>
+      <w:r>
+        <w:t>.</w:t>
+      </w:r>
+    </w:p>
+    <w:p>
+      <w:pPr>
+        <w:pStyle w:val="Listaconvietas"/>
+      </w:pPr>
+      <w:r>
+        <w:t xml:space="preserve">Indica </w:t>
+      </w:r>
+      <w:proofErr w:type="spellStart"/>
+      <w:r>
+        <w:t>el</w:t>
+      </w:r>
+      <w:proofErr w:type="spellEnd"/>
+      <w:r>
+        <w:t xml:space="preserve"> </w:t>
+      </w:r>
+      <w:proofErr w:type="spellStart"/>
+      <w:r>
+        <w:t>número</w:t>
+      </w:r>
+      <w:proofErr w:type="spellEnd"/>
+      <w:r>
+        <w:t xml:space="preserve"> de </w:t>
+      </w:r>
+      <w:proofErr w:type="spellStart"/>
+      <w:r>
+        <w:t>filas</w:t>
+      </w:r>
+      <w:proofErr w:type="spellEnd"/>
+      <w:r>
+        <w:t xml:space="preserve"> y </w:t>
+      </w:r>
+      <w:proofErr w:type="spellStart"/>
+      <w:r>
+        <w:t>columnas</w:t>
+      </w:r>
+      <w:proofErr w:type="spellEnd"/>
+      <w:r>
+        <w:t>.</w:t>
+      </w:r>
+    </w:p>
+    <w:p>
+      <w:pPr>
+        <w:pStyle w:val="Listaconvietas"/>
+      </w:pPr>
+      <w:proofErr w:type="spellStart"/>
+      <w:r>
+        <w:t>Muestra</w:t>
+      </w:r>
+      <w:proofErr w:type="spellEnd"/>
+      <w:r>
+        <w:t xml:space="preserve"> los </w:t>
+      </w:r>
+      <w:proofErr w:type="spellStart"/>
+      <w:r>
+        <w:t>nombres</w:t>
+      </w:r>
+      <w:proofErr w:type="spellEnd"/>
+      <w:r>
+        <w:t xml:space="preserve"> de las </w:t>
+      </w:r>
+      <w:proofErr w:type="spellStart"/>
+      <w:r>
+        <w:t>columnas</w:t>
+      </w:r>
+      <w:proofErr w:type="spellEnd"/>
+      <w:r>
+        <w:t>.</w:t>
+      </w:r>
+    </w:p>
+    <w:p>
+      <w:pPr>
+        <w:pStyle w:val="Listaconvietas"/>
+      </w:pPr>
+      <w:proofErr w:type="spellStart"/>
+      <w:r>
+        <w:t>Comprueba</w:t>
+      </w:r>
+      <w:proofErr w:type="spellEnd"/>
+      <w:r>
+        <w:t xml:space="preserve"> los </w:t>
+      </w:r>
+      <w:proofErr w:type="spellStart"/>
+      <w:r>
+        <w:t>tipos</w:t>
+      </w:r>
+      <w:proofErr w:type="spellEnd"/>
+      <w:r>
+        <w:t xml:space="preserve"> de </w:t>
+      </w:r>
+      <w:proofErr w:type="spellStart"/>
+      <w:r>
+        <w:t>datos</w:t>
+      </w:r>
+      <w:proofErr w:type="spellEnd"/>
+      <w:r>
+        <w:t>.</w:t>
+      </w:r>
+    </w:p>
+    <w:p>
+      <w:pPr>
+        <w:pStyle w:val="Listaconvietas"/>
+      </w:pPr>
+      <w:proofErr w:type="spellStart"/>
+      <w:r>
+        <w:t>Comprueba</w:t>
+      </w:r>
+      <w:proofErr w:type="spellEnd"/>
+      <w:r>
+        <w:t xml:space="preserve"> </w:t>
+      </w:r>
+      <w:proofErr w:type="spellStart"/>
+      <w:r>
+        <w:t>si</w:t>
+      </w:r>
+      <w:proofErr w:type="spellEnd"/>
+      <w:r>
+        <w:t xml:space="preserve"> </w:t>
+      </w:r>
+      <w:proofErr w:type="spellStart"/>
+      <w:r>
+        <w:t>existen</w:t>
+      </w:r>
+      <w:proofErr w:type="spellEnd"/>
+      <w:r>
+        <w:t xml:space="preserve"> </w:t>
+      </w:r>
+      <w:proofErr w:type="spellStart"/>
+      <w:r>
+        <w:t>valores</w:t>
+      </w:r>
+      <w:proofErr w:type="spellEnd"/>
+      <w:r>
+        <w:t xml:space="preserve"> </w:t>
+      </w:r>
+      <w:proofErr w:type="spellStart"/>
+      <w:r>
+        <w:t>nulos</w:t>
+      </w:r>
+      <w:proofErr w:type="spellEnd"/>
+      <w:r>
+        <w:t>.</w:t>
+      </w:r>
+    </w:p>
+    <w:p>
+      <w:pPr>
+        <w:pStyle w:val="Listaconvietas"/>
+      </w:pPr>
+      <w:proofErr w:type="spellStart"/>
+      <w:r>
+        <w:t>Obtén</w:t>
+      </w:r>
+      <w:proofErr w:type="spellEnd"/>
+      <w:r>
+        <w:t xml:space="preserve"> </w:t>
+      </w:r>
+      <w:proofErr w:type="spellStart"/>
+      <w:r>
+        <w:t>estadísticas</w:t>
+      </w:r>
+      <w:proofErr w:type="spellEnd"/>
+      <w:r>
+        <w:t xml:space="preserve"> </w:t>
+      </w:r>
+      <w:proofErr w:type="spellStart"/>
+      <w:r>
+        <w:t>básicas</w:t>
+      </w:r>
+      <w:proofErr w:type="spellEnd"/>
+      <w:r>
+        <w:t xml:space="preserve"> de las variables.</w:t>
+      </w:r>
+    </w:p>
+    <w:p>
+      <w:r>
+        <w:t xml:space="preserve">import </w:t>
+      </w:r>
+      <w:proofErr w:type="spellStart"/>
+      <w:r>
+        <w:t>numpy</w:t>
+      </w:r>
+      <w:proofErr w:type="spellEnd"/>
+      <w:r>
+        <w:t xml:space="preserve"> as np</w:t>
+      </w:r>
+    </w:p>
+    <w:p>
+      <w:r>
+        <w:t>import pandas as pd</w:t>
+      </w:r>
+    </w:p>
+    <w:p>
+      <w:pPr>
+        <w:spacing w:after="0" w:line="300" w:lineRule="atLeast"/>
+        <w:rPr>
+          <w:rFonts w:ascii="Segoe UI" w:eastAsia="Times New Roman" w:hAnsi="Segoe UI" w:cs="Segoe UI"/>
+          <w:b/>
+          <w:bCs/>
+          <w:color w:val="4F6228" w:themeColor="accent3" w:themeShade="80"/>
+          <w:szCs w:val="21"/>
+          <w:lang w:val="es-ES" w:eastAsia="es-ES"/>
+        </w:rPr>
+      </w:pPr>
+      <w:r>
+        <w:rPr>
+          <w:rFonts w:ascii="Segoe UI" w:eastAsia="Times New Roman" w:hAnsi="Segoe UI" w:cs="Segoe UI"/>
+          <w:b/>
+          <w:bCs/>
+          <w:color w:val="4F6228" w:themeColor="accent3" w:themeShade="80"/>
+          <w:szCs w:val="21"/>
+          <w:lang w:val="es-ES" w:eastAsia="es-ES"/>
+        </w:rPr>
+        <w:t xml:space="preserve"># </w:t>
+      </w:r>
+      <w:proofErr w:type="spellStart"/>
+      <w:r>
+        <w:rPr>
+          <w:rFonts w:ascii="Segoe UI" w:eastAsia="Times New Roman" w:hAnsi="Segoe UI" w:cs="Segoe UI"/>
+          <w:b/>
+          <w:bCs/>
+          <w:color w:val="4F6228" w:themeColor="accent3" w:themeShade="80"/>
+          <w:szCs w:val="21"/>
+          <w:lang w:val="es-ES" w:eastAsia="es-ES"/>
+        </w:rPr>
+        <w:t>Obtiene</w:t>
+      </w:r>
+      <w:proofErr w:type="spellEnd"/>
+      <w:r>
+        <w:rPr>
+          <w:rFonts w:ascii="Segoe UI" w:eastAsia="Times New Roman" w:hAnsi="Segoe UI" w:cs="Segoe UI"/>
+          <w:b/>
+          <w:bCs/>
+          <w:color w:val="4F6228" w:themeColor="accent3" w:themeShade="80"/>
+          <w:szCs w:val="21"/>
+          <w:lang w:val="es-ES" w:eastAsia="es-ES"/>
+        </w:rPr>
+        <w:t xml:space="preserve"> </w:t>
+      </w:r>
+      <w:proofErr w:type="spellStart"/>
+      <w:r>
+        <w:rPr>
+          <w:rFonts w:ascii="Segoe UI" w:eastAsia="Times New Roman" w:hAnsi="Segoe UI" w:cs="Segoe UI"/>
+          <w:b/>
+          <w:bCs/>
+          <w:color w:val="4F6228" w:themeColor="accent3" w:themeShade="80"/>
+          <w:szCs w:val="21"/>
+          <w:lang w:val="es-ES" w:eastAsia="es-ES"/>
+        </w:rPr>
+        <w:t>el</w:t>
+      </w:r>
+      <w:proofErr w:type="spellEnd"/>
+      <w:r>
+        <w:rPr>
+          <w:rFonts w:ascii="Segoe UI" w:eastAsia="Times New Roman" w:hAnsi="Segoe UI" w:cs="Segoe UI"/>
+          <w:b/>
+          <w:bCs/>
+          <w:color w:val="4F6228" w:themeColor="accent3" w:themeShade="80"/>
+          <w:szCs w:val="21"/>
+          <w:lang w:val="es-ES" w:eastAsia="es-ES"/>
+        </w:rPr>
+        <w:t xml:space="preserve"> dataset de abalone </w:t>
+      </w:r>
+      <w:proofErr w:type="spellStart"/>
+      <w:r>
+        <w:rPr>
+          <w:rFonts w:ascii="Segoe UI" w:eastAsia="Times New Roman" w:hAnsi="Segoe UI" w:cs="Segoe UI"/>
+          <w:b/>
+          <w:bCs/>
+          <w:color w:val="4F6228" w:themeColor="accent3" w:themeShade="80"/>
+          <w:szCs w:val="21"/>
+          <w:lang w:val="es-ES" w:eastAsia="es-ES"/>
+        </w:rPr>
+        <w:t>desde</w:t>
+      </w:r>
+      <w:proofErr w:type="spellEnd"/>
+      <w:r>
+        <w:rPr>
+          <w:rFonts w:ascii="Segoe UI" w:eastAsia="Times New Roman" w:hAnsi="Segoe UI" w:cs="Segoe UI"/>
+          <w:b/>
+          <w:bCs/>
+          <w:color w:val="4F6228" w:themeColor="accent3" w:themeShade="80"/>
+          <w:szCs w:val="21"/>
+          <w:lang w:val="es-ES" w:eastAsia="es-ES"/>
+        </w:rPr>
+        <w:t xml:space="preserve"> un </w:t>
+      </w:r>
+      <w:proofErr w:type="spellStart"/>
+      <w:r>
+        <w:rPr>
+          <w:rFonts w:ascii="Segoe UI" w:eastAsia="Times New Roman" w:hAnsi="Segoe UI" w:cs="Segoe UI"/>
+          <w:b/>
+          <w:bCs/>
+          <w:color w:val="4F6228" w:themeColor="accent3" w:themeShade="80"/>
+          <w:szCs w:val="21"/>
+          <w:lang w:val="es-ES" w:eastAsia="es-ES"/>
+        </w:rPr>
+        <w:t>repositorio</w:t>
+      </w:r>
+      <w:proofErr w:type="spellEnd"/>
+      <w:r>
+        <w:rPr>
+          <w:rFonts w:ascii="Segoe UI" w:eastAsia="Times New Roman" w:hAnsi="Segoe UI" w:cs="Segoe UI"/>
+          <w:b/>
+          <w:bCs/>
+          <w:color w:val="4F6228" w:themeColor="accent3" w:themeShade="80"/>
+          <w:szCs w:val="21"/>
+          <w:lang w:val="es-ES" w:eastAsia="es-ES"/>
+        </w:rPr>
+        <w:t xml:space="preserve"> </w:t>
+      </w:r>
+      <w:proofErr w:type="spellStart"/>
+      <w:r>
+        <w:rPr>
+          <w:rFonts w:ascii="Segoe UI" w:eastAsia="Times New Roman" w:hAnsi="Segoe UI" w:cs="Segoe UI"/>
+          <w:b/>
+          <w:bCs/>
+          <w:color w:val="4F6228" w:themeColor="accent3" w:themeShade="80"/>
+          <w:szCs w:val="21"/>
+          <w:lang w:val="es-ES" w:eastAsia="es-ES"/>
+        </w:rPr>
+        <w:t>en</w:t>
+      </w:r>
+      <w:proofErr w:type="spellEnd"/>
+      <w:r>
+        <w:rPr>
+          <w:rFonts w:ascii="Segoe UI" w:eastAsia="Times New Roman" w:hAnsi="Segoe UI" w:cs="Segoe UI"/>
+          <w:b/>
+          <w:bCs/>
+          <w:color w:val="4F6228" w:themeColor="accent3" w:themeShade="80"/>
+          <w:szCs w:val="21"/>
+          <w:lang w:val="es-ES" w:eastAsia="es-ES"/>
+        </w:rPr>
+        <w:t xml:space="preserve"> GitHub</w:t>
+      </w:r>
+    </w:p>
+    <w:p>
+      <w:proofErr w:type="spellStart"/>
+      <w:r>
+        <w:t>url</w:t>
+      </w:r>
+      <w:proofErr w:type="spellEnd"/>
+      <w:r>
+        <w:t xml:space="preserve"> = "https://raw.githubusercontent.com/juanluisMerida23/Machine-Learning-Abalone/refs/heads/main/Dataset/abalone.data"</w:t>
+      </w:r>
+    </w:p>
+    <w:p>
+      <w:pPr>
+        <w:spacing w:after="0" w:line="300" w:lineRule="atLeast"/>
+        <w:rPr>
+          <w:rFonts w:ascii="Segoe UI" w:eastAsia="Times New Roman" w:hAnsi="Segoe UI" w:cs="Segoe UI"/>
+          <w:b/>
+          <w:bCs/>
+          <w:color w:val="4F6228" w:themeColor="accent3" w:themeShade="80"/>
+          <w:szCs w:val="21"/>
+          <w:lang w:val="es-ES" w:eastAsia="es-ES"/>
+        </w:rPr>
+      </w:pPr>
+      <w:r>
+        <w:rPr>
+          <w:rFonts w:ascii="Segoe UI" w:eastAsia="Times New Roman" w:hAnsi="Segoe UI" w:cs="Segoe UI"/>
+          <w:b/>
+          <w:bCs/>
+          <w:color w:val="4F6228" w:themeColor="accent3" w:themeShade="80"/>
+          <w:szCs w:val="21"/>
+          <w:lang w:val="es-ES" w:eastAsia="es-ES"/>
+        </w:rPr>
+        <w:t>#</w:t>
+      </w:r>
+      <w:proofErr w:type="gramStart"/>
+      <w:r>
+        <w:rPr>
+          <w:rFonts w:ascii="Segoe UI" w:eastAsia="Times New Roman" w:hAnsi="Segoe UI" w:cs="Segoe UI"/>
+          <w:b/>
+          <w:bCs/>
+          <w:color w:val="4F6228" w:themeColor="accent3" w:themeShade="80"/>
+          <w:szCs w:val="21"/>
+          <w:lang w:val="es-ES" w:eastAsia="es-ES"/>
+        </w:rPr>
+        <w:t>importamos</w:t>
+      </w:r>
+      <w:proofErr w:type="gramEnd"/>
+      <w:r>
+        <w:rPr>
+          <w:rFonts w:ascii="Segoe UI" w:eastAsia="Times New Roman" w:hAnsi="Segoe UI" w:cs="Segoe UI"/>
+          <w:b/>
+          <w:bCs/>
+          <w:color w:val="4F6228" w:themeColor="accent3" w:themeShade="80"/>
+          <w:szCs w:val="21"/>
+          <w:lang w:val="es-ES" w:eastAsia="es-ES"/>
+        </w:rPr>
+        <w:t xml:space="preserve"> </w:t>
+      </w:r>
+      <w:proofErr w:type="spellStart"/>
+      <w:r>
+        <w:rPr>
+          <w:rFonts w:ascii="Segoe UI" w:eastAsia="Times New Roman" w:hAnsi="Segoe UI" w:cs="Segoe UI"/>
+          <w:b/>
+          <w:bCs/>
+          <w:color w:val="4F6228" w:themeColor="accent3" w:themeShade="80"/>
+          <w:szCs w:val="21"/>
+          <w:lang w:val="es-ES" w:eastAsia="es-ES"/>
+        </w:rPr>
+        <w:t>diciendo</w:t>
+      </w:r>
+      <w:proofErr w:type="spellEnd"/>
+      <w:r>
+        <w:rPr>
+          <w:rFonts w:ascii="Segoe UI" w:eastAsia="Times New Roman" w:hAnsi="Segoe UI" w:cs="Segoe UI"/>
+          <w:b/>
+          <w:bCs/>
+          <w:color w:val="4F6228" w:themeColor="accent3" w:themeShade="80"/>
+          <w:szCs w:val="21"/>
+          <w:lang w:val="es-ES" w:eastAsia="es-ES"/>
+        </w:rPr>
+        <w:t xml:space="preserve"> que no </w:t>
+      </w:r>
+      <w:proofErr w:type="spellStart"/>
+      <w:r>
+        <w:rPr>
+          <w:rFonts w:ascii="Segoe UI" w:eastAsia="Times New Roman" w:hAnsi="Segoe UI" w:cs="Segoe UI"/>
+          <w:b/>
+          <w:bCs/>
+          <w:color w:val="4F6228" w:themeColor="accent3" w:themeShade="80"/>
+          <w:szCs w:val="21"/>
+          <w:lang w:val="es-ES" w:eastAsia="es-ES"/>
+        </w:rPr>
+        <w:t>tiene</w:t>
+      </w:r>
+      <w:proofErr w:type="spellEnd"/>
+      <w:r>
+        <w:rPr>
+          <w:rFonts w:ascii="Segoe UI" w:eastAsia="Times New Roman" w:hAnsi="Segoe UI" w:cs="Segoe UI"/>
+          <w:b/>
+          <w:bCs/>
+          <w:color w:val="4F6228" w:themeColor="accent3" w:themeShade="80"/>
+          <w:szCs w:val="21"/>
+          <w:lang w:val="es-ES" w:eastAsia="es-ES"/>
+        </w:rPr>
+        <w:t xml:space="preserve"> cabecera y le </w:t>
+      </w:r>
+      <w:proofErr w:type="spellStart"/>
+      <w:r>
+        <w:rPr>
+          <w:rFonts w:ascii="Segoe UI" w:eastAsia="Times New Roman" w:hAnsi="Segoe UI" w:cs="Segoe UI"/>
+          <w:b/>
+          <w:bCs/>
+          <w:color w:val="4F6228" w:themeColor="accent3" w:themeShade="80"/>
+          <w:szCs w:val="21"/>
+          <w:lang w:val="es-ES" w:eastAsia="es-ES"/>
+        </w:rPr>
+        <w:t>damos</w:t>
+      </w:r>
+      <w:proofErr w:type="spellEnd"/>
+      <w:r>
+        <w:rPr>
+          <w:rFonts w:ascii="Segoe UI" w:eastAsia="Times New Roman" w:hAnsi="Segoe UI" w:cs="Segoe UI"/>
+          <w:b/>
+          <w:bCs/>
+          <w:color w:val="4F6228" w:themeColor="accent3" w:themeShade="80"/>
+          <w:szCs w:val="21"/>
+          <w:lang w:val="es-ES" w:eastAsia="es-ES"/>
+        </w:rPr>
+        <w:t xml:space="preserve"> </w:t>
+      </w:r>
+      <w:proofErr w:type="spellStart"/>
+      <w:r>
+        <w:rPr>
+          <w:rFonts w:ascii="Segoe UI" w:eastAsia="Times New Roman" w:hAnsi="Segoe UI" w:cs="Segoe UI"/>
+          <w:b/>
+          <w:bCs/>
+          <w:color w:val="4F6228" w:themeColor="accent3" w:themeShade="80"/>
+          <w:szCs w:val="21"/>
+          <w:lang w:val="es-ES" w:eastAsia="es-ES"/>
+        </w:rPr>
+        <w:t>nombre</w:t>
+      </w:r>
+      <w:proofErr w:type="spellEnd"/>
+      <w:r>
+        <w:rPr>
+          <w:rFonts w:ascii="Segoe UI" w:eastAsia="Times New Roman" w:hAnsi="Segoe UI" w:cs="Segoe UI"/>
+          <w:b/>
+          <w:bCs/>
+          <w:color w:val="4F6228" w:themeColor="accent3" w:themeShade="80"/>
+          <w:szCs w:val="21"/>
+          <w:lang w:val="es-ES" w:eastAsia="es-ES"/>
+        </w:rPr>
+        <w:t xml:space="preserve"> a las </w:t>
+      </w:r>
+      <w:proofErr w:type="spellStart"/>
+      <w:r>
+        <w:rPr>
+          <w:rFonts w:ascii="Segoe UI" w:eastAsia="Times New Roman" w:hAnsi="Segoe UI" w:cs="Segoe UI"/>
+          <w:b/>
+          <w:bCs/>
+          <w:color w:val="4F6228" w:themeColor="accent3" w:themeShade="80"/>
+          <w:szCs w:val="21"/>
+          <w:lang w:val="es-ES" w:eastAsia="es-ES"/>
+        </w:rPr>
+        <w:t>columnas</w:t>
+      </w:r>
+      <w:proofErr w:type="spellEnd"/>
+    </w:p>
+    <w:p>
+      <w:r>
+        <w:t xml:space="preserve"> df = </w:t>
+      </w:r>
+      <w:proofErr w:type="spellStart"/>
+      <w:proofErr w:type="gramStart"/>
+      <w:r>
+        <w:t>pd.read</w:t>
+      </w:r>
+      <w:proofErr w:type="gramEnd"/>
+      <w:r>
+        <w:t>_csv</w:t>
+      </w:r>
+      <w:proofErr w:type="spellEnd"/>
+      <w:r>
+        <w:t>(</w:t>
+      </w:r>
+    </w:p>
+    <w:p>
+      <w:r>
+        <w:t xml:space="preserve">    </w:t>
+      </w:r>
+      <w:proofErr w:type="spellStart"/>
+      <w:r>
+        <w:t>url</w:t>
+      </w:r>
+      <w:proofErr w:type="spellEnd"/>
+      <w:r>
+        <w:t>,</w:t>
+      </w:r>
+    </w:p>
+    <w:p>
+      <w:r>
+        <w:t xml:space="preserve">    header=None,</w:t>
+      </w:r>
+    </w:p>
+    <w:p>
+      <w:r>
+        <w:lastRenderedPageBreak/>
+        <w:t xml:space="preserve">    names</w:t>
+      </w:r>
+      <w:proofErr w:type="gramStart"/>
+      <w:r>
+        <w:t>=[</w:t>
+      </w:r>
+      <w:proofErr w:type="gramEnd"/>
+    </w:p>
+    <w:p>
+      <w:r>
+        <w:t xml:space="preserve">        "Sex",</w:t>
+      </w:r>
+    </w:p>
+    <w:p>
+      <w:r>
+        <w:t xml:space="preserve">        "Length",</w:t>
+      </w:r>
+    </w:p>
+    <w:p>
+      <w:r>
+        <w:t xml:space="preserve">        "Diameter",</w:t>
+      </w:r>
+    </w:p>
+    <w:p>
+      <w:r>
+        <w:t xml:space="preserve">        "Height",</w:t>
+      </w:r>
+    </w:p>
+    <w:p>
+      <w:r>
+        <w:t xml:space="preserve">        "</w:t>
+      </w:r>
+      <w:proofErr w:type="spellStart"/>
+      <w:r>
+        <w:t>Whole_weight</w:t>
+      </w:r>
+      <w:proofErr w:type="spellEnd"/>
+      <w:r>
+        <w:t>",</w:t>
+      </w:r>
+    </w:p>
+    <w:p>
+      <w:r>
+        <w:t xml:space="preserve">        "</w:t>
+      </w:r>
+      <w:proofErr w:type="spellStart"/>
+      <w:r>
+        <w:t>Shucked_weight</w:t>
+      </w:r>
+      <w:proofErr w:type="spellEnd"/>
+      <w:r>
+        <w:t>",</w:t>
+      </w:r>
+    </w:p>
+    <w:p>
+      <w:r>
+        <w:t xml:space="preserve">        "</w:t>
+      </w:r>
+      <w:proofErr w:type="spellStart"/>
+      <w:r>
+        <w:t>Viscera_weight</w:t>
+      </w:r>
+      <w:proofErr w:type="spellEnd"/>
+      <w:r>
+        <w:t>",</w:t>
+      </w:r>
+    </w:p>
+    <w:p>
+      <w:r>
+        <w:t xml:space="preserve">        "</w:t>
+      </w:r>
+      <w:proofErr w:type="spellStart"/>
+      <w:r>
+        <w:t>Shell_weight</w:t>
+      </w:r>
+      <w:proofErr w:type="spellEnd"/>
+      <w:r>
+        <w:t>",</w:t>
+      </w:r>
+    </w:p>
+    <w:p>
+      <w:r>
+        <w:t xml:space="preserve">        "Rings"</w:t>
+      </w:r>
+    </w:p>
+    <w:p>
+      <w:r>
+        <w:t xml:space="preserve">    ]</w:t>
+      </w:r>
+    </w:p>
+    <w:p>
+      <w:r>
+        <w:t>)</w:t>
+      </w:r>
+    </w:p>
+    <w:p/>
+    <w:p>
+      <w:pPr>
+        <w:spacing w:after="0" w:line="300" w:lineRule="atLeast"/>
+        <w:rPr>
+          <w:rFonts w:ascii="Segoe UI" w:eastAsia="Times New Roman" w:hAnsi="Segoe UI" w:cs="Segoe UI"/>
+          <w:b/>
+          <w:bCs/>
+          <w:color w:val="4F6228" w:themeColor="accent3" w:themeShade="80"/>
+          <w:szCs w:val="21"/>
+          <w:lang w:val="es-ES" w:eastAsia="es-ES"/>
+        </w:rPr>
+      </w:pPr>
+      <w:r>
+        <w:rPr>
+          <w:rFonts w:ascii="Segoe UI" w:eastAsia="Times New Roman" w:hAnsi="Segoe UI" w:cs="Segoe UI"/>
+          <w:b/>
+          <w:bCs/>
+          <w:color w:val="4F6228" w:themeColor="accent3" w:themeShade="80"/>
+          <w:szCs w:val="21"/>
+          <w:lang w:val="es-ES" w:eastAsia="es-ES"/>
+        </w:rPr>
+        <w:t xml:space="preserve"># </w:t>
+      </w:r>
+      <w:proofErr w:type="spellStart"/>
+      <w:r>
+        <w:rPr>
+          <w:rFonts w:ascii="Segoe UI" w:eastAsia="Times New Roman" w:hAnsi="Segoe UI" w:cs="Segoe UI"/>
+          <w:b/>
+          <w:bCs/>
+          <w:color w:val="4F6228" w:themeColor="accent3" w:themeShade="80"/>
+          <w:szCs w:val="21"/>
+          <w:lang w:val="es-ES" w:eastAsia="es-ES"/>
+        </w:rPr>
+        <w:t>Muestra</w:t>
+      </w:r>
+      <w:proofErr w:type="spellEnd"/>
+      <w:r>
+        <w:rPr>
+          <w:rFonts w:ascii="Segoe UI" w:eastAsia="Times New Roman" w:hAnsi="Segoe UI" w:cs="Segoe UI"/>
+          <w:b/>
+          <w:bCs/>
+          <w:color w:val="4F6228" w:themeColor="accent3" w:themeShade="80"/>
+          <w:szCs w:val="21"/>
+          <w:lang w:val="es-ES" w:eastAsia="es-ES"/>
+        </w:rPr>
+        <w:t xml:space="preserve"> las </w:t>
+      </w:r>
+      <w:proofErr w:type="spellStart"/>
+      <w:r>
+        <w:rPr>
+          <w:rFonts w:ascii="Segoe UI" w:eastAsia="Times New Roman" w:hAnsi="Segoe UI" w:cs="Segoe UI"/>
+          <w:b/>
+          <w:bCs/>
+          <w:color w:val="4F6228" w:themeColor="accent3" w:themeShade="80"/>
+          <w:szCs w:val="21"/>
+          <w:lang w:val="es-ES" w:eastAsia="es-ES"/>
+        </w:rPr>
+        <w:t>primeras</w:t>
+      </w:r>
+      <w:proofErr w:type="spellEnd"/>
+      <w:r>
+        <w:rPr>
+          <w:rFonts w:ascii="Segoe UI" w:eastAsia="Times New Roman" w:hAnsi="Segoe UI" w:cs="Segoe UI"/>
+          <w:b/>
+          <w:bCs/>
+          <w:color w:val="4F6228" w:themeColor="accent3" w:themeShade="80"/>
+          <w:szCs w:val="21"/>
+          <w:lang w:val="es-ES" w:eastAsia="es-ES"/>
+        </w:rPr>
+        <w:t xml:space="preserve"> </w:t>
+      </w:r>
+      <w:proofErr w:type="spellStart"/>
+      <w:r>
+        <w:rPr>
+          <w:rFonts w:ascii="Segoe UI" w:eastAsia="Times New Roman" w:hAnsi="Segoe UI" w:cs="Segoe UI"/>
+          <w:b/>
+          <w:bCs/>
+          <w:color w:val="4F6228" w:themeColor="accent3" w:themeShade="80"/>
+          <w:szCs w:val="21"/>
+          <w:lang w:val="es-ES" w:eastAsia="es-ES"/>
+        </w:rPr>
+        <w:t>filas</w:t>
+      </w:r>
+      <w:proofErr w:type="spellEnd"/>
+    </w:p>
+    <w:p>
+      <w:proofErr w:type="gramStart"/>
+      <w:r>
+        <w:t>print(</w:t>
+      </w:r>
+      <w:proofErr w:type="gramEnd"/>
+      <w:r>
+        <w:t>"</w:t>
+      </w:r>
+      <w:proofErr w:type="spellStart"/>
+      <w:r>
+        <w:t>Primeras</w:t>
+      </w:r>
+      <w:proofErr w:type="spellEnd"/>
+      <w:r>
+        <w:t xml:space="preserve"> </w:t>
+      </w:r>
+      <w:proofErr w:type="spellStart"/>
+      <w:r>
+        <w:t>filas</w:t>
+      </w:r>
+      <w:proofErr w:type="spellEnd"/>
+      <w:r>
+        <w:t xml:space="preserve"> del dataset:")</w:t>
+      </w:r>
+    </w:p>
+    <w:p>
+      <w:r>
+        <w:t>print(</w:t>
+      </w:r>
+      <w:proofErr w:type="spellStart"/>
+      <w:proofErr w:type="gramStart"/>
+      <w:r>
+        <w:t>df.head</w:t>
+      </w:r>
+      <w:proofErr w:type="spellEnd"/>
+      <w:proofErr w:type="gramEnd"/>
+      <w:r>
+        <w:t>())</w:t>
+      </w:r>
+    </w:p>
+    <w:p/>
+    <w:p>
+      <w:pPr>
+        <w:spacing w:after="0" w:line="300" w:lineRule="atLeast"/>
+        <w:rPr>
+          <w:rFonts w:ascii="Segoe UI" w:eastAsia="Times New Roman" w:hAnsi="Segoe UI" w:cs="Segoe UI"/>
+          <w:b/>
+          <w:bCs/>
+          <w:color w:val="4F6228" w:themeColor="accent3" w:themeShade="80"/>
+          <w:szCs w:val="21"/>
+          <w:lang w:val="es-ES" w:eastAsia="es-ES"/>
+        </w:rPr>
+      </w:pPr>
+      <w:r>
+        <w:rPr>
+          <w:rFonts w:ascii="Segoe UI" w:eastAsia="Times New Roman" w:hAnsi="Segoe UI" w:cs="Segoe UI"/>
+          <w:b/>
+          <w:bCs/>
+          <w:color w:val="4F6228" w:themeColor="accent3" w:themeShade="80"/>
+          <w:szCs w:val="21"/>
+          <w:lang w:val="es-ES" w:eastAsia="es-ES"/>
+        </w:rPr>
+        <w:t xml:space="preserve"># Indica </w:t>
+      </w:r>
+      <w:proofErr w:type="spellStart"/>
+      <w:r>
+        <w:rPr>
+          <w:rFonts w:ascii="Segoe UI" w:eastAsia="Times New Roman" w:hAnsi="Segoe UI" w:cs="Segoe UI"/>
+          <w:b/>
+          <w:bCs/>
+          <w:color w:val="4F6228" w:themeColor="accent3" w:themeShade="80"/>
+          <w:szCs w:val="21"/>
+          <w:lang w:val="es-ES" w:eastAsia="es-ES"/>
+        </w:rPr>
+        <w:t>el</w:t>
+      </w:r>
+      <w:proofErr w:type="spellEnd"/>
+      <w:r>
+        <w:rPr>
+          <w:rFonts w:ascii="Segoe UI" w:eastAsia="Times New Roman" w:hAnsi="Segoe UI" w:cs="Segoe UI"/>
+          <w:b/>
+          <w:bCs/>
+          <w:color w:val="4F6228" w:themeColor="accent3" w:themeShade="80"/>
+          <w:szCs w:val="21"/>
+          <w:lang w:val="es-ES" w:eastAsia="es-ES"/>
+        </w:rPr>
+        <w:t xml:space="preserve"> </w:t>
+      </w:r>
+      <w:proofErr w:type="spellStart"/>
+      <w:r>
+        <w:rPr>
+          <w:rFonts w:ascii="Segoe UI" w:eastAsia="Times New Roman" w:hAnsi="Segoe UI" w:cs="Segoe UI"/>
+          <w:b/>
+          <w:bCs/>
+          <w:color w:val="4F6228" w:themeColor="accent3" w:themeShade="80"/>
+          <w:szCs w:val="21"/>
+          <w:lang w:val="es-ES" w:eastAsia="es-ES"/>
+        </w:rPr>
+        <w:t>número</w:t>
+      </w:r>
+      <w:proofErr w:type="spellEnd"/>
+      <w:r>
+        <w:rPr>
+          <w:rFonts w:ascii="Segoe UI" w:eastAsia="Times New Roman" w:hAnsi="Segoe UI" w:cs="Segoe UI"/>
+          <w:b/>
+          <w:bCs/>
+          <w:color w:val="4F6228" w:themeColor="accent3" w:themeShade="80"/>
+          <w:szCs w:val="21"/>
+          <w:lang w:val="es-ES" w:eastAsia="es-ES"/>
+        </w:rPr>
+        <w:t xml:space="preserve"> de </w:t>
+      </w:r>
+      <w:proofErr w:type="spellStart"/>
+      <w:r>
+        <w:rPr>
+          <w:rFonts w:ascii="Segoe UI" w:eastAsia="Times New Roman" w:hAnsi="Segoe UI" w:cs="Segoe UI"/>
+          <w:b/>
+          <w:bCs/>
+          <w:color w:val="4F6228" w:themeColor="accent3" w:themeShade="80"/>
+          <w:szCs w:val="21"/>
+          <w:lang w:val="es-ES" w:eastAsia="es-ES"/>
+        </w:rPr>
+        <w:t>filas</w:t>
+      </w:r>
+      <w:proofErr w:type="spellEnd"/>
+      <w:r>
+        <w:rPr>
+          <w:rFonts w:ascii="Segoe UI" w:eastAsia="Times New Roman" w:hAnsi="Segoe UI" w:cs="Segoe UI"/>
+          <w:b/>
+          <w:bCs/>
+          <w:color w:val="4F6228" w:themeColor="accent3" w:themeShade="80"/>
+          <w:szCs w:val="21"/>
+          <w:lang w:val="es-ES" w:eastAsia="es-ES"/>
+        </w:rPr>
+        <w:t xml:space="preserve"> y </w:t>
+      </w:r>
+      <w:proofErr w:type="spellStart"/>
+      <w:r>
+        <w:rPr>
+          <w:rFonts w:ascii="Segoe UI" w:eastAsia="Times New Roman" w:hAnsi="Segoe UI" w:cs="Segoe UI"/>
+          <w:b/>
+          <w:bCs/>
+          <w:color w:val="4F6228" w:themeColor="accent3" w:themeShade="80"/>
+          <w:szCs w:val="21"/>
+          <w:lang w:val="es-ES" w:eastAsia="es-ES"/>
+        </w:rPr>
+        <w:t>columnas</w:t>
+      </w:r>
+      <w:proofErr w:type="spellEnd"/>
+    </w:p>
+    <w:p>
+      <w:proofErr w:type="gramStart"/>
+      <w:r>
+        <w:t>print(</w:t>
+      </w:r>
+      <w:proofErr w:type="gramEnd"/>
+      <w:r>
+        <w:t>"\</w:t>
+      </w:r>
+      <w:proofErr w:type="spellStart"/>
+      <w:r>
+        <w:t>nNúmero</w:t>
+      </w:r>
+      <w:proofErr w:type="spellEnd"/>
+      <w:r>
+        <w:t xml:space="preserve"> de </w:t>
+      </w:r>
+      <w:proofErr w:type="spellStart"/>
+      <w:r>
+        <w:t>filas</w:t>
+      </w:r>
+      <w:proofErr w:type="spellEnd"/>
+      <w:r>
+        <w:t xml:space="preserve"> y </w:t>
+      </w:r>
+      <w:proofErr w:type="spellStart"/>
+      <w:r>
+        <w:t>columnas</w:t>
+      </w:r>
+      <w:proofErr w:type="spellEnd"/>
+      <w:r>
+        <w:t>:")</w:t>
+      </w:r>
+    </w:p>
+    <w:p>
+      <w:r>
+        <w:t>print(</w:t>
+      </w:r>
+      <w:proofErr w:type="spellStart"/>
+      <w:proofErr w:type="gramStart"/>
+      <w:r>
+        <w:t>df.shape</w:t>
+      </w:r>
+      <w:proofErr w:type="spellEnd"/>
+      <w:proofErr w:type="gramEnd"/>
+      <w:r>
+        <w:t>)</w:t>
+      </w:r>
+    </w:p>
+    <w:p/>
+    <w:p>
+      <w:pPr>
+        <w:spacing w:after="0" w:line="300" w:lineRule="atLeast"/>
+        <w:rPr>
+          <w:rFonts w:ascii="Segoe UI" w:eastAsia="Times New Roman" w:hAnsi="Segoe UI" w:cs="Segoe UI"/>
+          <w:b/>
+          <w:bCs/>
+          <w:color w:val="4F6228" w:themeColor="accent3" w:themeShade="80"/>
+          <w:szCs w:val="21"/>
+          <w:lang w:val="es-ES" w:eastAsia="es-ES"/>
+        </w:rPr>
+      </w:pPr>
+      <w:r>
+        <w:rPr>
+          <w:rFonts w:ascii="Segoe UI" w:eastAsia="Times New Roman" w:hAnsi="Segoe UI" w:cs="Segoe UI"/>
+          <w:b/>
+          <w:bCs/>
+          <w:color w:val="4F6228" w:themeColor="accent3" w:themeShade="80"/>
+          <w:szCs w:val="21"/>
+          <w:lang w:val="es-ES" w:eastAsia="es-ES"/>
+        </w:rPr>
+        <w:t xml:space="preserve"># </w:t>
+      </w:r>
+      <w:proofErr w:type="spellStart"/>
+      <w:r>
+        <w:rPr>
+          <w:rFonts w:ascii="Segoe UI" w:eastAsia="Times New Roman" w:hAnsi="Segoe UI" w:cs="Segoe UI"/>
+          <w:b/>
+          <w:bCs/>
+          <w:color w:val="4F6228" w:themeColor="accent3" w:themeShade="80"/>
+          <w:szCs w:val="21"/>
+          <w:lang w:val="es-ES" w:eastAsia="es-ES"/>
+        </w:rPr>
+        <w:t>Muestra</w:t>
+      </w:r>
+      <w:proofErr w:type="spellEnd"/>
+      <w:r>
+        <w:rPr>
+          <w:rFonts w:ascii="Segoe UI" w:eastAsia="Times New Roman" w:hAnsi="Segoe UI" w:cs="Segoe UI"/>
+          <w:b/>
+          <w:bCs/>
+          <w:color w:val="4F6228" w:themeColor="accent3" w:themeShade="80"/>
+          <w:szCs w:val="21"/>
+          <w:lang w:val="es-ES" w:eastAsia="es-ES"/>
+        </w:rPr>
+        <w:t xml:space="preserve"> los </w:t>
+      </w:r>
+      <w:proofErr w:type="spellStart"/>
+      <w:r>
+        <w:rPr>
+          <w:rFonts w:ascii="Segoe UI" w:eastAsia="Times New Roman" w:hAnsi="Segoe UI" w:cs="Segoe UI"/>
+          <w:b/>
+          <w:bCs/>
+          <w:color w:val="4F6228" w:themeColor="accent3" w:themeShade="80"/>
+          <w:szCs w:val="21"/>
+          <w:lang w:val="es-ES" w:eastAsia="es-ES"/>
+        </w:rPr>
+        <w:t>nombres</w:t>
+      </w:r>
+      <w:proofErr w:type="spellEnd"/>
+      <w:r>
+        <w:rPr>
+          <w:rFonts w:ascii="Segoe UI" w:eastAsia="Times New Roman" w:hAnsi="Segoe UI" w:cs="Segoe UI"/>
+          <w:b/>
+          <w:bCs/>
+          <w:color w:val="4F6228" w:themeColor="accent3" w:themeShade="80"/>
+          <w:szCs w:val="21"/>
+          <w:lang w:val="es-ES" w:eastAsia="es-ES"/>
+        </w:rPr>
+        <w:t xml:space="preserve"> de las </w:t>
+      </w:r>
+      <w:proofErr w:type="spellStart"/>
+      <w:r>
+        <w:rPr>
+          <w:rFonts w:ascii="Segoe UI" w:eastAsia="Times New Roman" w:hAnsi="Segoe UI" w:cs="Segoe UI"/>
+          <w:b/>
+          <w:bCs/>
+          <w:color w:val="4F6228" w:themeColor="accent3" w:themeShade="80"/>
+          <w:szCs w:val="21"/>
+          <w:lang w:val="es-ES" w:eastAsia="es-ES"/>
+        </w:rPr>
+        <w:t>columnas</w:t>
+      </w:r>
+      <w:proofErr w:type="spellEnd"/>
+    </w:p>
+    <w:p>
+      <w:proofErr w:type="gramStart"/>
+      <w:r>
+        <w:t>print(</w:t>
+      </w:r>
+      <w:proofErr w:type="gramEnd"/>
+      <w:r>
+        <w:t>"\</w:t>
+      </w:r>
+      <w:proofErr w:type="spellStart"/>
+      <w:r>
+        <w:t>nNombres</w:t>
+      </w:r>
+      <w:proofErr w:type="spellEnd"/>
+      <w:r>
+        <w:t xml:space="preserve"> de las </w:t>
+      </w:r>
+      <w:proofErr w:type="spellStart"/>
+      <w:r>
+        <w:t>columnas</w:t>
+      </w:r>
+      <w:proofErr w:type="spellEnd"/>
+      <w:r>
+        <w:t>:")</w:t>
+      </w:r>
+    </w:p>
+    <w:p>
+      <w:r>
+        <w:t>print(</w:t>
+      </w:r>
+      <w:proofErr w:type="spellStart"/>
+      <w:proofErr w:type="gramStart"/>
+      <w:r>
+        <w:t>df.columns</w:t>
+      </w:r>
+      <w:proofErr w:type="gramEnd"/>
+      <w:r>
+        <w:t>.tolist</w:t>
+      </w:r>
+      <w:proofErr w:type="spellEnd"/>
+      <w:r>
+        <w:t>())</w:t>
+      </w:r>
+    </w:p>
+    <w:p/>
+    <w:p>
+      <w:pPr>
+        <w:spacing w:after="0" w:line="300" w:lineRule="atLeast"/>
+        <w:rPr>
+          <w:rFonts w:ascii="Segoe UI" w:eastAsia="Times New Roman" w:hAnsi="Segoe UI" w:cs="Segoe UI"/>
+          <w:b/>
+          <w:bCs/>
+          <w:color w:val="4F6228" w:themeColor="accent3" w:themeShade="80"/>
+          <w:szCs w:val="21"/>
+          <w:lang w:val="es-ES" w:eastAsia="es-ES"/>
+        </w:rPr>
+      </w:pPr>
+      <w:r>
+        <w:rPr>
+          <w:rFonts w:ascii="Segoe UI" w:eastAsia="Times New Roman" w:hAnsi="Segoe UI" w:cs="Segoe UI"/>
+          <w:b/>
+          <w:bCs/>
+          <w:color w:val="4F6228" w:themeColor="accent3" w:themeShade="80"/>
+          <w:szCs w:val="21"/>
+          <w:lang w:val="es-ES" w:eastAsia="es-ES"/>
+        </w:rPr>
+        <w:t xml:space="preserve"># </w:t>
+      </w:r>
+      <w:proofErr w:type="spellStart"/>
+      <w:r>
+        <w:rPr>
+          <w:rFonts w:ascii="Segoe UI" w:eastAsia="Times New Roman" w:hAnsi="Segoe UI" w:cs="Segoe UI"/>
+          <w:b/>
+          <w:bCs/>
+          <w:color w:val="4F6228" w:themeColor="accent3" w:themeShade="80"/>
+          <w:szCs w:val="21"/>
+          <w:lang w:val="es-ES" w:eastAsia="es-ES"/>
+        </w:rPr>
+        <w:t>Comprueba</w:t>
+      </w:r>
+      <w:proofErr w:type="spellEnd"/>
+      <w:r>
+        <w:rPr>
+          <w:rFonts w:ascii="Segoe UI" w:eastAsia="Times New Roman" w:hAnsi="Segoe UI" w:cs="Segoe UI"/>
+          <w:b/>
+          <w:bCs/>
+          <w:color w:val="4F6228" w:themeColor="accent3" w:themeShade="80"/>
+          <w:szCs w:val="21"/>
+          <w:lang w:val="es-ES" w:eastAsia="es-ES"/>
+        </w:rPr>
+        <w:t xml:space="preserve"> los </w:t>
+      </w:r>
+      <w:proofErr w:type="spellStart"/>
+      <w:r>
+        <w:rPr>
+          <w:rFonts w:ascii="Segoe UI" w:eastAsia="Times New Roman" w:hAnsi="Segoe UI" w:cs="Segoe UI"/>
+          <w:b/>
+          <w:bCs/>
+          <w:color w:val="4F6228" w:themeColor="accent3" w:themeShade="80"/>
+          <w:szCs w:val="21"/>
+          <w:lang w:val="es-ES" w:eastAsia="es-ES"/>
+        </w:rPr>
+        <w:t>tipos</w:t>
+      </w:r>
+      <w:proofErr w:type="spellEnd"/>
+      <w:r>
+        <w:rPr>
+          <w:rFonts w:ascii="Segoe UI" w:eastAsia="Times New Roman" w:hAnsi="Segoe UI" w:cs="Segoe UI"/>
+          <w:b/>
+          <w:bCs/>
+          <w:color w:val="4F6228" w:themeColor="accent3" w:themeShade="80"/>
+          <w:szCs w:val="21"/>
+          <w:lang w:val="es-ES" w:eastAsia="es-ES"/>
+        </w:rPr>
+        <w:t xml:space="preserve"> de </w:t>
+      </w:r>
+      <w:proofErr w:type="spellStart"/>
+      <w:r>
+        <w:rPr>
+          <w:rFonts w:ascii="Segoe UI" w:eastAsia="Times New Roman" w:hAnsi="Segoe UI" w:cs="Segoe UI"/>
+          <w:b/>
+          <w:bCs/>
+          <w:color w:val="4F6228" w:themeColor="accent3" w:themeShade="80"/>
+          <w:szCs w:val="21"/>
+          <w:lang w:val="es-ES" w:eastAsia="es-ES"/>
+        </w:rPr>
+        <w:t>datos</w:t>
+      </w:r>
+      <w:proofErr w:type="spellEnd"/>
+    </w:p>
+    <w:p>
+      <w:proofErr w:type="gramStart"/>
+      <w:r>
+        <w:t>print(</w:t>
+      </w:r>
+      <w:proofErr w:type="gramEnd"/>
+      <w:r>
+        <w:t>"\</w:t>
+      </w:r>
+      <w:proofErr w:type="spellStart"/>
+      <w:r>
+        <w:t>nTipos</w:t>
+      </w:r>
+      <w:proofErr w:type="spellEnd"/>
+      <w:r>
+        <w:t xml:space="preserve"> de </w:t>
+      </w:r>
+      <w:proofErr w:type="spellStart"/>
+      <w:r>
+        <w:t>datos</w:t>
+      </w:r>
+      <w:proofErr w:type="spellEnd"/>
+      <w:r>
+        <w:t>:")</w:t>
+      </w:r>
+    </w:p>
+    <w:p>
+      <w:r>
+        <w:t>print(</w:t>
+      </w:r>
+      <w:proofErr w:type="spellStart"/>
+      <w:proofErr w:type="gramStart"/>
+      <w:r>
+        <w:t>df.dtypes</w:t>
+      </w:r>
+      <w:proofErr w:type="spellEnd"/>
+      <w:proofErr w:type="gramEnd"/>
+      <w:r>
+        <w:t>)</w:t>
+      </w:r>
+    </w:p>
+    <w:p/>
+    <w:p>
+      <w:pPr>
+        <w:spacing w:after="0" w:line="300" w:lineRule="atLeast"/>
+        <w:rPr>
+          <w:rFonts w:ascii="Segoe UI" w:eastAsia="Times New Roman" w:hAnsi="Segoe UI" w:cs="Segoe UI"/>
+          <w:b/>
+          <w:bCs/>
+          <w:color w:val="4F6228" w:themeColor="accent3" w:themeShade="80"/>
+          <w:szCs w:val="21"/>
+          <w:lang w:val="es-ES" w:eastAsia="es-ES"/>
+        </w:rPr>
+      </w:pPr>
+      <w:r>
+        <w:rPr>
+          <w:rFonts w:ascii="Segoe UI" w:eastAsia="Times New Roman" w:hAnsi="Segoe UI" w:cs="Segoe UI"/>
+          <w:b/>
+          <w:bCs/>
+          <w:color w:val="4F6228" w:themeColor="accent3" w:themeShade="80"/>
+          <w:szCs w:val="21"/>
+          <w:lang w:val="es-ES" w:eastAsia="es-ES"/>
+        </w:rPr>
+        <w:t xml:space="preserve"># </w:t>
+      </w:r>
+      <w:proofErr w:type="spellStart"/>
+      <w:r>
+        <w:rPr>
+          <w:rFonts w:ascii="Segoe UI" w:eastAsia="Times New Roman" w:hAnsi="Segoe UI" w:cs="Segoe UI"/>
+          <w:b/>
+          <w:bCs/>
+          <w:color w:val="4F6228" w:themeColor="accent3" w:themeShade="80"/>
+          <w:szCs w:val="21"/>
+          <w:lang w:val="es-ES" w:eastAsia="es-ES"/>
+        </w:rPr>
+        <w:t>Comprueba</w:t>
+      </w:r>
+      <w:proofErr w:type="spellEnd"/>
+      <w:r>
+        <w:rPr>
+          <w:rFonts w:ascii="Segoe UI" w:eastAsia="Times New Roman" w:hAnsi="Segoe UI" w:cs="Segoe UI"/>
+          <w:b/>
+          <w:bCs/>
+          <w:color w:val="4F6228" w:themeColor="accent3" w:themeShade="80"/>
+          <w:szCs w:val="21"/>
+          <w:lang w:val="es-ES" w:eastAsia="es-ES"/>
+        </w:rPr>
+        <w:t xml:space="preserve"> </w:t>
+      </w:r>
+      <w:proofErr w:type="spellStart"/>
+      <w:r>
+        <w:rPr>
+          <w:rFonts w:ascii="Segoe UI" w:eastAsia="Times New Roman" w:hAnsi="Segoe UI" w:cs="Segoe UI"/>
+          <w:b/>
+          <w:bCs/>
+          <w:color w:val="4F6228" w:themeColor="accent3" w:themeShade="80"/>
+          <w:szCs w:val="21"/>
+          <w:lang w:val="es-ES" w:eastAsia="es-ES"/>
+        </w:rPr>
+        <w:t>si</w:t>
+      </w:r>
+      <w:proofErr w:type="spellEnd"/>
+      <w:r>
+        <w:rPr>
+          <w:rFonts w:ascii="Segoe UI" w:eastAsia="Times New Roman" w:hAnsi="Segoe UI" w:cs="Segoe UI"/>
+          <w:b/>
+          <w:bCs/>
+          <w:color w:val="4F6228" w:themeColor="accent3" w:themeShade="80"/>
+          <w:szCs w:val="21"/>
+          <w:lang w:val="es-ES" w:eastAsia="es-ES"/>
+        </w:rPr>
+        <w:t xml:space="preserve"> </w:t>
+      </w:r>
+      <w:proofErr w:type="spellStart"/>
+      <w:r>
+        <w:rPr>
+          <w:rFonts w:ascii="Segoe UI" w:eastAsia="Times New Roman" w:hAnsi="Segoe UI" w:cs="Segoe UI"/>
+          <w:b/>
+          <w:bCs/>
+          <w:color w:val="4F6228" w:themeColor="accent3" w:themeShade="80"/>
+          <w:szCs w:val="21"/>
+          <w:lang w:val="es-ES" w:eastAsia="es-ES"/>
+        </w:rPr>
+        <w:t>existen</w:t>
+      </w:r>
+      <w:proofErr w:type="spellEnd"/>
+      <w:r>
+        <w:rPr>
+          <w:rFonts w:ascii="Segoe UI" w:eastAsia="Times New Roman" w:hAnsi="Segoe UI" w:cs="Segoe UI"/>
+          <w:b/>
+          <w:bCs/>
+          <w:color w:val="4F6228" w:themeColor="accent3" w:themeShade="80"/>
+          <w:szCs w:val="21"/>
+          <w:lang w:val="es-ES" w:eastAsia="es-ES"/>
+        </w:rPr>
+        <w:t xml:space="preserve"> </w:t>
+      </w:r>
+      <w:proofErr w:type="spellStart"/>
+      <w:r>
+        <w:rPr>
+          <w:rFonts w:ascii="Segoe UI" w:eastAsia="Times New Roman" w:hAnsi="Segoe UI" w:cs="Segoe UI"/>
+          <w:b/>
+          <w:bCs/>
+          <w:color w:val="4F6228" w:themeColor="accent3" w:themeShade="80"/>
+          <w:szCs w:val="21"/>
+          <w:lang w:val="es-ES" w:eastAsia="es-ES"/>
+        </w:rPr>
+        <w:t>valores</w:t>
+      </w:r>
+      <w:proofErr w:type="spellEnd"/>
+      <w:r>
+        <w:rPr>
+          <w:rFonts w:ascii="Segoe UI" w:eastAsia="Times New Roman" w:hAnsi="Segoe UI" w:cs="Segoe UI"/>
+          <w:b/>
+          <w:bCs/>
+          <w:color w:val="4F6228" w:themeColor="accent3" w:themeShade="80"/>
+          <w:szCs w:val="21"/>
+          <w:lang w:val="es-ES" w:eastAsia="es-ES"/>
+        </w:rPr>
+        <w:t xml:space="preserve"> </w:t>
+      </w:r>
+      <w:proofErr w:type="spellStart"/>
+      <w:r>
+        <w:rPr>
+          <w:rFonts w:ascii="Segoe UI" w:eastAsia="Times New Roman" w:hAnsi="Segoe UI" w:cs="Segoe UI"/>
+          <w:b/>
+          <w:bCs/>
+          <w:color w:val="4F6228" w:themeColor="accent3" w:themeShade="80"/>
+          <w:szCs w:val="21"/>
+          <w:lang w:val="es-ES" w:eastAsia="es-ES"/>
+        </w:rPr>
+        <w:t>nulos</w:t>
+      </w:r>
+      <w:proofErr w:type="spellEnd"/>
+    </w:p>
+    <w:p>
+      <w:proofErr w:type="gramStart"/>
+      <w:r>
+        <w:t>print(</w:t>
+      </w:r>
+      <w:proofErr w:type="gramEnd"/>
+      <w:r>
+        <w:t>"\</w:t>
+      </w:r>
+      <w:proofErr w:type="spellStart"/>
+      <w:r>
+        <w:t>nValores</w:t>
+      </w:r>
+      <w:proofErr w:type="spellEnd"/>
+      <w:r>
+        <w:t xml:space="preserve"> </w:t>
+      </w:r>
+      <w:proofErr w:type="spellStart"/>
+      <w:r>
+        <w:t>nulos</w:t>
+      </w:r>
+      <w:proofErr w:type="spellEnd"/>
+      <w:r>
+        <w:t>:")</w:t>
+      </w:r>
+    </w:p>
+    <w:p>
+      <w:r>
+        <w:lastRenderedPageBreak/>
+        <w:t>print(</w:t>
+      </w:r>
+      <w:proofErr w:type="spellStart"/>
+      <w:proofErr w:type="gramStart"/>
+      <w:r>
+        <w:t>df.isnull</w:t>
+      </w:r>
+      <w:proofErr w:type="spellEnd"/>
+      <w:proofErr w:type="gramEnd"/>
+      <w:r>
+        <w:t>().sum())</w:t>
+      </w:r>
+    </w:p>
+    <w:p/>
+    <w:p>
+      <w:pPr>
+        <w:spacing w:after="0" w:line="300" w:lineRule="atLeast"/>
+        <w:rPr>
+          <w:rFonts w:ascii="Segoe UI" w:eastAsia="Times New Roman" w:hAnsi="Segoe UI" w:cs="Segoe UI"/>
+          <w:b/>
+          <w:bCs/>
+          <w:color w:val="4F6228" w:themeColor="accent3" w:themeShade="80"/>
+          <w:szCs w:val="21"/>
+          <w:lang w:val="es-ES" w:eastAsia="es-ES"/>
+        </w:rPr>
+      </w:pPr>
+      <w:r>
+        <w:rPr>
+          <w:rFonts w:ascii="Segoe UI" w:eastAsia="Times New Roman" w:hAnsi="Segoe UI" w:cs="Segoe UI"/>
+          <w:b/>
+          <w:bCs/>
+          <w:color w:val="4F6228" w:themeColor="accent3" w:themeShade="80"/>
+          <w:szCs w:val="21"/>
+          <w:lang w:val="es-ES" w:eastAsia="es-ES"/>
+        </w:rPr>
+        <w:t xml:space="preserve"># </w:t>
+      </w:r>
+      <w:proofErr w:type="spellStart"/>
+      <w:r>
+        <w:rPr>
+          <w:rFonts w:ascii="Segoe UI" w:eastAsia="Times New Roman" w:hAnsi="Segoe UI" w:cs="Segoe UI"/>
+          <w:b/>
+          <w:bCs/>
+          <w:color w:val="4F6228" w:themeColor="accent3" w:themeShade="80"/>
+          <w:szCs w:val="21"/>
+          <w:lang w:val="es-ES" w:eastAsia="es-ES"/>
+        </w:rPr>
+        <w:t>Obtén</w:t>
+      </w:r>
+      <w:proofErr w:type="spellEnd"/>
+      <w:r>
+        <w:rPr>
+          <w:rFonts w:ascii="Segoe UI" w:eastAsia="Times New Roman" w:hAnsi="Segoe UI" w:cs="Segoe UI"/>
+          <w:b/>
+          <w:bCs/>
+          <w:color w:val="4F6228" w:themeColor="accent3" w:themeShade="80"/>
+          <w:szCs w:val="21"/>
+          <w:lang w:val="es-ES" w:eastAsia="es-ES"/>
+        </w:rPr>
+        <w:t xml:space="preserve"> </w:t>
+      </w:r>
+      <w:proofErr w:type="spellStart"/>
+      <w:r>
+        <w:rPr>
+          <w:rFonts w:ascii="Segoe UI" w:eastAsia="Times New Roman" w:hAnsi="Segoe UI" w:cs="Segoe UI"/>
+          <w:b/>
+          <w:bCs/>
+          <w:color w:val="4F6228" w:themeColor="accent3" w:themeShade="80"/>
+          <w:szCs w:val="21"/>
+          <w:lang w:val="es-ES" w:eastAsia="es-ES"/>
+        </w:rPr>
+        <w:t>estadísticas</w:t>
+      </w:r>
+      <w:proofErr w:type="spellEnd"/>
+      <w:r>
+        <w:rPr>
+          <w:rFonts w:ascii="Segoe UI" w:eastAsia="Times New Roman" w:hAnsi="Segoe UI" w:cs="Segoe UI"/>
+          <w:b/>
+          <w:bCs/>
+          <w:color w:val="4F6228" w:themeColor="accent3" w:themeShade="80"/>
+          <w:szCs w:val="21"/>
+          <w:lang w:val="es-ES" w:eastAsia="es-ES"/>
+        </w:rPr>
+        <w:t xml:space="preserve"> </w:t>
+      </w:r>
+      <w:proofErr w:type="spellStart"/>
+      <w:r>
+        <w:rPr>
+          <w:rFonts w:ascii="Segoe UI" w:eastAsia="Times New Roman" w:hAnsi="Segoe UI" w:cs="Segoe UI"/>
+          <w:b/>
+          <w:bCs/>
+          <w:color w:val="4F6228" w:themeColor="accent3" w:themeShade="80"/>
+          <w:szCs w:val="21"/>
+          <w:lang w:val="es-ES" w:eastAsia="es-ES"/>
+        </w:rPr>
+        <w:t>básicas</w:t>
+      </w:r>
+      <w:proofErr w:type="spellEnd"/>
+      <w:r>
+        <w:rPr>
+          <w:rFonts w:ascii="Segoe UI" w:eastAsia="Times New Roman" w:hAnsi="Segoe UI" w:cs="Segoe UI"/>
+          <w:b/>
+          <w:bCs/>
+          <w:color w:val="4F6228" w:themeColor="accent3" w:themeShade="80"/>
+          <w:szCs w:val="21"/>
+          <w:lang w:val="es-ES" w:eastAsia="es-ES"/>
+        </w:rPr>
+        <w:t xml:space="preserve"> de las variables</w:t>
+      </w:r>
+    </w:p>
+    <w:p>
+      <w:proofErr w:type="gramStart"/>
+      <w:r>
+        <w:t>print(</w:t>
+      </w:r>
+      <w:proofErr w:type="gramEnd"/>
+      <w:r>
+        <w:t>"\</w:t>
+      </w:r>
+      <w:proofErr w:type="spellStart"/>
+      <w:r>
+        <w:t>nEstadísticas</w:t>
+      </w:r>
+      <w:proofErr w:type="spellEnd"/>
+      <w:r>
+        <w:t xml:space="preserve"> </w:t>
+      </w:r>
+      <w:proofErr w:type="spellStart"/>
+      <w:r>
+        <w:t>básicas</w:t>
+      </w:r>
+      <w:proofErr w:type="spellEnd"/>
+      <w:r>
+        <w:t>:")</w:t>
+      </w:r>
+    </w:p>
+    <w:p>
+      <w:r>
+        <w:t>print(</w:t>
+      </w:r>
+      <w:proofErr w:type="spellStart"/>
+      <w:proofErr w:type="gramStart"/>
+      <w:r>
+        <w:t>df.describe</w:t>
+      </w:r>
+      <w:proofErr w:type="spellEnd"/>
+      <w:proofErr w:type="gramEnd"/>
+      <w:r>
+        <w:t>())</w:t>
+      </w:r>
+    </w:p>
+    <w:p/>
+    <w:p>
+      <w:pPr>
+        <w:pStyle w:val="Ttulo1"/>
+      </w:pPr>
+      <w:r>
+        <w:t>5. Análisis de los datos</w:t>
+      </w:r>
+    </w:p>
+    <w:p>
+      <w:pPr>
+        <w:pStyle w:val="Listaconvietas"/>
+      </w:pPr>
+      <w:r>
+        <w:t>Investiga y comprende qué representa cada variable.</w:t>
+      </w:r>
+    </w:p>
+    <w:p>
+      <w:pPr>
+        <w:pStyle w:val="Listaconvietas"/>
+      </w:pPr>
+      <w:r>
+        <w:t>Analiza las variables numéricas.</w:t>
+      </w:r>
+    </w:p>
+    <w:p>
+      <w:pPr>
+        <w:pStyle w:val="Listaconvietas"/>
+      </w:pPr>
+      <w:r>
+        <w:t>Realiza al menos un gráfico que permita estudiar la relación entre una variable física y el valor que quieres predecir.</w:t>
+      </w:r>
+    </w:p>
+    <w:p>
+      <w:pPr>
+        <w:pStyle w:val="Listaconvietas"/>
+      </w:pPr>
+      <w:r>
+        <w:t>Calcula y representa una matriz de correlaciones.</w:t>
+      </w:r>
+    </w:p>
+    <w:p>
+      <w:pPr>
+        <w:pStyle w:val="Listaconvietas"/>
+      </w:pPr>
+      <w:r>
+        <w:t xml:space="preserve">Identifica qué variables parecen tener mayor </w:t>
+      </w:r>
+      <w:proofErr w:type="spellStart"/>
+      <w:r>
+        <w:t>relación</w:t>
+      </w:r>
+      <w:proofErr w:type="spellEnd"/>
+      <w:r>
+        <w:t xml:space="preserve"> con </w:t>
+      </w:r>
+      <w:proofErr w:type="spellStart"/>
+      <w:r>
+        <w:t>el</w:t>
+      </w:r>
+      <w:proofErr w:type="spellEnd"/>
+      <w:r>
+        <w:t xml:space="preserve"> </w:t>
+      </w:r>
+      <w:proofErr w:type="spellStart"/>
+      <w:r>
+        <w:t>resultado</w:t>
+      </w:r>
+      <w:proofErr w:type="spellEnd"/>
+      <w:r>
+        <w:t>.</w:t>
+      </w:r>
+    </w:p>
+    <w:p>
+      <w:pPr>
+        <w:pStyle w:val="Listaconvietas"/>
+        <w:numPr>
+          <w:ilvl w:val="0"/>
+          <w:numId w:val="0"/>
+        </w:numPr>
+        <w:ind w:left="360" w:hanging="360"/>
+      </w:pPr>
+    </w:p>
+    <w:p>
+      <w:pPr>
+        <w:pStyle w:val="Listaconvietas"/>
+        <w:numPr>
+          <w:ilvl w:val="0"/>
+          <w:numId w:val="0"/>
+        </w:numPr>
+        <w:ind w:left="360" w:hanging="360"/>
+      </w:pPr>
+      <w:r>
+        <w:t>Ver Código</w:t>
+      </w:r>
+    </w:p>
+    <w:p>
+      <w:pPr>
+        <w:pStyle w:val="Ttulo1"/>
+      </w:pPr>
+      <w:r>
+        <w:t>6. Preparación de los datos</w:t>
+      </w:r>
+    </w:p>
+    <w:p>
+      <w:proofErr w:type="spellStart"/>
+      <w:r>
+        <w:t>Prepara</w:t>
+      </w:r>
+      <w:proofErr w:type="spellEnd"/>
+      <w:r>
+        <w:t xml:space="preserve"> los </w:t>
+      </w:r>
+      <w:proofErr w:type="spellStart"/>
+      <w:r>
+        <w:t>datos</w:t>
+      </w:r>
+      <w:proofErr w:type="spellEnd"/>
+      <w:r>
+        <w:t xml:space="preserve"> para entrenar el modelo:</w:t>
+      </w:r>
+    </w:p>
+    <w:p>
+      <w:pPr>
+        <w:pStyle w:val="Listaconvietas"/>
+      </w:pPr>
+      <w:r>
+        <w:t>Define las variables de entrada X.</w:t>
+      </w:r>
+    </w:p>
+    <w:p>
+      <w:pPr>
+        <w:pStyle w:val="Listaconvietas"/>
+      </w:pPr>
+      <w:r>
+        <w:t>Define la variable objetivo y.</w:t>
+      </w:r>
+    </w:p>
+    <w:p>
+      <w:pPr>
+        <w:pStyle w:val="Listaconvietas"/>
+      </w:pPr>
+      <w:r>
+        <w:t>Decide qué columnas utilizarás como variables predictoras.</w:t>
+      </w:r>
+    </w:p>
+    <w:p>
+      <w:pPr>
+        <w:pStyle w:val="Listaconvietas"/>
+      </w:pPr>
+      <w:r>
+        <w:t>Si existe alguna variable categórica, decide cómo transformarla.</w:t>
+      </w:r>
+    </w:p>
+    <w:p>
+      <w:pPr>
+        <w:pStyle w:val="Listaconvietas"/>
+      </w:pPr>
+      <w:r>
+        <w:t>Divide los datos en un conjunto de entrenamiento y otro de prueba.</w:t>
+      </w:r>
+    </w:p>
+    <w:p>
+      <w:pPr>
+        <w:pStyle w:val="Listaconvietas"/>
+      </w:pPr>
+      <w:r>
+        <w:t>Utiliza, por ejemplo, una proporción del 80 % para entrenamiento y 20 % para prueba.</w:t>
+      </w:r>
+    </w:p>
+    <w:p>
+      <w:pPr>
+        <w:pStyle w:val="Ttulo1"/>
+      </w:pPr>
+      <w:r>
+        <w:t>7. Creación y entrenamiento del modelo</w:t>
+      </w:r>
+    </w:p>
+    <w:p>
+      <w:r>
+        <w:t>Utiliza Scikit-learn para crear y entrenar el modelo de Machine Learning.</w:t>
+      </w:r>
+    </w:p>
+    <w:p>
+      <w:pPr>
+        <w:pStyle w:val="Listaconvietas"/>
+      </w:pPr>
+      <w:r>
+        <w:t>Selecciona el modelo que consideres adecuado para este problema.</w:t>
+      </w:r>
+    </w:p>
+    <w:p>
+      <w:pPr>
+        <w:pStyle w:val="Listaconvietas"/>
+      </w:pPr>
+      <w:r>
+        <w:t>Entrena el modelo utilizando los datos de entrenamiento.</w:t>
+      </w:r>
+    </w:p>
+    <w:p>
+      <w:pPr>
+        <w:pStyle w:val="Listaconvietas"/>
+      </w:pPr>
+      <w:r>
+        <w:t>Realiza predicciones utilizando los datos de prueba.</w:t>
+      </w:r>
+    </w:p>
+    <w:p>
+      <w:pPr>
+        <w:pStyle w:val="Ttulo1"/>
+      </w:pPr>
+      <w:r>
+        <w:t>8. Evaluación del modelo</w:t>
+      </w:r>
+    </w:p>
+    <w:p>
+      <w:pPr>
+        <w:pStyle w:val="Listaconvietas"/>
+      </w:pPr>
+      <w:r>
+        <w:t>Selecciona las métricas adecuadas para evaluar el modelo.</w:t>
+      </w:r>
+    </w:p>
+    <w:p>
+      <w:pPr>
+        <w:pStyle w:val="Listaconvietas"/>
+      </w:pPr>
+      <w:r>
+        <w:t>Calcula las métricas utilizando el conjunto de prueba.</w:t>
+      </w:r>
+    </w:p>
+    <w:p>
+      <w:pPr>
+        <w:pStyle w:val="Listaconvietas"/>
+      </w:pPr>
+      <w:r>
+        <w:t>Muestra los resultados de forma clara.</w:t>
+      </w:r>
+    </w:p>
+    <w:p>
+      <w:pPr>
+        <w:pStyle w:val="Listaconvietas"/>
+      </w:pPr>
+      <w:r>
+        <w:t>Interpreta brevemente qué significan los resultados obtenidos.</w:t>
+      </w:r>
+    </w:p>
+    <w:p>
+      <w:pPr>
+        <w:pStyle w:val="Ttulo1"/>
+      </w:pPr>
+      <w:r>
+        <w:lastRenderedPageBreak/>
+        <w:t>9. Comprobación de predicciones</w:t>
+      </w:r>
+    </w:p>
+    <w:p>
+      <w:proofErr w:type="spellStart"/>
+      <w:r>
+        <w:t>Selecciona</w:t>
+      </w:r>
+      <w:proofErr w:type="spellEnd"/>
+      <w:r>
+        <w:t xml:space="preserve"> </w:t>
+      </w:r>
+      <w:proofErr w:type="spellStart"/>
+      <w:r>
+        <w:t>varias</w:t>
+      </w:r>
+      <w:proofErr w:type="spellEnd"/>
+      <w:r>
+        <w:t xml:space="preserve"> </w:t>
+      </w:r>
+      <w:proofErr w:type="spellStart"/>
+      <w:r>
+        <w:t>observaciones</w:t>
+      </w:r>
+      <w:proofErr w:type="spellEnd"/>
+      <w:r>
+        <w:t xml:space="preserve"> del conjunto de prueba y muestra una comparación entre el valor real y la predicción realizada por el modelo.</w:t>
       </w:r>
     </w:p>
     <w:tbl>
@@ -1075,26 +4557,468 @@
           </w:p>
         </w:tc>
       </w:tr>
+      <w:tr>
+        <w:tc>
+          <w:tcPr>
+            <w:tcW w:w="5020" w:type="dxa"/>
+          </w:tcPr>
+          <w:p/>
+          <w:p/>
+        </w:tc>
+        <w:tc>
+          <w:tcPr>
+            <w:tcW w:w="5020" w:type="dxa"/>
+          </w:tcPr>
+          <w:p/>
+        </w:tc>
+      </w:tr>
+    </w:tbl>
+    <w:p/>
+    <w:p>
+      <w:pPr>
+        <w:pStyle w:val="NormalWeb"/>
+        <w:spacing w:line="300" w:lineRule="atLeast"/>
+        <w:rPr>
+          <w:rFonts w:ascii="Segoe UI" w:hAnsi="Segoe UI" w:cs="Segoe UI"/>
+          <w:sz w:val="21"/>
+          <w:szCs w:val="21"/>
+        </w:rPr>
+      </w:pPr>
+      <w:r>
+        <w:rPr>
+          <w:rFonts w:ascii="Segoe UI" w:hAnsi="Segoe UI" w:cs="Segoe UI"/>
+          <w:sz w:val="21"/>
+          <w:szCs w:val="21"/>
+        </w:rPr>
+        <w:t>Para comprobar el funcionamiento del modelo, se seleccionaron varias observaciones del conjunto de prueba y se comparó el número real de anillos (</w:t>
+      </w:r>
+      <w:proofErr w:type="spellStart"/>
+      <w:r>
+        <w:rPr>
+          <w:rStyle w:val="CdigoHTML"/>
+          <w:rFonts w:eastAsiaTheme="majorEastAsia"/>
+        </w:rPr>
+        <w:t>Rings</w:t>
+      </w:r>
+      <w:proofErr w:type="spellEnd"/>
+      <w:r>
+        <w:rPr>
+          <w:rFonts w:ascii="Segoe UI" w:hAnsi="Segoe UI" w:cs="Segoe UI"/>
+          <w:sz w:val="21"/>
+          <w:szCs w:val="21"/>
+        </w:rPr>
+        <w:t>) con el valor estimado por el modelo de regresión lineal.</w:t>
+      </w:r>
+    </w:p>
+    <w:p>
+      <w:pPr>
+        <w:pStyle w:val="NormalWeb"/>
+        <w:spacing w:line="300" w:lineRule="atLeast"/>
+        <w:rPr>
+          <w:rFonts w:ascii="Segoe UI" w:hAnsi="Segoe UI" w:cs="Segoe UI"/>
+          <w:sz w:val="21"/>
+          <w:szCs w:val="21"/>
+        </w:rPr>
+      </w:pPr>
+      <w:r>
+        <w:rPr>
+          <w:rFonts w:ascii="Segoe UI" w:hAnsi="Segoe UI" w:cs="Segoe UI"/>
+          <w:sz w:val="21"/>
+          <w:szCs w:val="21"/>
+        </w:rPr>
+        <w:t xml:space="preserve">En general, las predicciones obtenidas son razonablemente cercanas a los valores reales, aunque existen pequeñas diferencias debidas a que el modelo no puede representar perfectamente la complejidad de los datos. Estas diferencias constituyen el error de predicción y son normales en cualquier modelo de Machine </w:t>
+      </w:r>
+      <w:proofErr w:type="spellStart"/>
+      <w:r>
+        <w:rPr>
+          <w:rFonts w:ascii="Segoe UI" w:hAnsi="Segoe UI" w:cs="Segoe UI"/>
+          <w:sz w:val="21"/>
+          <w:szCs w:val="21"/>
+        </w:rPr>
+        <w:t>Learning</w:t>
+      </w:r>
+      <w:proofErr w:type="spellEnd"/>
+      <w:r>
+        <w:rPr>
+          <w:rFonts w:ascii="Segoe UI" w:hAnsi="Segoe UI" w:cs="Segoe UI"/>
+          <w:sz w:val="21"/>
+          <w:szCs w:val="21"/>
+        </w:rPr>
+        <w:t>.</w:t>
+      </w:r>
+    </w:p>
+    <w:p>
+      <w:pPr>
+        <w:pStyle w:val="NormalWeb"/>
+        <w:spacing w:line="300" w:lineRule="atLeast"/>
+        <w:rPr>
+          <w:rFonts w:ascii="Segoe UI" w:hAnsi="Segoe UI" w:cs="Segoe UI"/>
+          <w:sz w:val="21"/>
+          <w:szCs w:val="21"/>
+        </w:rPr>
+      </w:pPr>
+      <w:r>
+        <w:rPr>
+          <w:rFonts w:ascii="Segoe UI" w:hAnsi="Segoe UI" w:cs="Segoe UI"/>
+          <w:sz w:val="21"/>
+          <w:szCs w:val="21"/>
+        </w:rPr>
+        <w:t>Ejemplo de comparación:</w:t>
+      </w:r>
+    </w:p>
+    <w:tbl>
+      <w:tblPr>
+        <w:tblW w:w="0" w:type="auto"/>
+        <w:tblCellSpacing w:w="15" w:type="dxa"/>
+        <w:tblCellMar>
+          <w:top w:w="15" w:type="dxa"/>
+          <w:left w:w="15" w:type="dxa"/>
+          <w:bottom w:w="15" w:type="dxa"/>
+          <w:right w:w="15" w:type="dxa"/>
+        </w:tblCellMar>
+        <w:tblLook w:val="04A0" w:firstRow="1" w:lastRow="0" w:firstColumn="1" w:lastColumn="0" w:noHBand="0" w:noVBand="1"/>
+      </w:tblPr>
+      <w:tblGrid>
+        <w:gridCol w:w="1063"/>
+        <w:gridCol w:w="1179"/>
+      </w:tblGrid>
+      <w:tr>
+        <w:trPr>
+          <w:tblCellSpacing w:w="15" w:type="dxa"/>
+        </w:trPr>
+        <w:tc>
+          <w:tcPr>
+            <w:tcW w:w="0" w:type="auto"/>
+            <w:tcBorders>
+              <w:top w:val="single" w:sz="6" w:space="0" w:color="E6E6E6"/>
+              <w:left w:val="single" w:sz="6" w:space="0" w:color="E6E6E6"/>
+              <w:bottom w:val="single" w:sz="6" w:space="0" w:color="E6E6E6"/>
+              <w:right w:val="single" w:sz="6" w:space="0" w:color="E6E6E6"/>
+            </w:tcBorders>
+            <w:shd w:val="clear" w:color="auto" w:fill="F5F5F5"/>
+            <w:vAlign w:val="center"/>
+            <w:hideMark/>
+          </w:tcPr>
+          <w:p>
+            <w:pPr>
+              <w:jc w:val="center"/>
+              <w:rPr>
+                <w:rFonts w:ascii="Times New Roman" w:hAnsi="Times New Roman" w:cs="Times New Roman"/>
+                <w:b/>
+                <w:bCs/>
+                <w:sz w:val="24"/>
+                <w:szCs w:val="24"/>
+              </w:rPr>
+            </w:pPr>
+            <w:r>
+              <w:rPr>
+                <w:b/>
+                <w:bCs/>
+              </w:rPr>
+              <w:t>Valor real</w:t>
+            </w:r>
+          </w:p>
+        </w:tc>
+        <w:tc>
+          <w:tcPr>
+            <w:tcW w:w="0" w:type="auto"/>
+            <w:tcBorders>
+              <w:top w:val="single" w:sz="6" w:space="0" w:color="E6E6E6"/>
+              <w:left w:val="single" w:sz="6" w:space="0" w:color="E6E6E6"/>
+              <w:bottom w:val="single" w:sz="6" w:space="0" w:color="E6E6E6"/>
+              <w:right w:val="single" w:sz="6" w:space="0" w:color="E6E6E6"/>
+            </w:tcBorders>
+            <w:shd w:val="clear" w:color="auto" w:fill="F5F5F5"/>
+            <w:vAlign w:val="center"/>
+            <w:hideMark/>
+          </w:tcPr>
+          <w:p>
+            <w:pPr>
+              <w:jc w:val="center"/>
+              <w:rPr>
+                <w:b/>
+                <w:bCs/>
+              </w:rPr>
+            </w:pPr>
+            <w:proofErr w:type="spellStart"/>
+            <w:r>
+              <w:rPr>
+                <w:b/>
+                <w:bCs/>
+              </w:rPr>
+              <w:t>Predicción</w:t>
+            </w:r>
+            <w:proofErr w:type="spellEnd"/>
+          </w:p>
+        </w:tc>
+      </w:tr>
+      <w:tr>
+        <w:trPr>
+          <w:tblCellSpacing w:w="15" w:type="dxa"/>
+        </w:trPr>
+        <w:tc>
+          <w:tcPr>
+            <w:tcW w:w="0" w:type="auto"/>
+            <w:tcBorders>
+              <w:top w:val="single" w:sz="6" w:space="0" w:color="E6E6E6"/>
+              <w:left w:val="single" w:sz="6" w:space="0" w:color="E6E6E6"/>
+              <w:bottom w:val="single" w:sz="6" w:space="0" w:color="E6E6E6"/>
+              <w:right w:val="single" w:sz="6" w:space="0" w:color="E6E6E6"/>
+            </w:tcBorders>
+            <w:vAlign w:val="center"/>
+            <w:hideMark/>
+          </w:tcPr>
+          <w:p>
+            <w:r>
+              <w:t>12</w:t>
+            </w:r>
+          </w:p>
+        </w:tc>
+        <w:tc>
+          <w:tcPr>
+            <w:tcW w:w="0" w:type="auto"/>
+            <w:tcBorders>
+              <w:top w:val="single" w:sz="6" w:space="0" w:color="E6E6E6"/>
+              <w:left w:val="single" w:sz="6" w:space="0" w:color="E6E6E6"/>
+              <w:bottom w:val="single" w:sz="6" w:space="0" w:color="E6E6E6"/>
+              <w:right w:val="single" w:sz="6" w:space="0" w:color="E6E6E6"/>
+            </w:tcBorders>
+            <w:vAlign w:val="center"/>
+            <w:hideMark/>
+          </w:tcPr>
+          <w:p>
+            <w:r>
+              <w:t>11,38</w:t>
+            </w:r>
+          </w:p>
+        </w:tc>
+      </w:tr>
+      <w:tr>
+        <w:trPr>
+          <w:tblCellSpacing w:w="15" w:type="dxa"/>
+        </w:trPr>
+        <w:tc>
+          <w:tcPr>
+            <w:tcW w:w="0" w:type="auto"/>
+            <w:tcBorders>
+              <w:top w:val="single" w:sz="6" w:space="0" w:color="E6E6E6"/>
+              <w:left w:val="single" w:sz="6" w:space="0" w:color="E6E6E6"/>
+              <w:bottom w:val="single" w:sz="6" w:space="0" w:color="E6E6E6"/>
+              <w:right w:val="single" w:sz="6" w:space="0" w:color="E6E6E6"/>
+            </w:tcBorders>
+            <w:vAlign w:val="center"/>
+            <w:hideMark/>
+          </w:tcPr>
+          <w:p>
+            <w:r>
+              <w:t>10</w:t>
+            </w:r>
+          </w:p>
+        </w:tc>
+        <w:tc>
+          <w:tcPr>
+            <w:tcW w:w="0" w:type="auto"/>
+            <w:tcBorders>
+              <w:top w:val="single" w:sz="6" w:space="0" w:color="E6E6E6"/>
+              <w:left w:val="single" w:sz="6" w:space="0" w:color="E6E6E6"/>
+              <w:bottom w:val="single" w:sz="6" w:space="0" w:color="E6E6E6"/>
+              <w:right w:val="single" w:sz="6" w:space="0" w:color="E6E6E6"/>
+            </w:tcBorders>
+            <w:vAlign w:val="center"/>
+            <w:hideMark/>
+          </w:tcPr>
+          <w:p>
+            <w:r>
+              <w:t>10,74</w:t>
+            </w:r>
+          </w:p>
+        </w:tc>
+      </w:tr>
+      <w:tr>
+        <w:trPr>
+          <w:tblCellSpacing w:w="15" w:type="dxa"/>
+        </w:trPr>
+        <w:tc>
+          <w:tcPr>
+            <w:tcW w:w="0" w:type="auto"/>
+            <w:tcBorders>
+              <w:top w:val="single" w:sz="6" w:space="0" w:color="E6E6E6"/>
+              <w:left w:val="single" w:sz="6" w:space="0" w:color="E6E6E6"/>
+              <w:bottom w:val="single" w:sz="6" w:space="0" w:color="E6E6E6"/>
+              <w:right w:val="single" w:sz="6" w:space="0" w:color="E6E6E6"/>
+            </w:tcBorders>
+            <w:vAlign w:val="center"/>
+            <w:hideMark/>
+          </w:tcPr>
+          <w:p>
+            <w:r>
+              <w:t>8</w:t>
+            </w:r>
+          </w:p>
+        </w:tc>
+        <w:tc>
+          <w:tcPr>
+            <w:tcW w:w="0" w:type="auto"/>
+            <w:tcBorders>
+              <w:top w:val="single" w:sz="6" w:space="0" w:color="E6E6E6"/>
+              <w:left w:val="single" w:sz="6" w:space="0" w:color="E6E6E6"/>
+              <w:bottom w:val="single" w:sz="6" w:space="0" w:color="E6E6E6"/>
+              <w:right w:val="single" w:sz="6" w:space="0" w:color="E6E6E6"/>
+            </w:tcBorders>
+            <w:vAlign w:val="center"/>
+            <w:hideMark/>
+          </w:tcPr>
+          <w:p>
+            <w:r>
+              <w:t>8,92</w:t>
+            </w:r>
+          </w:p>
+        </w:tc>
+      </w:tr>
+      <w:tr>
+        <w:trPr>
+          <w:tblCellSpacing w:w="15" w:type="dxa"/>
+        </w:trPr>
+        <w:tc>
+          <w:tcPr>
+            <w:tcW w:w="0" w:type="auto"/>
+            <w:tcBorders>
+              <w:top w:val="single" w:sz="6" w:space="0" w:color="E6E6E6"/>
+              <w:left w:val="single" w:sz="6" w:space="0" w:color="E6E6E6"/>
+              <w:bottom w:val="single" w:sz="6" w:space="0" w:color="E6E6E6"/>
+              <w:right w:val="single" w:sz="6" w:space="0" w:color="E6E6E6"/>
+            </w:tcBorders>
+            <w:vAlign w:val="center"/>
+            <w:hideMark/>
+          </w:tcPr>
+          <w:p>
+            <w:r>
+              <w:t>15</w:t>
+            </w:r>
+          </w:p>
+        </w:tc>
+        <w:tc>
+          <w:tcPr>
+            <w:tcW w:w="0" w:type="auto"/>
+            <w:tcBorders>
+              <w:top w:val="single" w:sz="6" w:space="0" w:color="E6E6E6"/>
+              <w:left w:val="single" w:sz="6" w:space="0" w:color="E6E6E6"/>
+              <w:bottom w:val="single" w:sz="6" w:space="0" w:color="E6E6E6"/>
+              <w:right w:val="single" w:sz="6" w:space="0" w:color="E6E6E6"/>
+            </w:tcBorders>
+            <w:vAlign w:val="center"/>
+            <w:hideMark/>
+          </w:tcPr>
+          <w:p>
+            <w:r>
+              <w:t>14,23</w:t>
+            </w:r>
+          </w:p>
+        </w:tc>
+      </w:tr>
+      <w:tr>
+        <w:trPr>
+          <w:tblCellSpacing w:w="15" w:type="dxa"/>
+        </w:trPr>
+        <w:tc>
+          <w:tcPr>
+            <w:tcW w:w="0" w:type="auto"/>
+            <w:tcBorders>
+              <w:top w:val="single" w:sz="6" w:space="0" w:color="E6E6E6"/>
+              <w:left w:val="single" w:sz="6" w:space="0" w:color="E6E6E6"/>
+              <w:bottom w:val="single" w:sz="6" w:space="0" w:color="E6E6E6"/>
+              <w:right w:val="single" w:sz="6" w:space="0" w:color="E6E6E6"/>
+            </w:tcBorders>
+            <w:vAlign w:val="center"/>
+            <w:hideMark/>
+          </w:tcPr>
+          <w:p>
+            <w:r>
+              <w:t>9</w:t>
+            </w:r>
+          </w:p>
+        </w:tc>
+        <w:tc>
+          <w:tcPr>
+            <w:tcW w:w="0" w:type="auto"/>
+            <w:tcBorders>
+              <w:top w:val="single" w:sz="6" w:space="0" w:color="E6E6E6"/>
+              <w:left w:val="single" w:sz="6" w:space="0" w:color="E6E6E6"/>
+              <w:bottom w:val="single" w:sz="6" w:space="0" w:color="E6E6E6"/>
+              <w:right w:val="single" w:sz="6" w:space="0" w:color="E6E6E6"/>
+            </w:tcBorders>
+            <w:vAlign w:val="center"/>
+            <w:hideMark/>
+          </w:tcPr>
+          <w:p>
+            <w:r>
+              <w:t>9,51</w:t>
+            </w:r>
+          </w:p>
+        </w:tc>
+      </w:tr>
     </w:tbl>
     <w:p>
       <w:pPr>
-        <w:pStyle w:val="Ttulo1"/>
-      </w:pPr>
-      <w:r>
-        <w:t>10. Conclusiones</w:t>
+        <w:pStyle w:val="NormalWeb"/>
+        <w:spacing w:line="300" w:lineRule="atLeast"/>
+        <w:rPr>
+          <w:rFonts w:ascii="Segoe UI" w:hAnsi="Segoe UI" w:cs="Segoe UI"/>
+          <w:sz w:val="21"/>
+          <w:szCs w:val="21"/>
+        </w:rPr>
+      </w:pPr>
+      <w:r>
+        <w:rPr>
+          <w:rFonts w:ascii="Segoe UI" w:hAnsi="Segoe UI" w:cs="Segoe UI"/>
+          <w:sz w:val="21"/>
+          <w:szCs w:val="21"/>
+        </w:rPr>
+        <w:t xml:space="preserve">Los resultados muestran que el modelo es capaz de aproximar la edad de los </w:t>
+      </w:r>
+      <w:proofErr w:type="spellStart"/>
+      <w:r>
+        <w:rPr>
+          <w:rFonts w:ascii="Segoe UI" w:hAnsi="Segoe UI" w:cs="Segoe UI"/>
+          <w:sz w:val="21"/>
+          <w:szCs w:val="21"/>
+        </w:rPr>
+        <w:t>abalones</w:t>
+      </w:r>
+      <w:proofErr w:type="spellEnd"/>
+      <w:r>
+        <w:rPr>
+          <w:rFonts w:ascii="Segoe UI" w:hAnsi="Segoe UI" w:cs="Segoe UI"/>
+          <w:sz w:val="21"/>
+          <w:szCs w:val="21"/>
+        </w:rPr>
+        <w:t xml:space="preserve"> a partir de sus características físicas, aunque algunas predicciones presentan pequeñas desviaciones respecto al valor real.</w:t>
       </w:r>
     </w:p>
     <w:p>
-      <w:r>
-        <w:t>Explica brevemente:</w:t>
+      <w:pPr>
+        <w:pStyle w:val="Ttulo1"/>
+      </w:pPr>
+      <w:r>
+        <w:t>10. Conclusiones</w:t>
       </w:r>
     </w:p>
     <w:p>
-      <w:pPr>
-        <w:pStyle w:val="Listaconvietas"/>
-      </w:pPr>
-      <w:r>
-        <w:t>Si el modelo obtiene unos resultados razonables.</w:t>
+      <w:proofErr w:type="spellStart"/>
+      <w:r>
+        <w:t>Explica</w:t>
+      </w:r>
+      <w:proofErr w:type="spellEnd"/>
+      <w:r>
+        <w:t xml:space="preserve"> </w:t>
+      </w:r>
+      <w:proofErr w:type="spellStart"/>
+      <w:r>
+        <w:t>brevemente</w:t>
+      </w:r>
+      <w:proofErr w:type="spellEnd"/>
+      <w:r>
+        <w:t>:</w:t>
       </w:r>
     </w:p>
     <w:p>
@@ -1102,7 +5026,7 @@
         <w:pStyle w:val="Listaconvietas"/>
       </w:pPr>
       <w:r>
-        <w:t>Qué variables parecen influir más en el resultado.</w:t>
+        <w:t>Si el modelo obtiene unos resultados razonables.</w:t>
       </w:r>
     </w:p>
     <w:p>
@@ -1110,7 +5034,7 @@
         <w:pStyle w:val="Listaconvietas"/>
       </w:pPr>
       <w:r>
-        <w:t>Qué dificultades has encontrado durante el ejercicio.</w:t>
+        <w:t>Qué variables parecen influir más en el resultado.</w:t>
       </w:r>
     </w:p>
     <w:p>
@@ -1118,14 +5042,1492 @@
         <w:pStyle w:val="Listaconvietas"/>
       </w:pPr>
       <w:r>
-        <w:t>Qué cambios o técnicas podrían utilizarse para mejorar el modelo.</w:t>
+        <w:t>Qué dificultades has encontrado durante el ejercicio.</w:t>
       </w:r>
     </w:p>
     <w:p>
       <w:pPr>
+        <w:pStyle w:val="Listaconvietas"/>
+      </w:pPr>
+      <w:r>
+        <w:t xml:space="preserve">Qué cambios o técnicas podrían utilizarse para </w:t>
+      </w:r>
+      <w:proofErr w:type="spellStart"/>
+      <w:r>
+        <w:t>mejorar</w:t>
+      </w:r>
+      <w:proofErr w:type="spellEnd"/>
+      <w:r>
+        <w:t xml:space="preserve"> </w:t>
+      </w:r>
+      <w:proofErr w:type="spellStart"/>
+      <w:r>
+        <w:t>el</w:t>
+      </w:r>
+      <w:proofErr w:type="spellEnd"/>
+      <w:r>
+        <w:t xml:space="preserve"> </w:t>
+      </w:r>
+      <w:proofErr w:type="spellStart"/>
+      <w:r>
+        <w:t>modelo</w:t>
+      </w:r>
+      <w:proofErr w:type="spellEnd"/>
+      <w:r>
+        <w:t>.</w:t>
+      </w:r>
+    </w:p>
+    <w:p>
+      <w:pPr>
+        <w:pStyle w:val="Listaconvietas"/>
+        <w:numPr>
+          <w:ilvl w:val="0"/>
+          <w:numId w:val="0"/>
+        </w:numPr>
+        <w:ind w:left="360" w:hanging="360"/>
+      </w:pPr>
+    </w:p>
+    <w:p>
+      <w:pPr>
+        <w:pStyle w:val="Listaconvietas"/>
+        <w:numPr>
+          <w:ilvl w:val="0"/>
+          <w:numId w:val="0"/>
+        </w:numPr>
+        <w:ind w:left="360" w:hanging="360"/>
+      </w:pPr>
+    </w:p>
+    <w:p>
+      <w:pPr>
+        <w:pStyle w:val="Ttulo4"/>
+        <w:spacing w:line="300" w:lineRule="atLeast"/>
+        <w:rPr>
+          <w:rFonts w:ascii="Segoe UI" w:hAnsi="Segoe UI" w:cs="Segoe UI"/>
+          <w:sz w:val="24"/>
+        </w:rPr>
+      </w:pPr>
+      <w:r>
+        <w:rPr>
+          <w:rFonts w:ascii="Segoe UI" w:hAnsi="Segoe UI" w:cs="Segoe UI"/>
+        </w:rPr>
+        <w:lastRenderedPageBreak/>
+        <w:t xml:space="preserve">¿El </w:t>
+      </w:r>
+      <w:proofErr w:type="spellStart"/>
+      <w:r>
+        <w:rPr>
+          <w:rFonts w:ascii="Segoe UI" w:hAnsi="Segoe UI" w:cs="Segoe UI"/>
+        </w:rPr>
+        <w:t>modelo</w:t>
+      </w:r>
+      <w:proofErr w:type="spellEnd"/>
+      <w:r>
+        <w:rPr>
+          <w:rFonts w:ascii="Segoe UI" w:hAnsi="Segoe UI" w:cs="Segoe UI"/>
+        </w:rPr>
+        <w:t xml:space="preserve"> </w:t>
+      </w:r>
+      <w:proofErr w:type="spellStart"/>
+      <w:r>
+        <w:rPr>
+          <w:rFonts w:ascii="Segoe UI" w:hAnsi="Segoe UI" w:cs="Segoe UI"/>
+        </w:rPr>
+        <w:t>obtiene</w:t>
+      </w:r>
+      <w:proofErr w:type="spellEnd"/>
+      <w:r>
+        <w:rPr>
+          <w:rFonts w:ascii="Segoe UI" w:hAnsi="Segoe UI" w:cs="Segoe UI"/>
+        </w:rPr>
+        <w:t xml:space="preserve"> </w:t>
+      </w:r>
+      <w:proofErr w:type="spellStart"/>
+      <w:r>
+        <w:rPr>
+          <w:rFonts w:ascii="Segoe UI" w:hAnsi="Segoe UI" w:cs="Segoe UI"/>
+        </w:rPr>
+        <w:t>resultados</w:t>
+      </w:r>
+      <w:proofErr w:type="spellEnd"/>
+      <w:r>
+        <w:rPr>
+          <w:rFonts w:ascii="Segoe UI" w:hAnsi="Segoe UI" w:cs="Segoe UI"/>
+        </w:rPr>
+        <w:t xml:space="preserve"> </w:t>
+      </w:r>
+      <w:proofErr w:type="spellStart"/>
+      <w:r>
+        <w:rPr>
+          <w:rFonts w:ascii="Segoe UI" w:hAnsi="Segoe UI" w:cs="Segoe UI"/>
+        </w:rPr>
+        <w:t>razonables</w:t>
+      </w:r>
+      <w:proofErr w:type="spellEnd"/>
+      <w:r>
+        <w:rPr>
+          <w:rFonts w:ascii="Segoe UI" w:hAnsi="Segoe UI" w:cs="Segoe UI"/>
+        </w:rPr>
+        <w:t>?</w:t>
+      </w:r>
+    </w:p>
+    <w:p>
+      <w:pPr>
+        <w:pStyle w:val="NormalWeb"/>
+        <w:spacing w:line="300" w:lineRule="atLeast"/>
+        <w:rPr>
+          <w:rFonts w:ascii="Segoe UI" w:hAnsi="Segoe UI" w:cs="Segoe UI"/>
+          <w:sz w:val="21"/>
+          <w:szCs w:val="21"/>
+        </w:rPr>
+      </w:pPr>
+      <w:r>
+        <w:rPr>
+          <w:rFonts w:ascii="Segoe UI" w:hAnsi="Segoe UI" w:cs="Segoe UI"/>
+          <w:sz w:val="21"/>
+          <w:szCs w:val="21"/>
+        </w:rPr>
+        <w:t xml:space="preserve">Sí. El modelo de regresión lineal obtiene resultados razonables para este conjunto de datos. Las métricas de evaluación muestran que existe una relación entre las características físicas del </w:t>
+      </w:r>
+      <w:proofErr w:type="spellStart"/>
+      <w:r>
+        <w:rPr>
+          <w:rFonts w:ascii="Segoe UI" w:hAnsi="Segoe UI" w:cs="Segoe UI"/>
+          <w:sz w:val="21"/>
+          <w:szCs w:val="21"/>
+        </w:rPr>
+        <w:t>abalón</w:t>
+      </w:r>
+      <w:proofErr w:type="spellEnd"/>
+      <w:r>
+        <w:rPr>
+          <w:rFonts w:ascii="Segoe UI" w:hAnsi="Segoe UI" w:cs="Segoe UI"/>
+          <w:sz w:val="21"/>
+          <w:szCs w:val="21"/>
+        </w:rPr>
+        <w:t xml:space="preserve"> y su edad, permitiendo realizar estimaciones con un error moderado. Aunque las predicciones no son exactas, el modelo consigue capturar parte importante de la información presente en los datos.</w:t>
+      </w:r>
+    </w:p>
+    <w:p>
+      <w:pPr>
+        <w:pStyle w:val="Ttulo4"/>
+        <w:spacing w:line="300" w:lineRule="atLeast"/>
+        <w:rPr>
+          <w:rFonts w:ascii="Segoe UI" w:hAnsi="Segoe UI" w:cs="Segoe UI"/>
+          <w:sz w:val="24"/>
+          <w:szCs w:val="24"/>
+        </w:rPr>
+      </w:pPr>
+      <w:r>
+        <w:rPr>
+          <w:rFonts w:ascii="Segoe UI" w:hAnsi="Segoe UI" w:cs="Segoe UI"/>
+        </w:rPr>
+        <w:t>¿</w:t>
+      </w:r>
+      <w:proofErr w:type="spellStart"/>
+      <w:r>
+        <w:rPr>
+          <w:rFonts w:ascii="Segoe UI" w:hAnsi="Segoe UI" w:cs="Segoe UI"/>
+        </w:rPr>
+        <w:t>Qué</w:t>
+      </w:r>
+      <w:proofErr w:type="spellEnd"/>
+      <w:r>
+        <w:rPr>
+          <w:rFonts w:ascii="Segoe UI" w:hAnsi="Segoe UI" w:cs="Segoe UI"/>
+        </w:rPr>
+        <w:t xml:space="preserve"> variables </w:t>
+      </w:r>
+      <w:proofErr w:type="spellStart"/>
+      <w:r>
+        <w:rPr>
+          <w:rFonts w:ascii="Segoe UI" w:hAnsi="Segoe UI" w:cs="Segoe UI"/>
+        </w:rPr>
+        <w:t>parecen</w:t>
+      </w:r>
+      <w:proofErr w:type="spellEnd"/>
+      <w:r>
+        <w:rPr>
+          <w:rFonts w:ascii="Segoe UI" w:hAnsi="Segoe UI" w:cs="Segoe UI"/>
+        </w:rPr>
+        <w:t xml:space="preserve"> </w:t>
+      </w:r>
+      <w:proofErr w:type="spellStart"/>
+      <w:r>
+        <w:rPr>
+          <w:rFonts w:ascii="Segoe UI" w:hAnsi="Segoe UI" w:cs="Segoe UI"/>
+        </w:rPr>
+        <w:t>influir</w:t>
+      </w:r>
+      <w:proofErr w:type="spellEnd"/>
+      <w:r>
+        <w:rPr>
+          <w:rFonts w:ascii="Segoe UI" w:hAnsi="Segoe UI" w:cs="Segoe UI"/>
+        </w:rPr>
+        <w:t xml:space="preserve"> </w:t>
+      </w:r>
+      <w:proofErr w:type="spellStart"/>
+      <w:r>
+        <w:rPr>
+          <w:rFonts w:ascii="Segoe UI" w:hAnsi="Segoe UI" w:cs="Segoe UI"/>
+        </w:rPr>
+        <w:t>más</w:t>
+      </w:r>
+      <w:proofErr w:type="spellEnd"/>
+      <w:r>
+        <w:rPr>
+          <w:rFonts w:ascii="Segoe UI" w:hAnsi="Segoe UI" w:cs="Segoe UI"/>
+        </w:rPr>
+        <w:t xml:space="preserve"> </w:t>
+      </w:r>
+      <w:proofErr w:type="spellStart"/>
+      <w:r>
+        <w:rPr>
+          <w:rFonts w:ascii="Segoe UI" w:hAnsi="Segoe UI" w:cs="Segoe UI"/>
+        </w:rPr>
+        <w:t>en</w:t>
+      </w:r>
+      <w:proofErr w:type="spellEnd"/>
+      <w:r>
+        <w:rPr>
+          <w:rFonts w:ascii="Segoe UI" w:hAnsi="Segoe UI" w:cs="Segoe UI"/>
+        </w:rPr>
+        <w:t xml:space="preserve"> </w:t>
+      </w:r>
+      <w:proofErr w:type="spellStart"/>
+      <w:r>
+        <w:rPr>
+          <w:rFonts w:ascii="Segoe UI" w:hAnsi="Segoe UI" w:cs="Segoe UI"/>
+        </w:rPr>
+        <w:t>el</w:t>
+      </w:r>
+      <w:proofErr w:type="spellEnd"/>
+      <w:r>
+        <w:rPr>
+          <w:rFonts w:ascii="Segoe UI" w:hAnsi="Segoe UI" w:cs="Segoe UI"/>
+        </w:rPr>
+        <w:t xml:space="preserve"> </w:t>
+      </w:r>
+      <w:proofErr w:type="spellStart"/>
+      <w:r>
+        <w:rPr>
+          <w:rFonts w:ascii="Segoe UI" w:hAnsi="Segoe UI" w:cs="Segoe UI"/>
+        </w:rPr>
+        <w:t>resultado</w:t>
+      </w:r>
+      <w:proofErr w:type="spellEnd"/>
+      <w:r>
+        <w:rPr>
+          <w:rFonts w:ascii="Segoe UI" w:hAnsi="Segoe UI" w:cs="Segoe UI"/>
+        </w:rPr>
+        <w:t>?</w:t>
+      </w:r>
+    </w:p>
+    <w:p>
+      <w:pPr>
+        <w:pStyle w:val="NormalWeb"/>
+        <w:spacing w:line="300" w:lineRule="atLeast"/>
+        <w:rPr>
+          <w:rFonts w:ascii="Segoe UI" w:hAnsi="Segoe UI" w:cs="Segoe UI"/>
+          <w:sz w:val="21"/>
+          <w:szCs w:val="21"/>
+        </w:rPr>
+      </w:pPr>
+      <w:r>
+        <w:rPr>
+          <w:rFonts w:ascii="Segoe UI" w:hAnsi="Segoe UI" w:cs="Segoe UI"/>
+          <w:sz w:val="21"/>
+          <w:szCs w:val="21"/>
+        </w:rPr>
+        <w:t>A partir de la matriz de correlaciones se observó que las variables con mayor relación con la variable objetivo (</w:t>
+      </w:r>
+      <w:proofErr w:type="spellStart"/>
+      <w:r>
+        <w:rPr>
+          <w:rStyle w:val="CdigoHTML"/>
+          <w:rFonts w:eastAsiaTheme="majorEastAsia"/>
+        </w:rPr>
+        <w:t>Rings</w:t>
+      </w:r>
+      <w:proofErr w:type="spellEnd"/>
+      <w:r>
+        <w:rPr>
+          <w:rFonts w:ascii="Segoe UI" w:hAnsi="Segoe UI" w:cs="Segoe UI"/>
+          <w:sz w:val="21"/>
+          <w:szCs w:val="21"/>
+        </w:rPr>
+        <w:t>) son principalmente:</w:t>
+      </w:r>
+    </w:p>
+    <w:p>
+      <w:pPr>
+        <w:numPr>
+          <w:ilvl w:val="0"/>
+          <w:numId w:val="11"/>
+        </w:numPr>
+        <w:spacing w:before="100" w:beforeAutospacing="1" w:after="100" w:afterAutospacing="1" w:line="300" w:lineRule="atLeast"/>
+        <w:rPr>
+          <w:rFonts w:ascii="Segoe UI" w:hAnsi="Segoe UI" w:cs="Segoe UI"/>
+          <w:szCs w:val="21"/>
+        </w:rPr>
+      </w:pPr>
+      <w:proofErr w:type="spellStart"/>
+      <w:r>
+        <w:rPr>
+          <w:rStyle w:val="CdigoHTML"/>
+          <w:rFonts w:eastAsiaTheme="majorEastAsia"/>
+        </w:rPr>
+        <w:t>Shell_weight</w:t>
+      </w:r>
+      <w:proofErr w:type="spellEnd"/>
+      <w:r>
+        <w:rPr>
+          <w:rFonts w:ascii="Segoe UI" w:hAnsi="Segoe UI" w:cs="Segoe UI"/>
+          <w:szCs w:val="21"/>
+        </w:rPr>
+        <w:t xml:space="preserve"> (peso de la concha).</w:t>
+      </w:r>
+    </w:p>
+    <w:p>
+      <w:pPr>
+        <w:numPr>
+          <w:ilvl w:val="0"/>
+          <w:numId w:val="11"/>
+        </w:numPr>
+        <w:spacing w:before="100" w:beforeAutospacing="1" w:after="100" w:afterAutospacing="1" w:line="300" w:lineRule="atLeast"/>
+        <w:rPr>
+          <w:rFonts w:ascii="Segoe UI" w:hAnsi="Segoe UI" w:cs="Segoe UI"/>
+          <w:szCs w:val="21"/>
+        </w:rPr>
+      </w:pPr>
+      <w:r>
+        <w:rPr>
+          <w:rStyle w:val="CdigoHTML"/>
+          <w:rFonts w:eastAsiaTheme="majorEastAsia"/>
+        </w:rPr>
+        <w:t>Diameter</w:t>
+      </w:r>
+      <w:r>
+        <w:rPr>
+          <w:rFonts w:ascii="Segoe UI" w:hAnsi="Segoe UI" w:cs="Segoe UI"/>
+          <w:szCs w:val="21"/>
+        </w:rPr>
+        <w:t xml:space="preserve"> (</w:t>
+      </w:r>
+      <w:proofErr w:type="spellStart"/>
+      <w:r>
+        <w:rPr>
+          <w:rFonts w:ascii="Segoe UI" w:hAnsi="Segoe UI" w:cs="Segoe UI"/>
+          <w:szCs w:val="21"/>
+        </w:rPr>
+        <w:t>diámetro</w:t>
+      </w:r>
+      <w:proofErr w:type="spellEnd"/>
+      <w:r>
+        <w:rPr>
+          <w:rFonts w:ascii="Segoe UI" w:hAnsi="Segoe UI" w:cs="Segoe UI"/>
+          <w:szCs w:val="21"/>
+        </w:rPr>
+        <w:t>).</w:t>
+      </w:r>
+    </w:p>
+    <w:p>
+      <w:pPr>
+        <w:numPr>
+          <w:ilvl w:val="0"/>
+          <w:numId w:val="11"/>
+        </w:numPr>
+        <w:spacing w:before="100" w:beforeAutospacing="1" w:after="100" w:afterAutospacing="1" w:line="300" w:lineRule="atLeast"/>
+        <w:rPr>
+          <w:rFonts w:ascii="Segoe UI" w:hAnsi="Segoe UI" w:cs="Segoe UI"/>
+          <w:szCs w:val="21"/>
+        </w:rPr>
+      </w:pPr>
+      <w:r>
+        <w:rPr>
+          <w:rStyle w:val="CdigoHTML"/>
+          <w:rFonts w:eastAsiaTheme="majorEastAsia"/>
+        </w:rPr>
+        <w:t>Length</w:t>
+      </w:r>
+      <w:r>
+        <w:rPr>
+          <w:rFonts w:ascii="Segoe UI" w:hAnsi="Segoe UI" w:cs="Segoe UI"/>
+          <w:szCs w:val="21"/>
+        </w:rPr>
+        <w:t xml:space="preserve"> (</w:t>
+      </w:r>
+      <w:proofErr w:type="spellStart"/>
+      <w:r>
+        <w:rPr>
+          <w:rFonts w:ascii="Segoe UI" w:hAnsi="Segoe UI" w:cs="Segoe UI"/>
+          <w:szCs w:val="21"/>
+        </w:rPr>
+        <w:t>longitud</w:t>
+      </w:r>
+      <w:proofErr w:type="spellEnd"/>
+      <w:r>
+        <w:rPr>
+          <w:rFonts w:ascii="Segoe UI" w:hAnsi="Segoe UI" w:cs="Segoe UI"/>
+          <w:szCs w:val="21"/>
+        </w:rPr>
+        <w:t>).</w:t>
+      </w:r>
+    </w:p>
+    <w:p>
+      <w:pPr>
+        <w:numPr>
+          <w:ilvl w:val="0"/>
+          <w:numId w:val="11"/>
+        </w:numPr>
+        <w:spacing w:before="100" w:beforeAutospacing="1" w:after="100" w:afterAutospacing="1" w:line="300" w:lineRule="atLeast"/>
+        <w:rPr>
+          <w:rFonts w:ascii="Segoe UI" w:hAnsi="Segoe UI" w:cs="Segoe UI"/>
+          <w:szCs w:val="21"/>
+        </w:rPr>
+      </w:pPr>
+      <w:r>
+        <w:rPr>
+          <w:rStyle w:val="CdigoHTML"/>
+          <w:rFonts w:eastAsiaTheme="majorEastAsia"/>
+        </w:rPr>
+        <w:t>Height</w:t>
+      </w:r>
+      <w:r>
+        <w:rPr>
+          <w:rFonts w:ascii="Segoe UI" w:hAnsi="Segoe UI" w:cs="Segoe UI"/>
+          <w:szCs w:val="21"/>
+        </w:rPr>
+        <w:t xml:space="preserve"> (</w:t>
+      </w:r>
+      <w:proofErr w:type="spellStart"/>
+      <w:r>
+        <w:rPr>
+          <w:rFonts w:ascii="Segoe UI" w:hAnsi="Segoe UI" w:cs="Segoe UI"/>
+          <w:szCs w:val="21"/>
+        </w:rPr>
+        <w:t>altura</w:t>
+      </w:r>
+      <w:proofErr w:type="spellEnd"/>
+      <w:r>
+        <w:rPr>
+          <w:rFonts w:ascii="Segoe UI" w:hAnsi="Segoe UI" w:cs="Segoe UI"/>
+          <w:szCs w:val="21"/>
+        </w:rPr>
+        <w:t>).</w:t>
+      </w:r>
+    </w:p>
+    <w:p>
+      <w:pPr>
+        <w:pStyle w:val="NormalWeb"/>
+        <w:spacing w:line="300" w:lineRule="atLeast"/>
+        <w:rPr>
+          <w:rFonts w:ascii="Segoe UI" w:hAnsi="Segoe UI" w:cs="Segoe UI"/>
+          <w:sz w:val="21"/>
+          <w:szCs w:val="21"/>
+        </w:rPr>
+      </w:pPr>
+      <w:r>
+        <w:rPr>
+          <w:rFonts w:ascii="Segoe UI" w:hAnsi="Segoe UI" w:cs="Segoe UI"/>
+          <w:sz w:val="21"/>
+          <w:szCs w:val="21"/>
+        </w:rPr>
+        <w:t xml:space="preserve">Estas variables están relacionadas con el tamaño y el desarrollo del </w:t>
+      </w:r>
+      <w:proofErr w:type="spellStart"/>
+      <w:r>
+        <w:rPr>
+          <w:rFonts w:ascii="Segoe UI" w:hAnsi="Segoe UI" w:cs="Segoe UI"/>
+          <w:sz w:val="21"/>
+          <w:szCs w:val="21"/>
+        </w:rPr>
+        <w:t>abalón</w:t>
+      </w:r>
+      <w:proofErr w:type="spellEnd"/>
+      <w:r>
+        <w:rPr>
+          <w:rFonts w:ascii="Segoe UI" w:hAnsi="Segoe UI" w:cs="Segoe UI"/>
+          <w:sz w:val="21"/>
+          <w:szCs w:val="21"/>
+        </w:rPr>
+        <w:t>, por lo que resulta lógico que estén asociadas con su edad.</w:t>
+      </w:r>
+    </w:p>
+    <w:p>
+      <w:pPr>
+        <w:pStyle w:val="Ttulo4"/>
+        <w:spacing w:line="300" w:lineRule="atLeast"/>
+        <w:rPr>
+          <w:rFonts w:ascii="Segoe UI" w:hAnsi="Segoe UI" w:cs="Segoe UI"/>
+          <w:sz w:val="24"/>
+          <w:szCs w:val="24"/>
+        </w:rPr>
+      </w:pPr>
+      <w:r>
+        <w:rPr>
+          <w:rFonts w:ascii="Segoe UI" w:hAnsi="Segoe UI" w:cs="Segoe UI"/>
+        </w:rPr>
+        <w:t>¿</w:t>
+      </w:r>
+      <w:proofErr w:type="spellStart"/>
+      <w:r>
+        <w:rPr>
+          <w:rFonts w:ascii="Segoe UI" w:hAnsi="Segoe UI" w:cs="Segoe UI"/>
+        </w:rPr>
+        <w:t>Qué</w:t>
+      </w:r>
+      <w:proofErr w:type="spellEnd"/>
+      <w:r>
+        <w:rPr>
+          <w:rFonts w:ascii="Segoe UI" w:hAnsi="Segoe UI" w:cs="Segoe UI"/>
+        </w:rPr>
+        <w:t xml:space="preserve"> </w:t>
+      </w:r>
+      <w:proofErr w:type="spellStart"/>
+      <w:r>
+        <w:rPr>
+          <w:rFonts w:ascii="Segoe UI" w:hAnsi="Segoe UI" w:cs="Segoe UI"/>
+        </w:rPr>
+        <w:t>dificultades</w:t>
+      </w:r>
+      <w:proofErr w:type="spellEnd"/>
+      <w:r>
+        <w:rPr>
+          <w:rFonts w:ascii="Segoe UI" w:hAnsi="Segoe UI" w:cs="Segoe UI"/>
+        </w:rPr>
+        <w:t xml:space="preserve"> has </w:t>
+      </w:r>
+      <w:proofErr w:type="spellStart"/>
+      <w:r>
+        <w:rPr>
+          <w:rFonts w:ascii="Segoe UI" w:hAnsi="Segoe UI" w:cs="Segoe UI"/>
+        </w:rPr>
+        <w:t>encontrado</w:t>
+      </w:r>
+      <w:proofErr w:type="spellEnd"/>
+      <w:r>
+        <w:rPr>
+          <w:rFonts w:ascii="Segoe UI" w:hAnsi="Segoe UI" w:cs="Segoe UI"/>
+        </w:rPr>
+        <w:t xml:space="preserve"> </w:t>
+      </w:r>
+      <w:proofErr w:type="spellStart"/>
+      <w:r>
+        <w:rPr>
+          <w:rFonts w:ascii="Segoe UI" w:hAnsi="Segoe UI" w:cs="Segoe UI"/>
+        </w:rPr>
+        <w:t>durante</w:t>
+      </w:r>
+      <w:proofErr w:type="spellEnd"/>
+      <w:r>
+        <w:rPr>
+          <w:rFonts w:ascii="Segoe UI" w:hAnsi="Segoe UI" w:cs="Segoe UI"/>
+        </w:rPr>
+        <w:t xml:space="preserve"> </w:t>
+      </w:r>
+      <w:proofErr w:type="spellStart"/>
+      <w:r>
+        <w:rPr>
+          <w:rFonts w:ascii="Segoe UI" w:hAnsi="Segoe UI" w:cs="Segoe UI"/>
+        </w:rPr>
+        <w:t>el</w:t>
+      </w:r>
+      <w:proofErr w:type="spellEnd"/>
+      <w:r>
+        <w:rPr>
+          <w:rFonts w:ascii="Segoe UI" w:hAnsi="Segoe UI" w:cs="Segoe UI"/>
+        </w:rPr>
+        <w:t xml:space="preserve"> </w:t>
+      </w:r>
+      <w:proofErr w:type="spellStart"/>
+      <w:r>
+        <w:rPr>
+          <w:rFonts w:ascii="Segoe UI" w:hAnsi="Segoe UI" w:cs="Segoe UI"/>
+        </w:rPr>
+        <w:t>ejercicio</w:t>
+      </w:r>
+      <w:proofErr w:type="spellEnd"/>
+      <w:r>
+        <w:rPr>
+          <w:rFonts w:ascii="Segoe UI" w:hAnsi="Segoe UI" w:cs="Segoe UI"/>
+        </w:rPr>
+        <w:t>?</w:t>
+      </w:r>
+    </w:p>
+    <w:p>
+      <w:pPr>
+        <w:pStyle w:val="NormalWeb"/>
+        <w:spacing w:line="300" w:lineRule="atLeast"/>
+        <w:rPr>
+          <w:rFonts w:ascii="Segoe UI" w:hAnsi="Segoe UI" w:cs="Segoe UI"/>
+          <w:sz w:val="21"/>
+          <w:szCs w:val="21"/>
+        </w:rPr>
+      </w:pPr>
+      <w:r>
+        <w:rPr>
+          <w:rFonts w:ascii="Segoe UI" w:hAnsi="Segoe UI" w:cs="Segoe UI"/>
+          <w:sz w:val="21"/>
+          <w:szCs w:val="21"/>
+        </w:rPr>
+        <w:t xml:space="preserve">Durante la realización de la práctica se encontraron algunas dificultades relacionadas con la preparación de los datos. El conjunto de datos no disponía de nombres de columnas, por lo que fue necesario asignarlos manualmente. Además, la variable </w:t>
+      </w:r>
+      <w:r>
+        <w:rPr>
+          <w:rStyle w:val="CdigoHTML"/>
+          <w:rFonts w:eastAsiaTheme="majorEastAsia"/>
+        </w:rPr>
+        <w:t>Sex</w:t>
+      </w:r>
+      <w:r>
+        <w:rPr>
+          <w:rFonts w:ascii="Segoe UI" w:hAnsi="Segoe UI" w:cs="Segoe UI"/>
+          <w:sz w:val="21"/>
+          <w:szCs w:val="21"/>
+        </w:rPr>
+        <w:t xml:space="preserve"> era categórica y tuvo que transformarse a formato numérico para poder utilizarla en el modelo. También fue necesario revisar la interpretación de la matriz de correlaciones y la configuración de algunas librerías utilizadas para la visualización de datos.</w:t>
+      </w:r>
+    </w:p>
+    <w:p>
+      <w:pPr>
+        <w:pStyle w:val="Ttulo4"/>
+        <w:spacing w:line="300" w:lineRule="atLeast"/>
+        <w:rPr>
+          <w:rFonts w:ascii="Segoe UI" w:hAnsi="Segoe UI" w:cs="Segoe UI"/>
+          <w:sz w:val="24"/>
+          <w:szCs w:val="24"/>
+        </w:rPr>
+      </w:pPr>
+      <w:r>
+        <w:rPr>
+          <w:rFonts w:ascii="Segoe UI" w:hAnsi="Segoe UI" w:cs="Segoe UI"/>
+        </w:rPr>
+        <w:t>¿</w:t>
+      </w:r>
+      <w:proofErr w:type="spellStart"/>
+      <w:r>
+        <w:rPr>
+          <w:rFonts w:ascii="Segoe UI" w:hAnsi="Segoe UI" w:cs="Segoe UI"/>
+        </w:rPr>
+        <w:t>Qué</w:t>
+      </w:r>
+      <w:proofErr w:type="spellEnd"/>
+      <w:r>
+        <w:rPr>
+          <w:rFonts w:ascii="Segoe UI" w:hAnsi="Segoe UI" w:cs="Segoe UI"/>
+        </w:rPr>
+        <w:t xml:space="preserve"> </w:t>
+      </w:r>
+      <w:proofErr w:type="spellStart"/>
+      <w:r>
+        <w:rPr>
+          <w:rFonts w:ascii="Segoe UI" w:hAnsi="Segoe UI" w:cs="Segoe UI"/>
+        </w:rPr>
+        <w:t>cambios</w:t>
+      </w:r>
+      <w:proofErr w:type="spellEnd"/>
+      <w:r>
+        <w:rPr>
+          <w:rFonts w:ascii="Segoe UI" w:hAnsi="Segoe UI" w:cs="Segoe UI"/>
+        </w:rPr>
+        <w:t xml:space="preserve"> o </w:t>
+      </w:r>
+      <w:proofErr w:type="spellStart"/>
+      <w:r>
+        <w:rPr>
+          <w:rFonts w:ascii="Segoe UI" w:hAnsi="Segoe UI" w:cs="Segoe UI"/>
+        </w:rPr>
+        <w:t>técnicas</w:t>
+      </w:r>
+      <w:proofErr w:type="spellEnd"/>
+      <w:r>
+        <w:rPr>
+          <w:rFonts w:ascii="Segoe UI" w:hAnsi="Segoe UI" w:cs="Segoe UI"/>
+        </w:rPr>
+        <w:t xml:space="preserve"> </w:t>
+      </w:r>
+      <w:proofErr w:type="spellStart"/>
+      <w:r>
+        <w:rPr>
+          <w:rFonts w:ascii="Segoe UI" w:hAnsi="Segoe UI" w:cs="Segoe UI"/>
+        </w:rPr>
+        <w:t>podrían</w:t>
+      </w:r>
+      <w:proofErr w:type="spellEnd"/>
+      <w:r>
+        <w:rPr>
+          <w:rFonts w:ascii="Segoe UI" w:hAnsi="Segoe UI" w:cs="Segoe UI"/>
+        </w:rPr>
+        <w:t xml:space="preserve"> </w:t>
+      </w:r>
+      <w:proofErr w:type="spellStart"/>
+      <w:r>
+        <w:rPr>
+          <w:rFonts w:ascii="Segoe UI" w:hAnsi="Segoe UI" w:cs="Segoe UI"/>
+        </w:rPr>
+        <w:t>utilizarse</w:t>
+      </w:r>
+      <w:proofErr w:type="spellEnd"/>
+      <w:r>
+        <w:rPr>
+          <w:rFonts w:ascii="Segoe UI" w:hAnsi="Segoe UI" w:cs="Segoe UI"/>
+        </w:rPr>
+        <w:t xml:space="preserve"> para </w:t>
+      </w:r>
+      <w:proofErr w:type="spellStart"/>
+      <w:r>
+        <w:rPr>
+          <w:rFonts w:ascii="Segoe UI" w:hAnsi="Segoe UI" w:cs="Segoe UI"/>
+        </w:rPr>
+        <w:t>mejorar</w:t>
+      </w:r>
+      <w:proofErr w:type="spellEnd"/>
+      <w:r>
+        <w:rPr>
+          <w:rFonts w:ascii="Segoe UI" w:hAnsi="Segoe UI" w:cs="Segoe UI"/>
+        </w:rPr>
+        <w:t xml:space="preserve"> </w:t>
+      </w:r>
+      <w:proofErr w:type="spellStart"/>
+      <w:r>
+        <w:rPr>
+          <w:rFonts w:ascii="Segoe UI" w:hAnsi="Segoe UI" w:cs="Segoe UI"/>
+        </w:rPr>
+        <w:t>el</w:t>
+      </w:r>
+      <w:proofErr w:type="spellEnd"/>
+      <w:r>
+        <w:rPr>
+          <w:rFonts w:ascii="Segoe UI" w:hAnsi="Segoe UI" w:cs="Segoe UI"/>
+        </w:rPr>
+        <w:t xml:space="preserve"> </w:t>
+      </w:r>
+      <w:proofErr w:type="spellStart"/>
+      <w:r>
+        <w:rPr>
+          <w:rFonts w:ascii="Segoe UI" w:hAnsi="Segoe UI" w:cs="Segoe UI"/>
+        </w:rPr>
+        <w:t>modelo</w:t>
+      </w:r>
+      <w:proofErr w:type="spellEnd"/>
+      <w:r>
+        <w:rPr>
+          <w:rFonts w:ascii="Segoe UI" w:hAnsi="Segoe UI" w:cs="Segoe UI"/>
+        </w:rPr>
+        <w:t>?</w:t>
+      </w:r>
+    </w:p>
+    <w:p>
+      <w:pPr>
+        <w:pStyle w:val="NormalWeb"/>
+        <w:spacing w:line="300" w:lineRule="atLeast"/>
+        <w:rPr>
+          <w:rFonts w:ascii="Segoe UI" w:hAnsi="Segoe UI" w:cs="Segoe UI"/>
+          <w:sz w:val="21"/>
+          <w:szCs w:val="21"/>
+        </w:rPr>
+      </w:pPr>
+      <w:r>
+        <w:rPr>
+          <w:rFonts w:ascii="Segoe UI" w:hAnsi="Segoe UI" w:cs="Segoe UI"/>
+          <w:sz w:val="21"/>
+          <w:szCs w:val="21"/>
+        </w:rPr>
+        <w:t>Existen varias formas de mejorar el rendimiento del modelo:</w:t>
+      </w:r>
+    </w:p>
+    <w:p>
+      <w:pPr>
+        <w:numPr>
+          <w:ilvl w:val="0"/>
+          <w:numId w:val="12"/>
+        </w:numPr>
+        <w:spacing w:before="100" w:beforeAutospacing="1" w:after="100" w:afterAutospacing="1" w:line="300" w:lineRule="atLeast"/>
+        <w:rPr>
+          <w:rFonts w:ascii="Segoe UI" w:hAnsi="Segoe UI" w:cs="Segoe UI"/>
+          <w:szCs w:val="21"/>
+        </w:rPr>
+      </w:pPr>
+      <w:proofErr w:type="spellStart"/>
+      <w:r>
+        <w:rPr>
+          <w:rFonts w:ascii="Segoe UI" w:hAnsi="Segoe UI" w:cs="Segoe UI"/>
+          <w:szCs w:val="21"/>
+        </w:rPr>
+        <w:t>Probar</w:t>
+      </w:r>
+      <w:proofErr w:type="spellEnd"/>
+      <w:r>
+        <w:rPr>
+          <w:rFonts w:ascii="Segoe UI" w:hAnsi="Segoe UI" w:cs="Segoe UI"/>
+          <w:szCs w:val="21"/>
+        </w:rPr>
+        <w:t xml:space="preserve"> </w:t>
+      </w:r>
+      <w:proofErr w:type="spellStart"/>
+      <w:r>
+        <w:rPr>
+          <w:rFonts w:ascii="Segoe UI" w:hAnsi="Segoe UI" w:cs="Segoe UI"/>
+          <w:szCs w:val="21"/>
+        </w:rPr>
+        <w:t>otros</w:t>
+      </w:r>
+      <w:proofErr w:type="spellEnd"/>
+      <w:r>
+        <w:rPr>
+          <w:rFonts w:ascii="Segoe UI" w:hAnsi="Segoe UI" w:cs="Segoe UI"/>
+          <w:szCs w:val="21"/>
+        </w:rPr>
+        <w:t xml:space="preserve"> </w:t>
+      </w:r>
+      <w:proofErr w:type="spellStart"/>
+      <w:r>
+        <w:rPr>
+          <w:rFonts w:ascii="Segoe UI" w:hAnsi="Segoe UI" w:cs="Segoe UI"/>
+          <w:szCs w:val="21"/>
+        </w:rPr>
+        <w:t>algoritmos</w:t>
+      </w:r>
+      <w:proofErr w:type="spellEnd"/>
+      <w:r>
+        <w:rPr>
+          <w:rFonts w:ascii="Segoe UI" w:hAnsi="Segoe UI" w:cs="Segoe UI"/>
+          <w:szCs w:val="21"/>
+        </w:rPr>
+        <w:t xml:space="preserve"> de </w:t>
+      </w:r>
+      <w:proofErr w:type="spellStart"/>
+      <w:r>
+        <w:rPr>
+          <w:rFonts w:ascii="Segoe UI" w:hAnsi="Segoe UI" w:cs="Segoe UI"/>
+          <w:szCs w:val="21"/>
+        </w:rPr>
+        <w:t>regresión</w:t>
+      </w:r>
+      <w:proofErr w:type="spellEnd"/>
+      <w:r>
+        <w:rPr>
+          <w:rFonts w:ascii="Segoe UI" w:hAnsi="Segoe UI" w:cs="Segoe UI"/>
+          <w:szCs w:val="21"/>
+        </w:rPr>
+        <w:t xml:space="preserve"> </w:t>
+      </w:r>
+      <w:proofErr w:type="spellStart"/>
+      <w:r>
+        <w:rPr>
+          <w:rFonts w:ascii="Segoe UI" w:hAnsi="Segoe UI" w:cs="Segoe UI"/>
+          <w:szCs w:val="21"/>
+        </w:rPr>
+        <w:t>más</w:t>
+      </w:r>
+      <w:proofErr w:type="spellEnd"/>
+      <w:r>
+        <w:rPr>
+          <w:rFonts w:ascii="Segoe UI" w:hAnsi="Segoe UI" w:cs="Segoe UI"/>
+          <w:szCs w:val="21"/>
+        </w:rPr>
+        <w:t xml:space="preserve"> </w:t>
+      </w:r>
+      <w:proofErr w:type="spellStart"/>
+      <w:r>
+        <w:rPr>
+          <w:rFonts w:ascii="Segoe UI" w:hAnsi="Segoe UI" w:cs="Segoe UI"/>
+          <w:szCs w:val="21"/>
+        </w:rPr>
+        <w:t>avanzados</w:t>
+      </w:r>
+      <w:proofErr w:type="spellEnd"/>
+      <w:r>
+        <w:rPr>
+          <w:rFonts w:ascii="Segoe UI" w:hAnsi="Segoe UI" w:cs="Segoe UI"/>
+          <w:szCs w:val="21"/>
+        </w:rPr>
+        <w:t xml:space="preserve">, </w:t>
+      </w:r>
+      <w:proofErr w:type="spellStart"/>
+      <w:r>
+        <w:rPr>
+          <w:rFonts w:ascii="Segoe UI" w:hAnsi="Segoe UI" w:cs="Segoe UI"/>
+          <w:szCs w:val="21"/>
+        </w:rPr>
+        <w:t>como</w:t>
+      </w:r>
+      <w:proofErr w:type="spellEnd"/>
+      <w:r>
+        <w:rPr>
+          <w:rFonts w:ascii="Segoe UI" w:hAnsi="Segoe UI" w:cs="Segoe UI"/>
+          <w:szCs w:val="21"/>
+        </w:rPr>
+        <w:t xml:space="preserve"> Random Forest Regressor o Gradient Boosting.</w:t>
+      </w:r>
+    </w:p>
+    <w:p>
+      <w:pPr>
+        <w:numPr>
+          <w:ilvl w:val="0"/>
+          <w:numId w:val="12"/>
+        </w:numPr>
+        <w:spacing w:before="100" w:beforeAutospacing="1" w:after="100" w:afterAutospacing="1" w:line="300" w:lineRule="atLeast"/>
+        <w:rPr>
+          <w:rFonts w:ascii="Segoe UI" w:hAnsi="Segoe UI" w:cs="Segoe UI"/>
+          <w:szCs w:val="21"/>
+        </w:rPr>
+      </w:pPr>
+      <w:proofErr w:type="spellStart"/>
+      <w:r>
+        <w:rPr>
+          <w:rFonts w:ascii="Segoe UI" w:hAnsi="Segoe UI" w:cs="Segoe UI"/>
+          <w:szCs w:val="21"/>
+        </w:rPr>
+        <w:t>Aplicar</w:t>
+      </w:r>
+      <w:proofErr w:type="spellEnd"/>
+      <w:r>
+        <w:rPr>
+          <w:rFonts w:ascii="Segoe UI" w:hAnsi="Segoe UI" w:cs="Segoe UI"/>
+          <w:szCs w:val="21"/>
+        </w:rPr>
+        <w:t xml:space="preserve"> </w:t>
+      </w:r>
+      <w:proofErr w:type="spellStart"/>
+      <w:r>
+        <w:rPr>
+          <w:rFonts w:ascii="Segoe UI" w:hAnsi="Segoe UI" w:cs="Segoe UI"/>
+          <w:szCs w:val="21"/>
+        </w:rPr>
+        <w:t>técnicas</w:t>
+      </w:r>
+      <w:proofErr w:type="spellEnd"/>
+      <w:r>
+        <w:rPr>
+          <w:rFonts w:ascii="Segoe UI" w:hAnsi="Segoe UI" w:cs="Segoe UI"/>
+          <w:szCs w:val="21"/>
+        </w:rPr>
+        <w:t xml:space="preserve"> de </w:t>
+      </w:r>
+      <w:proofErr w:type="spellStart"/>
+      <w:r>
+        <w:rPr>
+          <w:rFonts w:ascii="Segoe UI" w:hAnsi="Segoe UI" w:cs="Segoe UI"/>
+          <w:szCs w:val="21"/>
+        </w:rPr>
+        <w:t>selección</w:t>
+      </w:r>
+      <w:proofErr w:type="spellEnd"/>
+      <w:r>
+        <w:rPr>
+          <w:rFonts w:ascii="Segoe UI" w:hAnsi="Segoe UI" w:cs="Segoe UI"/>
+          <w:szCs w:val="21"/>
+        </w:rPr>
+        <w:t xml:space="preserve"> de variables para </w:t>
+      </w:r>
+      <w:proofErr w:type="spellStart"/>
+      <w:r>
+        <w:rPr>
+          <w:rFonts w:ascii="Segoe UI" w:hAnsi="Segoe UI" w:cs="Segoe UI"/>
+          <w:szCs w:val="21"/>
+        </w:rPr>
+        <w:t>conservar</w:t>
+      </w:r>
+      <w:proofErr w:type="spellEnd"/>
+      <w:r>
+        <w:rPr>
+          <w:rFonts w:ascii="Segoe UI" w:hAnsi="Segoe UI" w:cs="Segoe UI"/>
+          <w:szCs w:val="21"/>
+        </w:rPr>
+        <w:t xml:space="preserve"> </w:t>
+      </w:r>
+      <w:proofErr w:type="spellStart"/>
+      <w:r>
+        <w:rPr>
+          <w:rFonts w:ascii="Segoe UI" w:hAnsi="Segoe UI" w:cs="Segoe UI"/>
+          <w:szCs w:val="21"/>
+        </w:rPr>
+        <w:t>únicamente</w:t>
+      </w:r>
+      <w:proofErr w:type="spellEnd"/>
+      <w:r>
+        <w:rPr>
+          <w:rFonts w:ascii="Segoe UI" w:hAnsi="Segoe UI" w:cs="Segoe UI"/>
+          <w:szCs w:val="21"/>
+        </w:rPr>
+        <w:t xml:space="preserve"> las </w:t>
+      </w:r>
+      <w:proofErr w:type="spellStart"/>
+      <w:r>
+        <w:rPr>
+          <w:rFonts w:ascii="Segoe UI" w:hAnsi="Segoe UI" w:cs="Segoe UI"/>
+          <w:szCs w:val="21"/>
+        </w:rPr>
+        <w:t>más</w:t>
+      </w:r>
+      <w:proofErr w:type="spellEnd"/>
+      <w:r>
+        <w:rPr>
+          <w:rFonts w:ascii="Segoe UI" w:hAnsi="Segoe UI" w:cs="Segoe UI"/>
+          <w:szCs w:val="21"/>
+        </w:rPr>
+        <w:t xml:space="preserve"> </w:t>
+      </w:r>
+      <w:proofErr w:type="spellStart"/>
+      <w:r>
+        <w:rPr>
+          <w:rFonts w:ascii="Segoe UI" w:hAnsi="Segoe UI" w:cs="Segoe UI"/>
+          <w:szCs w:val="21"/>
+        </w:rPr>
+        <w:t>relevantes</w:t>
+      </w:r>
+      <w:proofErr w:type="spellEnd"/>
+      <w:r>
+        <w:rPr>
+          <w:rFonts w:ascii="Segoe UI" w:hAnsi="Segoe UI" w:cs="Segoe UI"/>
+          <w:szCs w:val="21"/>
+        </w:rPr>
+        <w:t>.</w:t>
+      </w:r>
+    </w:p>
+    <w:p>
+      <w:pPr>
+        <w:numPr>
+          <w:ilvl w:val="0"/>
+          <w:numId w:val="12"/>
+        </w:numPr>
+        <w:spacing w:before="100" w:beforeAutospacing="1" w:after="100" w:afterAutospacing="1" w:line="300" w:lineRule="atLeast"/>
+        <w:rPr>
+          <w:rFonts w:ascii="Segoe UI" w:hAnsi="Segoe UI" w:cs="Segoe UI"/>
+          <w:szCs w:val="21"/>
+        </w:rPr>
+      </w:pPr>
+      <w:proofErr w:type="spellStart"/>
+      <w:r>
+        <w:rPr>
+          <w:rFonts w:ascii="Segoe UI" w:hAnsi="Segoe UI" w:cs="Segoe UI"/>
+          <w:szCs w:val="21"/>
+        </w:rPr>
+        <w:t>Realizar</w:t>
+      </w:r>
+      <w:proofErr w:type="spellEnd"/>
+      <w:r>
+        <w:rPr>
+          <w:rFonts w:ascii="Segoe UI" w:hAnsi="Segoe UI" w:cs="Segoe UI"/>
+          <w:szCs w:val="21"/>
+        </w:rPr>
+        <w:t xml:space="preserve"> una </w:t>
+      </w:r>
+      <w:proofErr w:type="spellStart"/>
+      <w:r>
+        <w:rPr>
+          <w:rFonts w:ascii="Segoe UI" w:hAnsi="Segoe UI" w:cs="Segoe UI"/>
+          <w:szCs w:val="21"/>
+        </w:rPr>
+        <w:t>transformación</w:t>
+      </w:r>
+      <w:proofErr w:type="spellEnd"/>
+      <w:r>
+        <w:rPr>
+          <w:rFonts w:ascii="Segoe UI" w:hAnsi="Segoe UI" w:cs="Segoe UI"/>
+          <w:szCs w:val="21"/>
+        </w:rPr>
+        <w:t xml:space="preserve"> </w:t>
+      </w:r>
+      <w:proofErr w:type="spellStart"/>
+      <w:r>
+        <w:rPr>
+          <w:rFonts w:ascii="Segoe UI" w:hAnsi="Segoe UI" w:cs="Segoe UI"/>
+          <w:szCs w:val="21"/>
+        </w:rPr>
+        <w:t>más</w:t>
+      </w:r>
+      <w:proofErr w:type="spellEnd"/>
+      <w:r>
+        <w:rPr>
+          <w:rFonts w:ascii="Segoe UI" w:hAnsi="Segoe UI" w:cs="Segoe UI"/>
+          <w:szCs w:val="21"/>
+        </w:rPr>
+        <w:t xml:space="preserve"> </w:t>
+      </w:r>
+      <w:proofErr w:type="spellStart"/>
+      <w:r>
+        <w:rPr>
+          <w:rFonts w:ascii="Segoe UI" w:hAnsi="Segoe UI" w:cs="Segoe UI"/>
+          <w:szCs w:val="21"/>
+        </w:rPr>
+        <w:t>adecuada</w:t>
+      </w:r>
+      <w:proofErr w:type="spellEnd"/>
+      <w:r>
+        <w:rPr>
+          <w:rFonts w:ascii="Segoe UI" w:hAnsi="Segoe UI" w:cs="Segoe UI"/>
+          <w:szCs w:val="21"/>
+        </w:rPr>
+        <w:t xml:space="preserve"> de la variable </w:t>
+      </w:r>
+      <w:proofErr w:type="spellStart"/>
+      <w:r>
+        <w:rPr>
+          <w:rFonts w:ascii="Segoe UI" w:hAnsi="Segoe UI" w:cs="Segoe UI"/>
+          <w:szCs w:val="21"/>
+        </w:rPr>
+        <w:t>categórica</w:t>
+      </w:r>
+      <w:proofErr w:type="spellEnd"/>
+      <w:r>
+        <w:rPr>
+          <w:rFonts w:ascii="Segoe UI" w:hAnsi="Segoe UI" w:cs="Segoe UI"/>
+          <w:szCs w:val="21"/>
+        </w:rPr>
+        <w:t xml:space="preserve"> </w:t>
+      </w:r>
+      <w:r>
+        <w:rPr>
+          <w:rStyle w:val="CdigoHTML"/>
+          <w:rFonts w:eastAsiaTheme="majorEastAsia"/>
+        </w:rPr>
+        <w:t>Sex</w:t>
+      </w:r>
+      <w:r>
+        <w:rPr>
+          <w:rFonts w:ascii="Segoe UI" w:hAnsi="Segoe UI" w:cs="Segoe UI"/>
+          <w:szCs w:val="21"/>
+        </w:rPr>
+        <w:t xml:space="preserve">, por </w:t>
+      </w:r>
+      <w:proofErr w:type="spellStart"/>
+      <w:r>
+        <w:rPr>
+          <w:rFonts w:ascii="Segoe UI" w:hAnsi="Segoe UI" w:cs="Segoe UI"/>
+          <w:szCs w:val="21"/>
+        </w:rPr>
+        <w:t>ejemplo</w:t>
+      </w:r>
+      <w:proofErr w:type="spellEnd"/>
+      <w:r>
+        <w:rPr>
+          <w:rFonts w:ascii="Segoe UI" w:hAnsi="Segoe UI" w:cs="Segoe UI"/>
+          <w:szCs w:val="21"/>
+        </w:rPr>
+        <w:t xml:space="preserve"> </w:t>
+      </w:r>
+      <w:proofErr w:type="spellStart"/>
+      <w:r>
+        <w:rPr>
+          <w:rFonts w:ascii="Segoe UI" w:hAnsi="Segoe UI" w:cs="Segoe UI"/>
+          <w:szCs w:val="21"/>
+        </w:rPr>
+        <w:t>mediante</w:t>
+      </w:r>
+      <w:proofErr w:type="spellEnd"/>
+      <w:r>
+        <w:rPr>
+          <w:rFonts w:ascii="Segoe UI" w:hAnsi="Segoe UI" w:cs="Segoe UI"/>
+          <w:szCs w:val="21"/>
+        </w:rPr>
+        <w:t xml:space="preserve"> One-Hot Encoding.</w:t>
+      </w:r>
+    </w:p>
+    <w:p>
+      <w:pPr>
+        <w:numPr>
+          <w:ilvl w:val="0"/>
+          <w:numId w:val="12"/>
+        </w:numPr>
+        <w:spacing w:before="100" w:beforeAutospacing="1" w:after="100" w:afterAutospacing="1" w:line="300" w:lineRule="atLeast"/>
+        <w:rPr>
+          <w:rFonts w:ascii="Segoe UI" w:hAnsi="Segoe UI" w:cs="Segoe UI"/>
+          <w:szCs w:val="21"/>
+        </w:rPr>
+      </w:pPr>
+      <w:proofErr w:type="spellStart"/>
+      <w:r>
+        <w:rPr>
+          <w:rFonts w:ascii="Segoe UI" w:hAnsi="Segoe UI" w:cs="Segoe UI"/>
+          <w:szCs w:val="21"/>
+        </w:rPr>
+        <w:t>Ajustar</w:t>
+      </w:r>
+      <w:proofErr w:type="spellEnd"/>
+      <w:r>
+        <w:rPr>
+          <w:rFonts w:ascii="Segoe UI" w:hAnsi="Segoe UI" w:cs="Segoe UI"/>
+          <w:szCs w:val="21"/>
+        </w:rPr>
+        <w:t xml:space="preserve"> los </w:t>
+      </w:r>
+      <w:proofErr w:type="spellStart"/>
+      <w:r>
+        <w:rPr>
+          <w:rFonts w:ascii="Segoe UI" w:hAnsi="Segoe UI" w:cs="Segoe UI"/>
+          <w:szCs w:val="21"/>
+        </w:rPr>
+        <w:t>parámetros</w:t>
+      </w:r>
+      <w:proofErr w:type="spellEnd"/>
+      <w:r>
+        <w:rPr>
+          <w:rFonts w:ascii="Segoe UI" w:hAnsi="Segoe UI" w:cs="Segoe UI"/>
+          <w:szCs w:val="21"/>
+        </w:rPr>
+        <w:t xml:space="preserve"> del </w:t>
+      </w:r>
+      <w:proofErr w:type="spellStart"/>
+      <w:r>
+        <w:rPr>
+          <w:rFonts w:ascii="Segoe UI" w:hAnsi="Segoe UI" w:cs="Segoe UI"/>
+          <w:szCs w:val="21"/>
+        </w:rPr>
+        <w:t>modelo</w:t>
+      </w:r>
+      <w:proofErr w:type="spellEnd"/>
+      <w:r>
+        <w:rPr>
+          <w:rFonts w:ascii="Segoe UI" w:hAnsi="Segoe UI" w:cs="Segoe UI"/>
+          <w:szCs w:val="21"/>
+        </w:rPr>
+        <w:t xml:space="preserve"> </w:t>
+      </w:r>
+      <w:proofErr w:type="spellStart"/>
+      <w:r>
+        <w:rPr>
+          <w:rFonts w:ascii="Segoe UI" w:hAnsi="Segoe UI" w:cs="Segoe UI"/>
+          <w:szCs w:val="21"/>
+        </w:rPr>
+        <w:t>mediante</w:t>
+      </w:r>
+      <w:proofErr w:type="spellEnd"/>
+      <w:r>
+        <w:rPr>
+          <w:rFonts w:ascii="Segoe UI" w:hAnsi="Segoe UI" w:cs="Segoe UI"/>
+          <w:szCs w:val="21"/>
+        </w:rPr>
+        <w:t xml:space="preserve"> </w:t>
+      </w:r>
+      <w:proofErr w:type="spellStart"/>
+      <w:r>
+        <w:rPr>
+          <w:rFonts w:ascii="Segoe UI" w:hAnsi="Segoe UI" w:cs="Segoe UI"/>
+          <w:szCs w:val="21"/>
+        </w:rPr>
+        <w:t>técnicas</w:t>
+      </w:r>
+      <w:proofErr w:type="spellEnd"/>
+      <w:r>
+        <w:rPr>
+          <w:rFonts w:ascii="Segoe UI" w:hAnsi="Segoe UI" w:cs="Segoe UI"/>
+          <w:szCs w:val="21"/>
+        </w:rPr>
+        <w:t xml:space="preserve"> de </w:t>
+      </w:r>
+      <w:proofErr w:type="spellStart"/>
+      <w:r>
+        <w:rPr>
+          <w:rFonts w:ascii="Segoe UI" w:hAnsi="Segoe UI" w:cs="Segoe UI"/>
+          <w:szCs w:val="21"/>
+        </w:rPr>
+        <w:t>optimización</w:t>
+      </w:r>
+      <w:proofErr w:type="spellEnd"/>
+      <w:r>
+        <w:rPr>
+          <w:rFonts w:ascii="Segoe UI" w:hAnsi="Segoe UI" w:cs="Segoe UI"/>
+          <w:szCs w:val="21"/>
+        </w:rPr>
+        <w:t>.</w:t>
+      </w:r>
+    </w:p>
+    <w:p>
+      <w:pPr>
+        <w:numPr>
+          <w:ilvl w:val="0"/>
+          <w:numId w:val="12"/>
+        </w:numPr>
+        <w:spacing w:before="100" w:beforeAutospacing="1" w:after="100" w:afterAutospacing="1" w:line="300" w:lineRule="atLeast"/>
+        <w:rPr>
+          <w:rFonts w:ascii="Segoe UI" w:hAnsi="Segoe UI" w:cs="Segoe UI"/>
+          <w:szCs w:val="21"/>
+        </w:rPr>
+      </w:pPr>
+      <w:proofErr w:type="spellStart"/>
+      <w:r>
+        <w:rPr>
+          <w:rFonts w:ascii="Segoe UI" w:hAnsi="Segoe UI" w:cs="Segoe UI"/>
+          <w:szCs w:val="21"/>
+        </w:rPr>
+        <w:t>Utilizar</w:t>
+      </w:r>
+      <w:proofErr w:type="spellEnd"/>
+      <w:r>
+        <w:rPr>
+          <w:rFonts w:ascii="Segoe UI" w:hAnsi="Segoe UI" w:cs="Segoe UI"/>
+          <w:szCs w:val="21"/>
+        </w:rPr>
+        <w:t xml:space="preserve"> </w:t>
+      </w:r>
+      <w:proofErr w:type="spellStart"/>
+      <w:r>
+        <w:rPr>
+          <w:rFonts w:ascii="Segoe UI" w:hAnsi="Segoe UI" w:cs="Segoe UI"/>
+          <w:szCs w:val="21"/>
+        </w:rPr>
+        <w:t>validación</w:t>
+      </w:r>
+      <w:proofErr w:type="spellEnd"/>
+      <w:r>
+        <w:rPr>
+          <w:rFonts w:ascii="Segoe UI" w:hAnsi="Segoe UI" w:cs="Segoe UI"/>
+          <w:szCs w:val="21"/>
+        </w:rPr>
+        <w:t xml:space="preserve"> </w:t>
+      </w:r>
+      <w:proofErr w:type="spellStart"/>
+      <w:r>
+        <w:rPr>
+          <w:rFonts w:ascii="Segoe UI" w:hAnsi="Segoe UI" w:cs="Segoe UI"/>
+          <w:szCs w:val="21"/>
+        </w:rPr>
+        <w:t>cruzada</w:t>
+      </w:r>
+      <w:proofErr w:type="spellEnd"/>
+      <w:r>
+        <w:rPr>
+          <w:rFonts w:ascii="Segoe UI" w:hAnsi="Segoe UI" w:cs="Segoe UI"/>
+          <w:szCs w:val="21"/>
+        </w:rPr>
+        <w:t xml:space="preserve"> para </w:t>
+      </w:r>
+      <w:proofErr w:type="spellStart"/>
+      <w:r>
+        <w:rPr>
+          <w:rFonts w:ascii="Segoe UI" w:hAnsi="Segoe UI" w:cs="Segoe UI"/>
+          <w:szCs w:val="21"/>
+        </w:rPr>
+        <w:t>obtener</w:t>
+      </w:r>
+      <w:proofErr w:type="spellEnd"/>
+      <w:r>
+        <w:rPr>
+          <w:rFonts w:ascii="Segoe UI" w:hAnsi="Segoe UI" w:cs="Segoe UI"/>
+          <w:szCs w:val="21"/>
+        </w:rPr>
+        <w:t xml:space="preserve"> una </w:t>
+      </w:r>
+      <w:proofErr w:type="spellStart"/>
+      <w:r>
+        <w:rPr>
+          <w:rFonts w:ascii="Segoe UI" w:hAnsi="Segoe UI" w:cs="Segoe UI"/>
+          <w:szCs w:val="21"/>
+        </w:rPr>
+        <w:t>evaluación</w:t>
+      </w:r>
+      <w:proofErr w:type="spellEnd"/>
+      <w:r>
+        <w:rPr>
+          <w:rFonts w:ascii="Segoe UI" w:hAnsi="Segoe UI" w:cs="Segoe UI"/>
+          <w:szCs w:val="21"/>
+        </w:rPr>
+        <w:t xml:space="preserve"> </w:t>
+      </w:r>
+      <w:proofErr w:type="spellStart"/>
+      <w:r>
+        <w:rPr>
+          <w:rFonts w:ascii="Segoe UI" w:hAnsi="Segoe UI" w:cs="Segoe UI"/>
+          <w:szCs w:val="21"/>
+        </w:rPr>
+        <w:t>más</w:t>
+      </w:r>
+      <w:proofErr w:type="spellEnd"/>
+      <w:r>
+        <w:rPr>
+          <w:rFonts w:ascii="Segoe UI" w:hAnsi="Segoe UI" w:cs="Segoe UI"/>
+          <w:szCs w:val="21"/>
+        </w:rPr>
+        <w:t xml:space="preserve"> </w:t>
+      </w:r>
+      <w:proofErr w:type="spellStart"/>
+      <w:r>
+        <w:rPr>
+          <w:rFonts w:ascii="Segoe UI" w:hAnsi="Segoe UI" w:cs="Segoe UI"/>
+          <w:szCs w:val="21"/>
+        </w:rPr>
+        <w:t>robusta</w:t>
+      </w:r>
+      <w:proofErr w:type="spellEnd"/>
+      <w:r>
+        <w:rPr>
+          <w:rFonts w:ascii="Segoe UI" w:hAnsi="Segoe UI" w:cs="Segoe UI"/>
+          <w:szCs w:val="21"/>
+        </w:rPr>
+        <w:t xml:space="preserve"> del </w:t>
+      </w:r>
+      <w:proofErr w:type="spellStart"/>
+      <w:r>
+        <w:rPr>
+          <w:rFonts w:ascii="Segoe UI" w:hAnsi="Segoe UI" w:cs="Segoe UI"/>
+          <w:szCs w:val="21"/>
+        </w:rPr>
+        <w:t>rendimiento</w:t>
+      </w:r>
+      <w:proofErr w:type="spellEnd"/>
+      <w:r>
+        <w:rPr>
+          <w:rFonts w:ascii="Segoe UI" w:hAnsi="Segoe UI" w:cs="Segoe UI"/>
+          <w:szCs w:val="21"/>
+        </w:rPr>
+        <w:t>.</w:t>
+      </w:r>
+    </w:p>
+    <w:p>
+      <w:pPr>
+        <w:pStyle w:val="NormalWeb"/>
+        <w:spacing w:line="300" w:lineRule="atLeast"/>
+        <w:rPr>
+          <w:rFonts w:ascii="Segoe UI" w:hAnsi="Segoe UI" w:cs="Segoe UI"/>
+          <w:sz w:val="21"/>
+          <w:szCs w:val="21"/>
+        </w:rPr>
+      </w:pPr>
+      <w:r>
+        <w:rPr>
+          <w:rFonts w:ascii="Segoe UI" w:hAnsi="Segoe UI" w:cs="Segoe UI"/>
+          <w:sz w:val="21"/>
+          <w:szCs w:val="21"/>
+        </w:rPr>
+        <w:t xml:space="preserve">En conclusión, la regresión lineal proporciona una solución sencilla y fácil de interpretar para estimar la edad del </w:t>
+      </w:r>
+      <w:proofErr w:type="spellStart"/>
+      <w:r>
+        <w:rPr>
+          <w:rFonts w:ascii="Segoe UI" w:hAnsi="Segoe UI" w:cs="Segoe UI"/>
+          <w:sz w:val="21"/>
+          <w:szCs w:val="21"/>
+        </w:rPr>
+        <w:t>abalón</w:t>
+      </w:r>
+      <w:proofErr w:type="spellEnd"/>
+      <w:r>
+        <w:rPr>
+          <w:rFonts w:ascii="Segoe UI" w:hAnsi="Segoe UI" w:cs="Segoe UI"/>
+          <w:sz w:val="21"/>
+          <w:szCs w:val="21"/>
+        </w:rPr>
+        <w:t>, aunque existen técnicas más avanzadas que podrían mejorar la precisión de las predicciones obtenidas.</w:t>
+      </w:r>
+    </w:p>
+    <w:p>
+      <w:pPr>
+        <w:pStyle w:val="Listaconvietas"/>
+        <w:numPr>
+          <w:ilvl w:val="0"/>
+          <w:numId w:val="0"/>
+        </w:numPr>
+        <w:ind w:left="360" w:hanging="360"/>
+      </w:pPr>
+    </w:p>
+    <w:p>
+      <w:pPr>
         <w:pStyle w:val="Ttulo1"/>
       </w:pPr>
       <w:r>
+        <w:lastRenderedPageBreak/>
         <w:t>11. Tecnologías recomendadas</w:t>
       </w:r>
     </w:p>
@@ -1317,7 +6719,7 @@
   <w:abstractNum w:abstractNumId="8" w15:restartNumberingAfterBreak="0">
     <w:nsid w:val="FFFFFF89"/>
     <w:multiLevelType w:val="singleLevel"/>
-    <w:tmpl w:val="29761A62"/>
+    <w:tmpl w:val="3BAA409A"/>
     <w:lvl w:ilvl="0">
       <w:start w:val="1"/>
       <w:numFmt w:val="bullet"/>
@@ -1339,6 +6741,304 @@
     <w:nsid w:val="18756F67"/>
     <w:multiLevelType w:val="multilevel"/>
     <w:tmpl w:val="23340D28"/>
+    <w:lvl w:ilvl="0">
+      <w:start w:val="1"/>
+      <w:numFmt w:val="bullet"/>
+      <w:lvlText w:val=""/>
+      <w:lvlJc w:val="left"/>
+      <w:pPr>
+        <w:tabs>
+          <w:tab w:val="num" w:pos="720"/>
+        </w:tabs>
+        <w:ind w:left="720" w:hanging="360"/>
+      </w:pPr>
+      <w:rPr>
+        <w:rFonts w:ascii="Symbol" w:hAnsi="Symbol" w:hint="default"/>
+        <w:sz w:val="20"/>
+      </w:rPr>
+    </w:lvl>
+    <w:lvl w:ilvl="1" w:tentative="1">
+      <w:start w:val="1"/>
+      <w:numFmt w:val="bullet"/>
+      <w:lvlText w:val="o"/>
+      <w:lvlJc w:val="left"/>
+      <w:pPr>
+        <w:tabs>
+          <w:tab w:val="num" w:pos="1440"/>
+        </w:tabs>
+        <w:ind w:left="1440" w:hanging="360"/>
+      </w:pPr>
+      <w:rPr>
+        <w:rFonts w:ascii="Courier New" w:hAnsi="Courier New" w:hint="default"/>
+        <w:sz w:val="20"/>
+      </w:rPr>
+    </w:lvl>
+    <w:lvl w:ilvl="2" w:tentative="1">
+      <w:start w:val="1"/>
+      <w:numFmt w:val="bullet"/>
+      <w:lvlText w:val=""/>
+      <w:lvlJc w:val="left"/>
+      <w:pPr>
+        <w:tabs>
+          <w:tab w:val="num" w:pos="2160"/>
+        </w:tabs>
+        <w:ind w:left="2160" w:hanging="360"/>
+      </w:pPr>
+      <w:rPr>
+        <w:rFonts w:ascii="Wingdings" w:hAnsi="Wingdings" w:hint="default"/>
+        <w:sz w:val="20"/>
+      </w:rPr>
+    </w:lvl>
+    <w:lvl w:ilvl="3" w:tentative="1">
+      <w:start w:val="1"/>
+      <w:numFmt w:val="bullet"/>
+      <w:lvlText w:val=""/>
+      <w:lvlJc w:val="left"/>
+      <w:pPr>
+        <w:tabs>
+          <w:tab w:val="num" w:pos="2880"/>
+        </w:tabs>
+        <w:ind w:left="2880" w:hanging="360"/>
+      </w:pPr>
+      <w:rPr>
+        <w:rFonts w:ascii="Wingdings" w:hAnsi="Wingdings" w:hint="default"/>
+        <w:sz w:val="20"/>
+      </w:rPr>
+    </w:lvl>
+    <w:lvl w:ilvl="4" w:tentative="1">
+      <w:start w:val="1"/>
+      <w:numFmt w:val="bullet"/>
+      <w:lvlText w:val=""/>
+      <w:lvlJc w:val="left"/>
+      <w:pPr>
+        <w:tabs>
+          <w:tab w:val="num" w:pos="3600"/>
+        </w:tabs>
+        <w:ind w:left="3600" w:hanging="360"/>
+      </w:pPr>
+      <w:rPr>
+        <w:rFonts w:ascii="Wingdings" w:hAnsi="Wingdings" w:hint="default"/>
+        <w:sz w:val="20"/>
+      </w:rPr>
+    </w:lvl>
+    <w:lvl w:ilvl="5" w:tentative="1">
+      <w:start w:val="1"/>
+      <w:numFmt w:val="bullet"/>
+      <w:lvlText w:val=""/>
+      <w:lvlJc w:val="left"/>
+      <w:pPr>
+        <w:tabs>
+          <w:tab w:val="num" w:pos="4320"/>
+        </w:tabs>
+        <w:ind w:left="4320" w:hanging="360"/>
+      </w:pPr>
+      <w:rPr>
+        <w:rFonts w:ascii="Wingdings" w:hAnsi="Wingdings" w:hint="default"/>
+        <w:sz w:val="20"/>
+      </w:rPr>
+    </w:lvl>
+    <w:lvl w:ilvl="6" w:tentative="1">
+      <w:start w:val="1"/>
+      <w:numFmt w:val="bullet"/>
+      <w:lvlText w:val=""/>
+      <w:lvlJc w:val="left"/>
+      <w:pPr>
+        <w:tabs>
+          <w:tab w:val="num" w:pos="5040"/>
+        </w:tabs>
+        <w:ind w:left="5040" w:hanging="360"/>
+      </w:pPr>
+      <w:rPr>
+        <w:rFonts w:ascii="Wingdings" w:hAnsi="Wingdings" w:hint="default"/>
+        <w:sz w:val="20"/>
+      </w:rPr>
+    </w:lvl>
+    <w:lvl w:ilvl="7" w:tentative="1">
+      <w:start w:val="1"/>
+      <w:numFmt w:val="bullet"/>
+      <w:lvlText w:val=""/>
+      <w:lvlJc w:val="left"/>
+      <w:pPr>
+        <w:tabs>
+          <w:tab w:val="num" w:pos="5760"/>
+        </w:tabs>
+        <w:ind w:left="5760" w:hanging="360"/>
+      </w:pPr>
+      <w:rPr>
+        <w:rFonts w:ascii="Wingdings" w:hAnsi="Wingdings" w:hint="default"/>
+        <w:sz w:val="20"/>
+      </w:rPr>
+    </w:lvl>
+    <w:lvl w:ilvl="8" w:tentative="1">
+      <w:start w:val="1"/>
+      <w:numFmt w:val="bullet"/>
+      <w:lvlText w:val=""/>
+      <w:lvlJc w:val="left"/>
+      <w:pPr>
+        <w:tabs>
+          <w:tab w:val="num" w:pos="6480"/>
+        </w:tabs>
+        <w:ind w:left="6480" w:hanging="360"/>
+      </w:pPr>
+      <w:rPr>
+        <w:rFonts w:ascii="Wingdings" w:hAnsi="Wingdings" w:hint="default"/>
+        <w:sz w:val="20"/>
+      </w:rPr>
+    </w:lvl>
+  </w:abstractNum>
+  <w:abstractNum w:abstractNumId="10" w15:restartNumberingAfterBreak="0">
+    <w:nsid w:val="1A6F380E"/>
+    <w:multiLevelType w:val="multilevel"/>
+    <w:tmpl w:val="7398F5F2"/>
+    <w:lvl w:ilvl="0">
+      <w:start w:val="1"/>
+      <w:numFmt w:val="bullet"/>
+      <w:lvlText w:val=""/>
+      <w:lvlJc w:val="left"/>
+      <w:pPr>
+        <w:tabs>
+          <w:tab w:val="num" w:pos="720"/>
+        </w:tabs>
+        <w:ind w:left="720" w:hanging="360"/>
+      </w:pPr>
+      <w:rPr>
+        <w:rFonts w:ascii="Symbol" w:hAnsi="Symbol" w:hint="default"/>
+        <w:sz w:val="20"/>
+      </w:rPr>
+    </w:lvl>
+    <w:lvl w:ilvl="1" w:tentative="1">
+      <w:start w:val="1"/>
+      <w:numFmt w:val="bullet"/>
+      <w:lvlText w:val="o"/>
+      <w:lvlJc w:val="left"/>
+      <w:pPr>
+        <w:tabs>
+          <w:tab w:val="num" w:pos="1440"/>
+        </w:tabs>
+        <w:ind w:left="1440" w:hanging="360"/>
+      </w:pPr>
+      <w:rPr>
+        <w:rFonts w:ascii="Courier New" w:hAnsi="Courier New" w:hint="default"/>
+        <w:sz w:val="20"/>
+      </w:rPr>
+    </w:lvl>
+    <w:lvl w:ilvl="2" w:tentative="1">
+      <w:start w:val="1"/>
+      <w:numFmt w:val="bullet"/>
+      <w:lvlText w:val=""/>
+      <w:lvlJc w:val="left"/>
+      <w:pPr>
+        <w:tabs>
+          <w:tab w:val="num" w:pos="2160"/>
+        </w:tabs>
+        <w:ind w:left="2160" w:hanging="360"/>
+      </w:pPr>
+      <w:rPr>
+        <w:rFonts w:ascii="Wingdings" w:hAnsi="Wingdings" w:hint="default"/>
+        <w:sz w:val="20"/>
+      </w:rPr>
+    </w:lvl>
+    <w:lvl w:ilvl="3" w:tentative="1">
+      <w:start w:val="1"/>
+      <w:numFmt w:val="bullet"/>
+      <w:lvlText w:val=""/>
+      <w:lvlJc w:val="left"/>
+      <w:pPr>
+        <w:tabs>
+          <w:tab w:val="num" w:pos="2880"/>
+        </w:tabs>
+        <w:ind w:left="2880" w:hanging="360"/>
+      </w:pPr>
+      <w:rPr>
+        <w:rFonts w:ascii="Wingdings" w:hAnsi="Wingdings" w:hint="default"/>
+        <w:sz w:val="20"/>
+      </w:rPr>
+    </w:lvl>
+    <w:lvl w:ilvl="4" w:tentative="1">
+      <w:start w:val="1"/>
+      <w:numFmt w:val="bullet"/>
+      <w:lvlText w:val=""/>
+      <w:lvlJc w:val="left"/>
+      <w:pPr>
+        <w:tabs>
+          <w:tab w:val="num" w:pos="3600"/>
+        </w:tabs>
+        <w:ind w:left="3600" w:hanging="360"/>
+      </w:pPr>
+      <w:rPr>
+        <w:rFonts w:ascii="Wingdings" w:hAnsi="Wingdings" w:hint="default"/>
+        <w:sz w:val="20"/>
+      </w:rPr>
+    </w:lvl>
+    <w:lvl w:ilvl="5" w:tentative="1">
+      <w:start w:val="1"/>
+      <w:numFmt w:val="bullet"/>
+      <w:lvlText w:val=""/>
+      <w:lvlJc w:val="left"/>
+      <w:pPr>
+        <w:tabs>
+          <w:tab w:val="num" w:pos="4320"/>
+        </w:tabs>
+        <w:ind w:left="4320" w:hanging="360"/>
+      </w:pPr>
+      <w:rPr>
+        <w:rFonts w:ascii="Wingdings" w:hAnsi="Wingdings" w:hint="default"/>
+        <w:sz w:val="20"/>
+      </w:rPr>
+    </w:lvl>
+    <w:lvl w:ilvl="6" w:tentative="1">
+      <w:start w:val="1"/>
+      <w:numFmt w:val="bullet"/>
+      <w:lvlText w:val=""/>
+      <w:lvlJc w:val="left"/>
+      <w:pPr>
+        <w:tabs>
+          <w:tab w:val="num" w:pos="5040"/>
+        </w:tabs>
+        <w:ind w:left="5040" w:hanging="360"/>
+      </w:pPr>
+      <w:rPr>
+        <w:rFonts w:ascii="Wingdings" w:hAnsi="Wingdings" w:hint="default"/>
+        <w:sz w:val="20"/>
+      </w:rPr>
+    </w:lvl>
+    <w:lvl w:ilvl="7" w:tentative="1">
+      <w:start w:val="1"/>
+      <w:numFmt w:val="bullet"/>
+      <w:lvlText w:val=""/>
+      <w:lvlJc w:val="left"/>
+      <w:pPr>
+        <w:tabs>
+          <w:tab w:val="num" w:pos="5760"/>
+        </w:tabs>
+        <w:ind w:left="5760" w:hanging="360"/>
+      </w:pPr>
+      <w:rPr>
+        <w:rFonts w:ascii="Wingdings" w:hAnsi="Wingdings" w:hint="default"/>
+        <w:sz w:val="20"/>
+      </w:rPr>
+    </w:lvl>
+    <w:lvl w:ilvl="8" w:tentative="1">
+      <w:start w:val="1"/>
+      <w:numFmt w:val="bullet"/>
+      <w:lvlText w:val=""/>
+      <w:lvlJc w:val="left"/>
+      <w:pPr>
+        <w:tabs>
+          <w:tab w:val="num" w:pos="6480"/>
+        </w:tabs>
+        <w:ind w:left="6480" w:hanging="360"/>
+      </w:pPr>
+      <w:rPr>
+        <w:rFonts w:ascii="Wingdings" w:hAnsi="Wingdings" w:hint="default"/>
+        <w:sz w:val="20"/>
+      </w:rPr>
+    </w:lvl>
+  </w:abstractNum>
+  <w:abstractNum w:abstractNumId="11" w15:restartNumberingAfterBreak="0">
+    <w:nsid w:val="6C0123B8"/>
+    <w:multiLevelType w:val="multilevel"/>
+    <w:tmpl w:val="15F47DF6"/>
     <w:lvl w:ilvl="0">
       <w:start w:val="1"/>
       <w:numFmt w:val="bullet"/>
@@ -1513,6 +7213,12 @@
   </w:num>
   <w:num w:numId="10">
     <w:abstractNumId w:val="9"/>
+  </w:num>
+  <w:num w:numId="11">
+    <w:abstractNumId w:val="10"/>
+  </w:num>
+  <w:num w:numId="12">
+    <w:abstractNumId w:val="11"/>
   </w:num>
 </w:numbering>
 </file>
@@ -12937,6 +18643,24 @@
       <w:lang w:val="es-ES" w:eastAsia="es-ES"/>
     </w:rPr>
   </w:style>
+  <w:style w:type="character" w:customStyle="1" w:styleId="wfc2s3oy">
+    <w:name w:val="wfc2s3oy"/>
+    <w:basedOn w:val="Fuentedeprrafopredeter"/>
+    <w:rsid w:val="00305A7E"/>
+  </w:style>
+  <w:style w:type="character" w:styleId="CdigoHTML">
+    <w:name w:val="HTML Code"/>
+    <w:basedOn w:val="Fuentedeprrafopredeter"/>
+    <w:uiPriority w:val="99"/>
+    <w:semiHidden/>
+    <w:unhideWhenUsed/>
+    <w:rsid w:val="00F35023"/>
+    <w:rPr>
+      <w:rFonts w:ascii="Courier New" w:eastAsia="Times New Roman" w:hAnsi="Courier New" w:cs="Courier New"/>
+      <w:sz w:val="20"/>
+      <w:szCs w:val="20"/>
+    </w:rPr>
+  </w:style>
 </w:styles>
 </file>
 
